--- a/Observação.docx
+++ b/Observação.docx
@@ -1,16 +1,16 @@
 
 <file path=word/document.xml><?xml version="1.0" encoding="utf-8"?>
-<w:document xmlns:wpc="http://schemas.microsoft.com/office/word/2010/wordprocessingCanvas" xmlns:mc="http://schemas.openxmlformats.org/markup-compatibility/2006" xmlns:o="urn:schemas-microsoft-com:office:office" xmlns:r="http://schemas.openxmlformats.org/officeDocument/2006/relationships" xmlns:m="http://schemas.openxmlformats.org/officeDocument/2006/math" xmlns:v="urn:schemas-microsoft-com:vml" xmlns:wp14="http://schemas.microsoft.com/office/word/2010/wordprocessingDrawing" xmlns:wp="http://schemas.openxmlformats.org/drawingml/2006/wordprocessingDrawing" xmlns:w="http://schemas.openxmlformats.org/wordprocessingml/2006/main" xmlns:w14="http://schemas.microsoft.com/office/word/2010/wordml" xmlns:w10="urn:schemas-microsoft-com:office:word" xmlns:w15="http://schemas.microsoft.com/office/word/2012/wordml" xmlns:wpg="http://schemas.microsoft.com/office/word/2010/wordprocessingGroup" xmlns:wpi="http://schemas.microsoft.com/office/word/2010/wordprocessingInk" xmlns:wne="http://schemas.microsoft.com/office/word/2006/wordml" xmlns:wps="http://schemas.microsoft.com/office/word/2010/wordprocessingShape" xmlns:wpsCustomData="http://www.wps.cn/officeDocument/2013/wpsCustomData" mc:Ignorable="w14 w15 wp14">
+<w:document xmlns:wpc="http://schemas.microsoft.com/office/word/2010/wordprocessingCanvas" xmlns:cx="http://schemas.microsoft.com/office/drawing/2014/chartex" xmlns:cx1="http://schemas.microsoft.com/office/drawing/2015/9/8/chartex" xmlns:cx2="http://schemas.microsoft.com/office/drawing/2015/10/21/chartex" xmlns:cx3="http://schemas.microsoft.com/office/drawing/2016/5/9/chartex" xmlns:cx4="http://schemas.microsoft.com/office/drawing/2016/5/10/chartex" xmlns:cx5="http://schemas.microsoft.com/office/drawing/2016/5/11/chartex" xmlns:cx6="http://schemas.microsoft.com/office/drawing/2016/5/12/chartex" xmlns:cx7="http://schemas.microsoft.com/office/drawing/2016/5/13/chartex" xmlns:cx8="http://schemas.microsoft.com/office/drawing/2016/5/14/chartex" xmlns:mc="http://schemas.openxmlformats.org/markup-compatibility/2006" xmlns:aink="http://schemas.microsoft.com/office/drawing/2016/ink" xmlns:am3d="http://schemas.microsoft.com/office/drawing/2017/model3d" xmlns:o="urn:schemas-microsoft-com:office:office" xmlns:oel="http://schemas.microsoft.com/office/2019/extlst" xmlns:r="http://schemas.openxmlformats.org/officeDocument/2006/relationships" xmlns:m="http://schemas.openxmlformats.org/officeDocument/2006/math" xmlns:v="urn:schemas-microsoft-com:vml" xmlns:wp14="http://schemas.microsoft.com/office/word/2010/wordprocessingDrawing" xmlns:wp="http://schemas.openxmlformats.org/drawingml/2006/wordprocessingDrawing" xmlns:w10="urn:schemas-microsoft-com:office:word" xmlns:w="http://schemas.openxmlformats.org/wordprocessingml/2006/main" xmlns:w14="http://schemas.microsoft.com/office/word/2010/wordml" xmlns:w15="http://schemas.microsoft.com/office/word/2012/wordml" xmlns:w16cex="http://schemas.microsoft.com/office/word/2018/wordml/cex" xmlns:w16cid="http://schemas.microsoft.com/office/word/2016/wordml/cid" xmlns:w16="http://schemas.microsoft.com/office/word/2018/wordml" xmlns:w16du="http://schemas.microsoft.com/office/word/2023/wordml/word16du" xmlns:w16sdtdh="http://schemas.microsoft.com/office/word/2020/wordml/sdtdatahash" xmlns:w16sdtfl="http://schemas.microsoft.com/office/word/2024/wordml/sdtformatlock" xmlns:w16se="http://schemas.microsoft.com/office/word/2015/wordml/symex" xmlns:wpg="http://schemas.microsoft.com/office/word/2010/wordprocessingGroup" xmlns:wpi="http://schemas.microsoft.com/office/word/2010/wordprocessingInk" xmlns:wne="http://schemas.microsoft.com/office/word/2006/wordml" xmlns:wps="http://schemas.microsoft.com/office/word/2010/wordprocessingShape" mc:Ignorable="w14 w15 w16se w16cid w16 w16cex w16sdtdh w16sdtfl w16du wp14">
   <w:body>
     <w:p>
       <w:pPr>
         <w:rPr>
-          <w:rFonts w:hint="default" w:ascii="Calibri Light" w:hAnsi="Calibri Light" w:cs="Calibri Light"/>
-        </w:rPr>
-      </w:pPr>
-      <w:r>
-        <w:rPr>
-          <w:rFonts w:hint="default" w:ascii="Calibri Light" w:hAnsi="Calibri Light" w:cs="Calibri Light"/>
+          <w:rFonts w:ascii="Calibri Light" w:hAnsi="Calibri Light" w:cs="Calibri Light"/>
+        </w:rPr>
+      </w:pPr>
+      <w:r>
+        <w:rPr>
+          <w:rFonts w:ascii="Calibri Light" w:hAnsi="Calibri Light" w:cs="Calibri Light"/>
         </w:rPr>
         <w:t>A análise do vídeo trouxe perspectivas tecnológicas que podem ser integradas ao projeto para resolver os problemas de espaço e eficiência:</w:t>
       </w:r>
@@ -22,12 +22,12 @@
           <w:numId w:val="1"/>
         </w:numPr>
         <w:rPr>
-          <w:rFonts w:hint="default" w:ascii="Calibri Light" w:hAnsi="Calibri Light" w:cs="Calibri Light"/>
-        </w:rPr>
-      </w:pPr>
-      <w:r>
-        <w:rPr>
-          <w:rFonts w:hint="default" w:ascii="Calibri Light" w:hAnsi="Calibri Light" w:cs="Calibri Light"/>
+          <w:rFonts w:ascii="Calibri Light" w:hAnsi="Calibri Light" w:cs="Calibri Light"/>
+        </w:rPr>
+      </w:pPr>
+      <w:r>
+        <w:rPr>
+          <w:rFonts w:ascii="Calibri Light" w:hAnsi="Calibri Light" w:cs="Calibri Light"/>
           <w:b/>
           <w:bCs/>
         </w:rPr>
@@ -35,13 +35,13 @@
       </w:r>
       <w:r>
         <w:rPr>
-          <w:rFonts w:hint="default" w:ascii="Calibri Light" w:hAnsi="Calibri Light" w:cs="Calibri Light"/>
+          <w:rFonts w:ascii="Calibri Light" w:hAnsi="Calibri Light" w:cs="Calibri Light"/>
         </w:rPr>
         <w:t xml:space="preserve"> Sistemas de </w:t>
       </w:r>
       <w:r>
         <w:rPr>
-          <w:rFonts w:hint="default" w:ascii="Calibri Light" w:hAnsi="Calibri Light" w:cs="Calibri Light"/>
+          <w:rFonts w:ascii="Calibri Light" w:hAnsi="Calibri Light" w:cs="Calibri Light"/>
           <w:b/>
           <w:bCs/>
         </w:rPr>
@@ -49,13 +49,13 @@
       </w:r>
       <w:r>
         <w:rPr>
-          <w:rFonts w:hint="default" w:ascii="Calibri Light" w:hAnsi="Calibri Light" w:cs="Calibri Light"/>
+          <w:rFonts w:ascii="Calibri Light" w:hAnsi="Calibri Light" w:cs="Calibri Light"/>
         </w:rPr>
         <w:t xml:space="preserve"> (vertical) e sistemas </w:t>
       </w:r>
       <w:r>
         <w:rPr>
-          <w:rFonts w:hint="default" w:ascii="Calibri Light" w:hAnsi="Calibri Light" w:cs="Calibri Light"/>
+          <w:rFonts w:ascii="Calibri Light" w:hAnsi="Calibri Light" w:cs="Calibri Light"/>
           <w:b/>
           <w:bCs/>
         </w:rPr>
@@ -63,7 +63,7 @@
       </w:r>
       <w:r>
         <w:rPr>
-          <w:rFonts w:hint="default" w:ascii="Calibri Light" w:hAnsi="Calibri Light" w:cs="Calibri Light"/>
+          <w:rFonts w:ascii="Calibri Light" w:hAnsi="Calibri Light" w:cs="Calibri Light"/>
         </w:rPr>
         <w:t xml:space="preserve"> (puzzle) que maximizam o uso do solo em áreas urbanas densas.</w:t>
       </w:r>
@@ -75,12 +75,12 @@
           <w:numId w:val="1"/>
         </w:numPr>
         <w:rPr>
-          <w:rFonts w:hint="default" w:ascii="Calibri Light" w:hAnsi="Calibri Light" w:cs="Calibri Light"/>
-        </w:rPr>
-      </w:pPr>
-      <w:r>
-        <w:rPr>
-          <w:rFonts w:hint="default" w:ascii="Calibri Light" w:hAnsi="Calibri Light" w:cs="Calibri Light"/>
+          <w:rFonts w:ascii="Calibri Light" w:hAnsi="Calibri Light" w:cs="Calibri Light"/>
+        </w:rPr>
+      </w:pPr>
+      <w:r>
+        <w:rPr>
+          <w:rFonts w:ascii="Calibri Light" w:hAnsi="Calibri Light" w:cs="Calibri Light"/>
           <w:b/>
           <w:bCs/>
         </w:rPr>
@@ -88,13 +88,13 @@
       </w:r>
       <w:r>
         <w:rPr>
-          <w:rFonts w:hint="default" w:ascii="Calibri Light" w:hAnsi="Calibri Light" w:cs="Calibri Light"/>
+          <w:rFonts w:ascii="Calibri Light" w:hAnsi="Calibri Light" w:cs="Calibri Light"/>
         </w:rPr>
         <w:t xml:space="preserve"> Uso de </w:t>
       </w:r>
       <w:r>
         <w:rPr>
-          <w:rFonts w:hint="default" w:ascii="Calibri Light" w:hAnsi="Calibri Light" w:cs="Calibri Light"/>
+          <w:rFonts w:ascii="Calibri Light" w:hAnsi="Calibri Light" w:cs="Calibri Light"/>
           <w:b/>
           <w:bCs/>
         </w:rPr>
@@ -102,7 +102,7 @@
       </w:r>
       <w:r>
         <w:rPr>
-          <w:rFonts w:hint="default" w:ascii="Calibri Light" w:hAnsi="Calibri Light" w:cs="Calibri Light"/>
+          <w:rFonts w:ascii="Calibri Light" w:hAnsi="Calibri Light" w:cs="Calibri Light"/>
         </w:rPr>
         <w:t xml:space="preserve"> que navegam pelo pátio e estacionam o carro com segurança, eliminando o erro humano e o estresse do motorista.</w:t>
       </w:r>
@@ -114,12 +114,12 @@
           <w:numId w:val="1"/>
         </w:numPr>
         <w:rPr>
-          <w:rFonts w:hint="default" w:ascii="Calibri Light" w:hAnsi="Calibri Light" w:cs="Calibri Light"/>
-        </w:rPr>
-      </w:pPr>
-      <w:r>
-        <w:rPr>
-          <w:rFonts w:hint="default" w:ascii="Calibri Light" w:hAnsi="Calibri Light" w:cs="Calibri Light"/>
+          <w:rFonts w:ascii="Calibri Light" w:hAnsi="Calibri Light" w:cs="Calibri Light"/>
+        </w:rPr>
+      </w:pPr>
+      <w:r>
+        <w:rPr>
+          <w:rFonts w:ascii="Calibri Light" w:hAnsi="Calibri Light" w:cs="Calibri Light"/>
           <w:b/>
           <w:bCs/>
         </w:rPr>
@@ -127,13 +127,13 @@
       </w:r>
       <w:r>
         <w:rPr>
-          <w:rFonts w:hint="default" w:ascii="Calibri Light" w:hAnsi="Calibri Light" w:cs="Calibri Light"/>
+          <w:rFonts w:ascii="Calibri Light" w:hAnsi="Calibri Light" w:cs="Calibri Light"/>
         </w:rPr>
         <w:t xml:space="preserve"> Estruturas de até 10 andares com acesso via </w:t>
       </w:r>
       <w:r>
         <w:rPr>
-          <w:rFonts w:hint="default" w:ascii="Calibri Light" w:hAnsi="Calibri Light" w:cs="Calibri Light"/>
+          <w:rFonts w:ascii="Calibri Light" w:hAnsi="Calibri Light" w:cs="Calibri Light"/>
           <w:b/>
           <w:bCs/>
         </w:rPr>
@@ -141,7 +141,7 @@
       </w:r>
       <w:r>
         <w:rPr>
-          <w:rFonts w:hint="default" w:ascii="Calibri Light" w:hAnsi="Calibri Light" w:cs="Calibri Light"/>
+          <w:rFonts w:ascii="Calibri Light" w:hAnsi="Calibri Light" w:cs="Calibri Light"/>
         </w:rPr>
         <w:t xml:space="preserve"> e telas sensíveis ao toque, garantindo que o carro fique protegido de intempéries e furtos.</w:t>
       </w:r>
@@ -153,12 +153,12 @@
           <w:numId w:val="1"/>
         </w:numPr>
         <w:rPr>
-          <w:rFonts w:hint="default" w:ascii="Calibri Light" w:hAnsi="Calibri Light" w:cs="Calibri Light"/>
-        </w:rPr>
-      </w:pPr>
-      <w:r>
-        <w:rPr>
-          <w:rFonts w:hint="default" w:ascii="Calibri Light" w:hAnsi="Calibri Light" w:cs="Calibri Light"/>
+          <w:rFonts w:ascii="Calibri Light" w:hAnsi="Calibri Light" w:cs="Calibri Light"/>
+        </w:rPr>
+      </w:pPr>
+      <w:r>
+        <w:rPr>
+          <w:rFonts w:ascii="Calibri Light" w:hAnsi="Calibri Light" w:cs="Calibri Light"/>
           <w:b/>
           <w:bCs/>
         </w:rPr>
@@ -166,13 +166,13 @@
       </w:r>
       <w:r>
         <w:rPr>
-          <w:rFonts w:hint="default" w:ascii="Calibri Light" w:hAnsi="Calibri Light" w:cs="Calibri Light"/>
+          <w:rFonts w:ascii="Calibri Light" w:hAnsi="Calibri Light" w:cs="Calibri Light"/>
         </w:rPr>
         <w:t xml:space="preserve"> Soluções de elevadores hidráulicos que permitem o uso do espaço superior para jardins ou pátios, mantendo a garagem totalmente </w:t>
       </w:r>
       <w:r>
         <w:rPr>
-          <w:rFonts w:hint="default" w:ascii="Calibri Light" w:hAnsi="Calibri Light" w:cs="Calibri Light"/>
+          <w:rFonts w:ascii="Calibri Light" w:hAnsi="Calibri Light" w:cs="Calibri Light"/>
           <w:b/>
           <w:bCs/>
         </w:rPr>
@@ -180,7 +180,7 @@
       </w:r>
       <w:r>
         <w:rPr>
-          <w:rFonts w:hint="default" w:ascii="Calibri Light" w:hAnsi="Calibri Light" w:cs="Calibri Light"/>
+          <w:rFonts w:ascii="Calibri Light" w:hAnsi="Calibri Light" w:cs="Calibri Light"/>
         </w:rPr>
         <w:t>.</w:t>
       </w:r>
@@ -188,14 +188,12 @@
     <w:p>
       <w:pPr>
         <w:rPr>
-          <w:rFonts w:hint="default" w:ascii="Calibri Light" w:hAnsi="Calibri Light" w:cs="Calibri Light"/>
-        </w:rPr>
-      </w:pPr>
-      <w:bookmarkStart w:id="0" w:name="_GoBack"/>
-      <w:bookmarkEnd w:id="0"/>
-      <w:r>
-        <w:rPr>
-          <w:rFonts w:hint="default" w:ascii="Calibri Light" w:hAnsi="Calibri Light" w:cs="Calibri Light"/>
+          <w:rFonts w:ascii="Calibri Light" w:hAnsi="Calibri Light" w:cs="Calibri Light"/>
+        </w:rPr>
+      </w:pPr>
+      <w:r>
+        <w:rPr>
+          <w:rFonts w:ascii="Calibri Light" w:hAnsi="Calibri Light" w:cs="Calibri Light"/>
           <w:b/>
           <w:bCs/>
         </w:rPr>
@@ -205,12 +203,12 @@
     <w:p>
       <w:pPr>
         <w:rPr>
-          <w:rFonts w:hint="default" w:ascii="Calibri Light" w:hAnsi="Calibri Light" w:cs="Calibri Light"/>
-        </w:rPr>
-      </w:pPr>
-      <w:r>
-        <w:rPr>
-          <w:rFonts w:hint="default" w:ascii="Calibri Light" w:hAnsi="Calibri Light" w:cs="Calibri Light"/>
+          <w:rFonts w:ascii="Calibri Light" w:hAnsi="Calibri Light" w:cs="Calibri Light"/>
+        </w:rPr>
+      </w:pPr>
+      <w:r>
+        <w:rPr>
+          <w:rFonts w:ascii="Calibri Light" w:hAnsi="Calibri Light" w:cs="Calibri Light"/>
         </w:rPr>
         <w:t>Com base no que foi visto, os seguintes requisitos devem ser incorporados à lista do projeto:</w:t>
       </w:r>
@@ -222,12 +220,12 @@
           <w:numId w:val="2"/>
         </w:numPr>
         <w:rPr>
-          <w:rFonts w:hint="default" w:ascii="Calibri Light" w:hAnsi="Calibri Light" w:cs="Calibri Light"/>
-        </w:rPr>
-      </w:pPr>
-      <w:r>
-        <w:rPr>
-          <w:rFonts w:hint="default" w:ascii="Calibri Light" w:hAnsi="Calibri Light" w:cs="Calibri Light"/>
+          <w:rFonts w:ascii="Calibri Light" w:hAnsi="Calibri Light" w:cs="Calibri Light"/>
+        </w:rPr>
+      </w:pPr>
+      <w:r>
+        <w:rPr>
+          <w:rFonts w:ascii="Calibri Light" w:hAnsi="Calibri Light" w:cs="Calibri Light"/>
           <w:b/>
           <w:bCs/>
         </w:rPr>
@@ -235,13 +233,13 @@
       </w:r>
       <w:r>
         <w:rPr>
-          <w:rFonts w:hint="default" w:ascii="Calibri Light" w:hAnsi="Calibri Light" w:cs="Calibri Light"/>
+          <w:rFonts w:ascii="Calibri Light" w:hAnsi="Calibri Light" w:cs="Calibri Light"/>
         </w:rPr>
         <w:t xml:space="preserve"> O sistema deve fornecer a </w:t>
       </w:r>
       <w:r>
         <w:rPr>
-          <w:rFonts w:hint="default" w:ascii="Calibri Light" w:hAnsi="Calibri Light" w:cs="Calibri Light"/>
+          <w:rFonts w:ascii="Calibri Light" w:hAnsi="Calibri Light" w:cs="Calibri Light"/>
           <w:b/>
           <w:bCs/>
         </w:rPr>
@@ -249,7 +247,7 @@
       </w:r>
       <w:r>
         <w:rPr>
-          <w:rFonts w:hint="default" w:ascii="Calibri Light" w:hAnsi="Calibri Light" w:cs="Calibri Light"/>
+          <w:rFonts w:ascii="Calibri Light" w:hAnsi="Calibri Light" w:cs="Calibri Light"/>
         </w:rPr>
         <w:t xml:space="preserve"> onde o veículo foi deixado para facilitar a recuperação pelos manobristas.</w:t>
       </w:r>
@@ -261,12 +259,12 @@
           <w:numId w:val="2"/>
         </w:numPr>
         <w:rPr>
-          <w:rFonts w:hint="default" w:ascii="Calibri Light" w:hAnsi="Calibri Light" w:cs="Calibri Light"/>
-        </w:rPr>
-      </w:pPr>
-      <w:r>
-        <w:rPr>
-          <w:rFonts w:hint="default" w:ascii="Calibri Light" w:hAnsi="Calibri Light" w:cs="Calibri Light"/>
+          <w:rFonts w:ascii="Calibri Light" w:hAnsi="Calibri Light" w:cs="Calibri Light"/>
+        </w:rPr>
+      </w:pPr>
+      <w:r>
+        <w:rPr>
+          <w:rFonts w:ascii="Calibri Light" w:hAnsi="Calibri Light" w:cs="Calibri Light"/>
           <w:b/>
           <w:bCs/>
         </w:rPr>
@@ -274,13 +272,13 @@
       </w:r>
       <w:r>
         <w:rPr>
-          <w:rFonts w:hint="default" w:ascii="Calibri Light" w:hAnsi="Calibri Light" w:cs="Calibri Light"/>
+          <w:rFonts w:ascii="Calibri Light" w:hAnsi="Calibri Light" w:cs="Calibri Light"/>
         </w:rPr>
         <w:t xml:space="preserve"> Integração com </w:t>
       </w:r>
       <w:r>
         <w:rPr>
-          <w:rFonts w:hint="default" w:ascii="Calibri Light" w:hAnsi="Calibri Light" w:cs="Calibri Light"/>
+          <w:rFonts w:ascii="Calibri Light" w:hAnsi="Calibri Light" w:cs="Calibri Light"/>
           <w:b/>
           <w:bCs/>
         </w:rPr>
@@ -288,7 +286,7 @@
       </w:r>
       <w:r>
         <w:rPr>
-          <w:rFonts w:hint="default" w:ascii="Calibri Light" w:hAnsi="Calibri Light" w:cs="Calibri Light"/>
+          <w:rFonts w:ascii="Calibri Light" w:hAnsi="Calibri Light" w:cs="Calibri Light"/>
         </w:rPr>
         <w:t xml:space="preserve"> para atualização em tempo real da disponibilidade de vagas, eliminando a necessidade de consulta manual.</w:t>
       </w:r>
@@ -300,12 +298,12 @@
           <w:numId w:val="2"/>
         </w:numPr>
         <w:rPr>
-          <w:rFonts w:hint="default" w:ascii="Calibri Light" w:hAnsi="Calibri Light" w:cs="Calibri Light"/>
-        </w:rPr>
-      </w:pPr>
-      <w:r>
-        <w:rPr>
-          <w:rFonts w:hint="default" w:ascii="Calibri Light" w:hAnsi="Calibri Light" w:cs="Calibri Light"/>
+          <w:rFonts w:ascii="Calibri Light" w:hAnsi="Calibri Light" w:cs="Calibri Light"/>
+        </w:rPr>
+      </w:pPr>
+      <w:r>
+        <w:rPr>
+          <w:rFonts w:ascii="Calibri Light" w:hAnsi="Calibri Light" w:cs="Calibri Light"/>
           <w:b/>
           <w:bCs/>
         </w:rPr>
@@ -313,13 +311,13 @@
       </w:r>
       <w:r>
         <w:rPr>
-          <w:rFonts w:hint="default" w:ascii="Calibri Light" w:hAnsi="Calibri Light" w:cs="Calibri Light"/>
+          <w:rFonts w:ascii="Calibri Light" w:hAnsi="Calibri Light" w:cs="Calibri Light"/>
         </w:rPr>
         <w:t xml:space="preserve"> O tempo de recuperação do veículo não deve ultrapassar </w:t>
       </w:r>
       <w:r>
         <w:rPr>
-          <w:rFonts w:hint="default" w:ascii="Calibri Light" w:hAnsi="Calibri Light" w:cs="Calibri Light"/>
+          <w:rFonts w:ascii="Calibri Light" w:hAnsi="Calibri Light" w:cs="Calibri Light"/>
           <w:b/>
           <w:bCs/>
         </w:rPr>
@@ -327,7 +325,7 @@
       </w:r>
       <w:r>
         <w:rPr>
-          <w:rFonts w:hint="default" w:ascii="Calibri Light" w:hAnsi="Calibri Light" w:cs="Calibri Light"/>
+          <w:rFonts w:ascii="Calibri Light" w:hAnsi="Calibri Light" w:cs="Calibri Light"/>
         </w:rPr>
         <w:t>, visando a eficiência observada em sistemas automatizados modernos.</w:t>
       </w:r>
@@ -339,12 +337,12 @@
           <w:numId w:val="2"/>
         </w:numPr>
         <w:rPr>
-          <w:rFonts w:hint="default" w:ascii="Calibri Light" w:hAnsi="Calibri Light" w:cs="Calibri Light"/>
-        </w:rPr>
-      </w:pPr>
-      <w:r>
-        <w:rPr>
-          <w:rFonts w:hint="default" w:ascii="Calibri Light" w:hAnsi="Calibri Light" w:cs="Calibri Light"/>
+          <w:rFonts w:ascii="Calibri Light" w:hAnsi="Calibri Light" w:cs="Calibri Light"/>
+        </w:rPr>
+      </w:pPr>
+      <w:r>
+        <w:rPr>
+          <w:rFonts w:ascii="Calibri Light" w:hAnsi="Calibri Light" w:cs="Calibri Light"/>
           <w:b/>
           <w:bCs/>
         </w:rPr>
@@ -352,13 +350,13 @@
       </w:r>
       <w:r>
         <w:rPr>
-          <w:rFonts w:hint="default" w:ascii="Calibri Light" w:hAnsi="Calibri Light" w:cs="Calibri Light"/>
+          <w:rFonts w:ascii="Calibri Light" w:hAnsi="Calibri Light" w:cs="Calibri Light"/>
         </w:rPr>
         <w:t xml:space="preserve"> O sistema deve garantir a </w:t>
       </w:r>
       <w:r>
         <w:rPr>
-          <w:rFonts w:hint="default" w:ascii="Calibri Light" w:hAnsi="Calibri Light" w:cs="Calibri Light"/>
+          <w:rFonts w:ascii="Calibri Light" w:hAnsi="Calibri Light" w:cs="Calibri Light"/>
           <w:b/>
           <w:bCs/>
         </w:rPr>
@@ -366,31 +364,250 @@
       </w:r>
       <w:r>
         <w:rPr>
-          <w:rFonts w:hint="default" w:ascii="Calibri Light" w:hAnsi="Calibri Light" w:cs="Calibri Light"/>
+          <w:rFonts w:ascii="Calibri Light" w:hAnsi="Calibri Light" w:cs="Calibri Light"/>
         </w:rPr>
         <w:t xml:space="preserve"> e o acesso apenas a pessoas autorizadas, preferencialmente via autenticação digital</w:t>
       </w:r>
     </w:p>
     <w:p>
       <w:pPr>
-        <w:rPr>
-          <w:rFonts w:hint="default" w:ascii="Calibri Light" w:hAnsi="Calibri Light" w:cs="Calibri Light"/>
-        </w:rPr>
-      </w:pPr>
+        <w:pStyle w:val="NormalWeb"/>
+        <w:numPr>
+          <w:ilvl w:val="0"/>
+          <w:numId w:val="3"/>
+        </w:numPr>
+        <w:rPr>
+          <w:rFonts w:ascii="Calibri" w:hAnsi="Calibri" w:cs="Calibri"/>
+        </w:rPr>
+      </w:pPr>
+      <w:r>
+        <w:rPr>
+          <w:rFonts w:ascii="Calibri" w:hAnsi="Calibri" w:cs="Calibri"/>
+          <w:color w:val="444444"/>
+        </w:rPr>
+        <w:t>Cadastrar a placa do carro, a marca e modelo.</w:t>
+      </w:r>
+    </w:p>
+    <w:p>
+      <w:pPr>
+        <w:pStyle w:val="NormalWeb"/>
+        <w:numPr>
+          <w:ilvl w:val="0"/>
+          <w:numId w:val="4"/>
+        </w:numPr>
+        <w:rPr>
+          <w:rFonts w:ascii="Calibri" w:hAnsi="Calibri" w:cs="Calibri"/>
+        </w:rPr>
+      </w:pPr>
+      <w:r>
+        <w:rPr>
+          <w:rFonts w:ascii="Calibri" w:hAnsi="Calibri" w:cs="Calibri"/>
+          <w:color w:val="444444"/>
+        </w:rPr>
+        <w:t>Cadastrar a data e horário da entrada.</w:t>
+      </w:r>
+    </w:p>
+    <w:p>
+      <w:pPr>
+        <w:pStyle w:val="NormalWeb"/>
+        <w:numPr>
+          <w:ilvl w:val="0"/>
+          <w:numId w:val="5"/>
+        </w:numPr>
+        <w:rPr>
+          <w:rFonts w:ascii="Calibri" w:hAnsi="Calibri" w:cs="Calibri"/>
+        </w:rPr>
+      </w:pPr>
+      <w:r>
+        <w:rPr>
+          <w:rFonts w:ascii="Calibri" w:hAnsi="Calibri" w:cs="Calibri"/>
+          <w:color w:val="444444"/>
+        </w:rPr>
+        <w:t>Emitir o recibo (ticket) com dados da placa do carro, marca e modelo com a data e horário da entrada e numero da vaga aonde o carro será estacionadoe QRcode referente essas informações.</w:t>
+      </w:r>
+    </w:p>
+    <w:p>
+      <w:pPr>
+        <w:pStyle w:val="NormalWeb"/>
+        <w:numPr>
+          <w:ilvl w:val="0"/>
+          <w:numId w:val="6"/>
+        </w:numPr>
+        <w:rPr>
+          <w:rFonts w:ascii="Calibri" w:hAnsi="Calibri" w:cs="Calibri"/>
+        </w:rPr>
+      </w:pPr>
+      <w:r>
+        <w:rPr>
+          <w:rFonts w:ascii="Calibri" w:hAnsi="Calibri" w:cs="Calibri"/>
+          <w:color w:val="444444"/>
+        </w:rPr>
+        <w:t>Consultar os dados através da placa, marca, modelo e QRCODE.</w:t>
+      </w:r>
+    </w:p>
+    <w:p>
+      <w:pPr>
+        <w:pStyle w:val="NormalWeb"/>
+        <w:numPr>
+          <w:ilvl w:val="0"/>
+          <w:numId w:val="7"/>
+        </w:numPr>
+        <w:rPr>
+          <w:rFonts w:ascii="Calibri" w:hAnsi="Calibri" w:cs="Calibri"/>
+        </w:rPr>
+      </w:pPr>
+      <w:r>
+        <w:rPr>
+          <w:rFonts w:ascii="Calibri" w:hAnsi="Calibri" w:cs="Calibri"/>
+          <w:color w:val="444444"/>
+        </w:rPr>
+        <w:t>Cadastrar a data e horário de saída.</w:t>
+      </w:r>
+    </w:p>
+    <w:p>
+      <w:pPr>
+        <w:pStyle w:val="NormalWeb"/>
+        <w:numPr>
+          <w:ilvl w:val="0"/>
+          <w:numId w:val="8"/>
+        </w:numPr>
+        <w:rPr>
+          <w:rFonts w:ascii="Calibri" w:hAnsi="Calibri" w:cs="Calibri"/>
+        </w:rPr>
+      </w:pPr>
+      <w:r>
+        <w:rPr>
+          <w:rFonts w:ascii="Calibri" w:hAnsi="Calibri" w:cs="Calibri"/>
+          <w:color w:val="444444"/>
+        </w:rPr>
+        <w:lastRenderedPageBreak/>
+        <w:t>Calcular o tempo da permanência.</w:t>
+      </w:r>
+    </w:p>
+    <w:p>
+      <w:pPr>
+        <w:pStyle w:val="NormalWeb"/>
+        <w:numPr>
+          <w:ilvl w:val="0"/>
+          <w:numId w:val="9"/>
+        </w:numPr>
+        <w:rPr>
+          <w:rFonts w:ascii="Calibri" w:hAnsi="Calibri" w:cs="Calibri"/>
+        </w:rPr>
+      </w:pPr>
+      <w:r>
+        <w:rPr>
+          <w:rFonts w:ascii="Calibri" w:hAnsi="Calibri" w:cs="Calibri"/>
+          <w:color w:val="444444"/>
+        </w:rPr>
+        <w:t>Calcular o valor pago por hora.</w:t>
+      </w:r>
+    </w:p>
+    <w:p>
+      <w:pPr>
+        <w:pStyle w:val="NormalWeb"/>
+        <w:numPr>
+          <w:ilvl w:val="0"/>
+          <w:numId w:val="10"/>
+        </w:numPr>
+        <w:rPr>
+          <w:rFonts w:ascii="Calibri" w:hAnsi="Calibri" w:cs="Calibri"/>
+        </w:rPr>
+      </w:pPr>
+      <w:r>
+        <w:rPr>
+          <w:rFonts w:ascii="Calibri" w:hAnsi="Calibri" w:cs="Calibri"/>
+          <w:color w:val="444444"/>
+        </w:rPr>
+        <w:t>Calcular o valor total referente os horários da permanência.</w:t>
+      </w:r>
+    </w:p>
+    <w:p>
+      <w:pPr>
+        <w:pStyle w:val="NormalWeb"/>
+        <w:numPr>
+          <w:ilvl w:val="0"/>
+          <w:numId w:val="11"/>
+        </w:numPr>
+        <w:rPr>
+          <w:rFonts w:ascii="Calibri" w:hAnsi="Calibri" w:cs="Calibri"/>
+        </w:rPr>
+      </w:pPr>
+      <w:r>
+        <w:rPr>
+          <w:rFonts w:ascii="Calibri" w:hAnsi="Calibri" w:cs="Calibri"/>
+          <w:color w:val="444444"/>
+        </w:rPr>
+        <w:t>Selecionar a forma de pagamento que seria através da máquina de cartão, pix</w:t>
+      </w:r>
+      <w:r>
+        <w:rPr>
+          <w:rFonts w:ascii="Calibri" w:hAnsi="Calibri" w:cs="Calibri"/>
+          <w:color w:val="444444"/>
+        </w:rPr>
+        <w:t xml:space="preserve"> </w:t>
+      </w:r>
+      <w:r>
+        <w:rPr>
+          <w:rFonts w:ascii="Calibri" w:hAnsi="Calibri" w:cs="Calibri"/>
+          <w:color w:val="444444"/>
+        </w:rPr>
+        <w:t>ou dinheiro.</w:t>
+      </w:r>
+    </w:p>
+    <w:p>
+      <w:pPr>
+        <w:pStyle w:val="ListParagraph"/>
+        <w:numPr>
+          <w:ilvl w:val="0"/>
+          <w:numId w:val="13"/>
+        </w:numPr>
+        <w:rPr>
+          <w:rFonts w:ascii="Calibri Light" w:hAnsi="Calibri Light" w:cs="Calibri Light"/>
+        </w:rPr>
+      </w:pPr>
+      <w:r>
+        <w:rPr>
+          <w:rFonts w:ascii="Calibri" w:hAnsi="Calibri" w:cs="Calibri"/>
+          <w:color w:val="444444"/>
+        </w:rPr>
+        <w:t xml:space="preserve">Emitir recibo de </w:t>
+      </w:r>
+      <w:r>
+        <w:rPr>
+          <w:rFonts w:ascii="Calibri" w:hAnsi="Calibri" w:cs="Calibri"/>
+          <w:color w:val="444444"/>
+        </w:rPr>
+        <w:t>devolução</w:t>
+      </w:r>
+      <w:r>
+        <w:rPr>
+          <w:rFonts w:ascii="Calibri" w:hAnsi="Calibri" w:cs="Calibri"/>
+          <w:color w:val="444444"/>
+        </w:rPr>
+        <w:t xml:space="preserve"> do </w:t>
+      </w:r>
+      <w:r>
+        <w:rPr>
+          <w:rFonts w:ascii="Calibri" w:hAnsi="Calibri" w:cs="Calibri"/>
+          <w:color w:val="444444"/>
+        </w:rPr>
+        <w:t>veículo</w:t>
+      </w:r>
     </w:p>
     <w:sectPr>
       <w:pgSz w:w="11906" w:h="16838"/>
       <w:pgMar w:top="1417" w:right="1701" w:bottom="1417" w:left="1701" w:header="708" w:footer="708" w:gutter="0"/>
-      <w:cols w:space="708" w:num="1"/>
-      <w:docGrid w:linePitch="360" w:charSpace="0"/>
+      <w:cols w:space="708"/>
+      <w:docGrid w:linePitch="360"/>
     </w:sectPr>
   </w:body>
 </w:document>
 </file>
 
 <file path=word/endnotes.xml><?xml version="1.0" encoding="utf-8"?>
-<w:endnotes xmlns:wpc="http://schemas.microsoft.com/office/word/2010/wordprocessingCanvas" xmlns:mc="http://schemas.openxmlformats.org/markup-compatibility/2006" xmlns:o="urn:schemas-microsoft-com:office:office" xmlns:r="http://schemas.openxmlformats.org/officeDocument/2006/relationships" xmlns:m="http://schemas.openxmlformats.org/officeDocument/2006/math" xmlns:v="urn:schemas-microsoft-com:vml" xmlns:wp14="http://schemas.microsoft.com/office/word/2010/wordprocessingDrawing" xmlns:wp="http://schemas.openxmlformats.org/drawingml/2006/wordprocessingDrawing" xmlns:w="http://schemas.openxmlformats.org/wordprocessingml/2006/main" xmlns:w14="http://schemas.microsoft.com/office/word/2010/wordml" xmlns:w15="http://schemas.microsoft.com/office/word/2012/wordml" xmlns:w10="urn:schemas-microsoft-com:office:word" xmlns:wpg="http://schemas.microsoft.com/office/word/2010/wordprocessingGroup" xmlns:wpi="http://schemas.microsoft.com/office/word/2010/wordprocessingInk" xmlns:wne="http://schemas.microsoft.com/office/word/2006/wordml" xmlns:wps="http://schemas.microsoft.com/office/word/2010/wordprocessingShape" xmlns:wpsCustomData="http://www.wps.cn/officeDocument/2013/wpsCustomData" mc:Ignorable="w14 w15 wp14">
-  <w:endnote w:type="separator" w:id="0">
+<w:endnotes xmlns:wpc="http://schemas.microsoft.com/office/word/2010/wordprocessingCanvas" xmlns:cx="http://schemas.microsoft.com/office/drawing/2014/chartex" xmlns:cx1="http://schemas.microsoft.com/office/drawing/2015/9/8/chartex" xmlns:cx2="http://schemas.microsoft.com/office/drawing/2015/10/21/chartex" xmlns:cx3="http://schemas.microsoft.com/office/drawing/2016/5/9/chartex" xmlns:cx4="http://schemas.microsoft.com/office/drawing/2016/5/10/chartex" xmlns:cx5="http://schemas.microsoft.com/office/drawing/2016/5/11/chartex" xmlns:cx6="http://schemas.microsoft.com/office/drawing/2016/5/12/chartex" xmlns:cx7="http://schemas.microsoft.com/office/drawing/2016/5/13/chartex" xmlns:cx8="http://schemas.microsoft.com/office/drawing/2016/5/14/chartex" xmlns:mc="http://schemas.openxmlformats.org/markup-compatibility/2006" xmlns:aink="http://schemas.microsoft.com/office/drawing/2016/ink" xmlns:am3d="http://schemas.microsoft.com/office/drawing/2017/model3d" xmlns:o="urn:schemas-microsoft-com:office:office" xmlns:oel="http://schemas.microsoft.com/office/2019/extlst" xmlns:r="http://schemas.openxmlformats.org/officeDocument/2006/relationships" xmlns:m="http://schemas.openxmlformats.org/officeDocument/2006/math" xmlns:v="urn:schemas-microsoft-com:vml" xmlns:wp14="http://schemas.microsoft.com/office/word/2010/wordprocessingDrawing" xmlns:wp="http://schemas.openxmlformats.org/drawingml/2006/wordprocessingDrawing" xmlns:w10="urn:schemas-microsoft-com:office:word" xmlns:w="http://schemas.openxmlformats.org/wordprocessingml/2006/main" xmlns:w14="http://schemas.microsoft.com/office/word/2010/wordml" xmlns:w15="http://schemas.microsoft.com/office/word/2012/wordml" xmlns:w16cex="http://schemas.microsoft.com/office/word/2018/wordml/cex" xmlns:w16cid="http://schemas.microsoft.com/office/word/2016/wordml/cid" xmlns:w16="http://schemas.microsoft.com/office/word/2018/wordml" xmlns:w16du="http://schemas.microsoft.com/office/word/2023/wordml/word16du" xmlns:w16sdtdh="http://schemas.microsoft.com/office/word/2020/wordml/sdtdatahash" xmlns:w16sdtfl="http://schemas.microsoft.com/office/word/2024/wordml/sdtformatlock" xmlns:w16se="http://schemas.microsoft.com/office/word/2015/wordml/symex" xmlns:wpg="http://schemas.microsoft.com/office/word/2010/wordprocessingGroup" xmlns:wpi="http://schemas.microsoft.com/office/word/2010/wordprocessingInk" xmlns:wne="http://schemas.microsoft.com/office/word/2006/wordml" xmlns:wps="http://schemas.microsoft.com/office/word/2010/wordprocessingShape" mc:Ignorable="w14 w15 w16se w16cid w16 w16cex w16sdtdh w16sdtfl w16du wp14">
+  <w:endnote w:type="separator" w:id="-1">
     <w:p>
       <w:pPr>
         <w:spacing w:line="240" w:lineRule="auto"/>
@@ -400,7 +617,7 @@
       </w:r>
     </w:p>
   </w:endnote>
-  <w:endnote w:type="continuationSeparator" w:id="1">
+  <w:endnote w:type="continuationSeparator" w:id="0">
     <w:p>
       <w:pPr>
         <w:spacing w:line="240" w:lineRule="auto"/>
@@ -414,21 +631,21 @@
 </file>
 
 <file path=word/footnotes.xml><?xml version="1.0" encoding="utf-8"?>
-<w:footnotes xmlns:wpc="http://schemas.microsoft.com/office/word/2010/wordprocessingCanvas" xmlns:mc="http://schemas.openxmlformats.org/markup-compatibility/2006" xmlns:o="urn:schemas-microsoft-com:office:office" xmlns:r="http://schemas.openxmlformats.org/officeDocument/2006/relationships" xmlns:m="http://schemas.openxmlformats.org/officeDocument/2006/math" xmlns:v="urn:schemas-microsoft-com:vml" xmlns:wp14="http://schemas.microsoft.com/office/word/2010/wordprocessingDrawing" xmlns:wp="http://schemas.openxmlformats.org/drawingml/2006/wordprocessingDrawing" xmlns:w="http://schemas.openxmlformats.org/wordprocessingml/2006/main" xmlns:w14="http://schemas.microsoft.com/office/word/2010/wordml" xmlns:w15="http://schemas.microsoft.com/office/word/2012/wordml" xmlns:w10="urn:schemas-microsoft-com:office:word" xmlns:wpg="http://schemas.microsoft.com/office/word/2010/wordprocessingGroup" xmlns:wpi="http://schemas.microsoft.com/office/word/2010/wordprocessingInk" xmlns:wne="http://schemas.microsoft.com/office/word/2006/wordml" xmlns:wps="http://schemas.microsoft.com/office/word/2010/wordprocessingShape" xmlns:wpsCustomData="http://www.wps.cn/officeDocument/2013/wpsCustomData" mc:Ignorable="w14 w15 wp14">
-  <w:footnote w:type="separator" w:id="0">
+<w:footnotes xmlns:wpc="http://schemas.microsoft.com/office/word/2010/wordprocessingCanvas" xmlns:cx="http://schemas.microsoft.com/office/drawing/2014/chartex" xmlns:cx1="http://schemas.microsoft.com/office/drawing/2015/9/8/chartex" xmlns:cx2="http://schemas.microsoft.com/office/drawing/2015/10/21/chartex" xmlns:cx3="http://schemas.microsoft.com/office/drawing/2016/5/9/chartex" xmlns:cx4="http://schemas.microsoft.com/office/drawing/2016/5/10/chartex" xmlns:cx5="http://schemas.microsoft.com/office/drawing/2016/5/11/chartex" xmlns:cx6="http://schemas.microsoft.com/office/drawing/2016/5/12/chartex" xmlns:cx7="http://schemas.microsoft.com/office/drawing/2016/5/13/chartex" xmlns:cx8="http://schemas.microsoft.com/office/drawing/2016/5/14/chartex" xmlns:mc="http://schemas.openxmlformats.org/markup-compatibility/2006" xmlns:aink="http://schemas.microsoft.com/office/drawing/2016/ink" xmlns:am3d="http://schemas.microsoft.com/office/drawing/2017/model3d" xmlns:o="urn:schemas-microsoft-com:office:office" xmlns:oel="http://schemas.microsoft.com/office/2019/extlst" xmlns:r="http://schemas.openxmlformats.org/officeDocument/2006/relationships" xmlns:m="http://schemas.openxmlformats.org/officeDocument/2006/math" xmlns:v="urn:schemas-microsoft-com:vml" xmlns:wp14="http://schemas.microsoft.com/office/word/2010/wordprocessingDrawing" xmlns:wp="http://schemas.openxmlformats.org/drawingml/2006/wordprocessingDrawing" xmlns:w10="urn:schemas-microsoft-com:office:word" xmlns:w="http://schemas.openxmlformats.org/wordprocessingml/2006/main" xmlns:w14="http://schemas.microsoft.com/office/word/2010/wordml" xmlns:w15="http://schemas.microsoft.com/office/word/2012/wordml" xmlns:w16cex="http://schemas.microsoft.com/office/word/2018/wordml/cex" xmlns:w16cid="http://schemas.microsoft.com/office/word/2016/wordml/cid" xmlns:w16="http://schemas.microsoft.com/office/word/2018/wordml" xmlns:w16du="http://schemas.microsoft.com/office/word/2023/wordml/word16du" xmlns:w16sdtdh="http://schemas.microsoft.com/office/word/2020/wordml/sdtdatahash" xmlns:w16sdtfl="http://schemas.microsoft.com/office/word/2024/wordml/sdtformatlock" xmlns:w16se="http://schemas.microsoft.com/office/word/2015/wordml/symex" xmlns:wpg="http://schemas.microsoft.com/office/word/2010/wordprocessingGroup" xmlns:wpi="http://schemas.microsoft.com/office/word/2010/wordprocessingInk" xmlns:wne="http://schemas.microsoft.com/office/word/2006/wordml" xmlns:wps="http://schemas.microsoft.com/office/word/2010/wordprocessingShape" mc:Ignorable="w14 w15 w16se w16cid w16 w16cex w16sdtdh w16sdtfl w16du wp14">
+  <w:footnote w:type="separator" w:id="-1">
     <w:p>
       <w:pPr>
-        <w:spacing w:before="0" w:after="0" w:line="278" w:lineRule="auto"/>
+        <w:spacing w:after="0"/>
       </w:pPr>
       <w:r>
         <w:separator/>
       </w:r>
     </w:p>
   </w:footnote>
-  <w:footnote w:type="continuationSeparator" w:id="1">
+  <w:footnote w:type="continuationSeparator" w:id="0">
     <w:p>
       <w:pPr>
-        <w:spacing w:before="0" w:after="0" w:line="278" w:lineRule="auto"/>
+        <w:spacing w:after="0"/>
       </w:pPr>
       <w:r>
         <w:continuationSeparator/>
@@ -439,12 +656,438 @@
 </file>
 
 <file path=word/numbering.xml><?xml version="1.0" encoding="utf-8"?>
-<w:numbering xmlns:wpc="http://schemas.microsoft.com/office/word/2010/wordprocessingCanvas" xmlns:mc="http://schemas.openxmlformats.org/markup-compatibility/2006" xmlns:o="urn:schemas-microsoft-com:office:office" xmlns:r="http://schemas.openxmlformats.org/officeDocument/2006/relationships" xmlns:m="http://schemas.openxmlformats.org/officeDocument/2006/math" xmlns:v="urn:schemas-microsoft-com:vml" xmlns:wp14="http://schemas.microsoft.com/office/word/2010/wordprocessingDrawing" xmlns:wp="http://schemas.openxmlformats.org/drawingml/2006/wordprocessingDrawing" xmlns:w10="urn:schemas-microsoft-com:office:word" xmlns:w="http://schemas.openxmlformats.org/wordprocessingml/2006/main" xmlns:w14="http://schemas.microsoft.com/office/word/2010/wordml" xmlns:wpg="http://schemas.microsoft.com/office/word/2010/wordprocessingGroup" xmlns:wpi="http://schemas.microsoft.com/office/word/2010/wordprocessingInk" xmlns:wne="http://schemas.microsoft.com/office/word/2006/wordml" xmlns:wps="http://schemas.microsoft.com/office/word/2010/wordprocessingShape" xmlns:wpsCustomData="http://www.wps.cn/officeDocument/2013/wpsCustomData" mc:Ignorable="w14 wp14">
-  <w:abstractNum w:abstractNumId="0">
+<w:numbering xmlns:wpc="http://schemas.microsoft.com/office/word/2010/wordprocessingCanvas" xmlns:cx="http://schemas.microsoft.com/office/drawing/2014/chartex" xmlns:cx1="http://schemas.microsoft.com/office/drawing/2015/9/8/chartex" xmlns:cx2="http://schemas.microsoft.com/office/drawing/2015/10/21/chartex" xmlns:cx3="http://schemas.microsoft.com/office/drawing/2016/5/9/chartex" xmlns:cx4="http://schemas.microsoft.com/office/drawing/2016/5/10/chartex" xmlns:cx5="http://schemas.microsoft.com/office/drawing/2016/5/11/chartex" xmlns:cx6="http://schemas.microsoft.com/office/drawing/2016/5/12/chartex" xmlns:cx7="http://schemas.microsoft.com/office/drawing/2016/5/13/chartex" xmlns:cx8="http://schemas.microsoft.com/office/drawing/2016/5/14/chartex" xmlns:mc="http://schemas.openxmlformats.org/markup-compatibility/2006" xmlns:aink="http://schemas.microsoft.com/office/drawing/2016/ink" xmlns:am3d="http://schemas.microsoft.com/office/drawing/2017/model3d" xmlns:o="urn:schemas-microsoft-com:office:office" xmlns:oel="http://schemas.microsoft.com/office/2019/extlst" xmlns:r="http://schemas.openxmlformats.org/officeDocument/2006/relationships" xmlns:m="http://schemas.openxmlformats.org/officeDocument/2006/math" xmlns:v="urn:schemas-microsoft-com:vml" xmlns:wp14="http://schemas.microsoft.com/office/word/2010/wordprocessingDrawing" xmlns:wp="http://schemas.openxmlformats.org/drawingml/2006/wordprocessingDrawing" xmlns:w10="urn:schemas-microsoft-com:office:word" xmlns:w="http://schemas.openxmlformats.org/wordprocessingml/2006/main" xmlns:w14="http://schemas.microsoft.com/office/word/2010/wordml" xmlns:w15="http://schemas.microsoft.com/office/word/2012/wordml" xmlns:w16cex="http://schemas.microsoft.com/office/word/2018/wordml/cex" xmlns:w16cid="http://schemas.microsoft.com/office/word/2016/wordml/cid" xmlns:w16="http://schemas.microsoft.com/office/word/2018/wordml" xmlns:w16du="http://schemas.microsoft.com/office/word/2023/wordml/word16du" xmlns:w16sdtdh="http://schemas.microsoft.com/office/word/2020/wordml/sdtdatahash" xmlns:w16sdtfl="http://schemas.microsoft.com/office/word/2024/wordml/sdtformatlock" xmlns:w16se="http://schemas.microsoft.com/office/word/2015/wordml/symex" xmlns:wpg="http://schemas.microsoft.com/office/word/2010/wordprocessingGroup" xmlns:wpi="http://schemas.microsoft.com/office/word/2010/wordprocessingInk" xmlns:wne="http://schemas.microsoft.com/office/word/2006/wordml" xmlns:wps="http://schemas.microsoft.com/office/word/2010/wordprocessingShape" mc:Ignorable="w14 w15 w16se w16cid w16 w16cex w16sdtdh w16sdtfl w16du wp14">
+  <w:abstractNum w:abstractNumId="0" w15:restartNumberingAfterBreak="0">
+    <w:nsid w:val="155E71E7"/>
+    <w:multiLevelType w:val="multilevel"/>
+    <w:tmpl w:val="BBA8C86E"/>
+    <w:lvl w:ilvl="0">
+      <w:start w:val="1"/>
+      <w:numFmt w:val="bullet"/>
+      <w:lvlText w:val=""/>
+      <w:lvlJc w:val="left"/>
+      <w:pPr>
+        <w:ind w:left="720" w:hanging="360"/>
+      </w:pPr>
+      <w:rPr>
+        <w:rFonts w:ascii="Symbol" w:hAnsi="Symbol" w:hint="default"/>
+        <w:sz w:val="20"/>
+      </w:rPr>
+    </w:lvl>
+    <w:lvl w:ilvl="1">
+      <w:start w:val="1"/>
+      <w:numFmt w:val="bullet"/>
+      <w:lvlText w:val=""/>
+      <w:lvlJc w:val="left"/>
+      <w:pPr>
+        <w:ind w:left="1440" w:hanging="360"/>
+      </w:pPr>
+      <w:rPr>
+        <w:rFonts w:ascii="Symbol" w:hAnsi="Symbol" w:hint="default"/>
+      </w:rPr>
+    </w:lvl>
+    <w:lvl w:ilvl="2">
+      <w:start w:val="1"/>
+      <w:numFmt w:val="bullet"/>
+      <w:lvlText w:val=""/>
+      <w:lvlJc w:val="left"/>
+      <w:pPr>
+        <w:tabs>
+          <w:tab w:val="left" w:pos="2160"/>
+        </w:tabs>
+        <w:ind w:left="2160" w:hanging="360"/>
+      </w:pPr>
+      <w:rPr>
+        <w:rFonts w:ascii="Wingdings" w:hAnsi="Wingdings" w:hint="default"/>
+        <w:sz w:val="20"/>
+      </w:rPr>
+    </w:lvl>
+    <w:lvl w:ilvl="3">
+      <w:start w:val="1"/>
+      <w:numFmt w:val="bullet"/>
+      <w:lvlText w:val=""/>
+      <w:lvlJc w:val="left"/>
+      <w:pPr>
+        <w:tabs>
+          <w:tab w:val="left" w:pos="2880"/>
+        </w:tabs>
+        <w:ind w:left="2880" w:hanging="360"/>
+      </w:pPr>
+      <w:rPr>
+        <w:rFonts w:ascii="Wingdings" w:hAnsi="Wingdings" w:hint="default"/>
+        <w:sz w:val="20"/>
+      </w:rPr>
+    </w:lvl>
+    <w:lvl w:ilvl="4">
+      <w:start w:val="1"/>
+      <w:numFmt w:val="bullet"/>
+      <w:lvlText w:val=""/>
+      <w:lvlJc w:val="left"/>
+      <w:pPr>
+        <w:tabs>
+          <w:tab w:val="left" w:pos="3600"/>
+        </w:tabs>
+        <w:ind w:left="3600" w:hanging="360"/>
+      </w:pPr>
+      <w:rPr>
+        <w:rFonts w:ascii="Wingdings" w:hAnsi="Wingdings" w:hint="default"/>
+        <w:sz w:val="20"/>
+      </w:rPr>
+    </w:lvl>
+    <w:lvl w:ilvl="5">
+      <w:start w:val="1"/>
+      <w:numFmt w:val="bullet"/>
+      <w:lvlText w:val=""/>
+      <w:lvlJc w:val="left"/>
+      <w:pPr>
+        <w:tabs>
+          <w:tab w:val="left" w:pos="4320"/>
+        </w:tabs>
+        <w:ind w:left="4320" w:hanging="360"/>
+      </w:pPr>
+      <w:rPr>
+        <w:rFonts w:ascii="Wingdings" w:hAnsi="Wingdings" w:hint="default"/>
+        <w:sz w:val="20"/>
+      </w:rPr>
+    </w:lvl>
+    <w:lvl w:ilvl="6">
+      <w:start w:val="1"/>
+      <w:numFmt w:val="bullet"/>
+      <w:lvlText w:val=""/>
+      <w:lvlJc w:val="left"/>
+      <w:pPr>
+        <w:tabs>
+          <w:tab w:val="left" w:pos="5040"/>
+        </w:tabs>
+        <w:ind w:left="5040" w:hanging="360"/>
+      </w:pPr>
+      <w:rPr>
+        <w:rFonts w:ascii="Wingdings" w:hAnsi="Wingdings" w:hint="default"/>
+        <w:sz w:val="20"/>
+      </w:rPr>
+    </w:lvl>
+    <w:lvl w:ilvl="7">
+      <w:start w:val="1"/>
+      <w:numFmt w:val="bullet"/>
+      <w:lvlText w:val=""/>
+      <w:lvlJc w:val="left"/>
+      <w:pPr>
+        <w:tabs>
+          <w:tab w:val="left" w:pos="5760"/>
+        </w:tabs>
+        <w:ind w:left="5760" w:hanging="360"/>
+      </w:pPr>
+      <w:rPr>
+        <w:rFonts w:ascii="Wingdings" w:hAnsi="Wingdings" w:hint="default"/>
+        <w:sz w:val="20"/>
+      </w:rPr>
+    </w:lvl>
+    <w:lvl w:ilvl="8">
+      <w:start w:val="1"/>
+      <w:numFmt w:val="bullet"/>
+      <w:lvlText w:val=""/>
+      <w:lvlJc w:val="left"/>
+      <w:pPr>
+        <w:tabs>
+          <w:tab w:val="left" w:pos="6480"/>
+        </w:tabs>
+        <w:ind w:left="6480" w:hanging="360"/>
+      </w:pPr>
+      <w:rPr>
+        <w:rFonts w:ascii="Wingdings" w:hAnsi="Wingdings" w:hint="default"/>
+        <w:sz w:val="20"/>
+      </w:rPr>
+    </w:lvl>
+  </w:abstractNum>
+  <w:abstractNum w:abstractNumId="1" w15:restartNumberingAfterBreak="0">
+    <w:nsid w:val="38304724"/>
+    <w:multiLevelType w:val="multilevel"/>
+    <w:tmpl w:val="58923260"/>
+    <w:lvl w:ilvl="0">
+      <w:start w:val="1"/>
+      <w:numFmt w:val="bullet"/>
+      <w:lvlText w:val=""/>
+      <w:lvlJc w:val="left"/>
+      <w:pPr>
+        <w:ind w:left="720" w:hanging="360"/>
+      </w:pPr>
+      <w:rPr>
+        <w:rFonts w:ascii="Symbol" w:hAnsi="Symbol" w:hint="default"/>
+        <w:sz w:val="20"/>
+      </w:rPr>
+    </w:lvl>
+    <w:lvl w:ilvl="1">
+      <w:start w:val="1"/>
+      <w:numFmt w:val="bullet"/>
+      <w:lvlText w:val=""/>
+      <w:lvlJc w:val="left"/>
+      <w:pPr>
+        <w:ind w:left="1440" w:hanging="360"/>
+      </w:pPr>
+      <w:rPr>
+        <w:rFonts w:ascii="Symbol" w:hAnsi="Symbol" w:hint="default"/>
+      </w:rPr>
+    </w:lvl>
+    <w:lvl w:ilvl="2">
+      <w:start w:val="1"/>
+      <w:numFmt w:val="bullet"/>
+      <w:lvlText w:val=""/>
+      <w:lvlJc w:val="left"/>
+      <w:pPr>
+        <w:tabs>
+          <w:tab w:val="left" w:pos="2160"/>
+        </w:tabs>
+        <w:ind w:left="2160" w:hanging="360"/>
+      </w:pPr>
+      <w:rPr>
+        <w:rFonts w:ascii="Wingdings" w:hAnsi="Wingdings" w:hint="default"/>
+        <w:sz w:val="20"/>
+      </w:rPr>
+    </w:lvl>
+    <w:lvl w:ilvl="3">
+      <w:start w:val="1"/>
+      <w:numFmt w:val="bullet"/>
+      <w:lvlText w:val=""/>
+      <w:lvlJc w:val="left"/>
+      <w:pPr>
+        <w:tabs>
+          <w:tab w:val="left" w:pos="2880"/>
+        </w:tabs>
+        <w:ind w:left="2880" w:hanging="360"/>
+      </w:pPr>
+      <w:rPr>
+        <w:rFonts w:ascii="Wingdings" w:hAnsi="Wingdings" w:hint="default"/>
+        <w:sz w:val="20"/>
+      </w:rPr>
+    </w:lvl>
+    <w:lvl w:ilvl="4">
+      <w:start w:val="1"/>
+      <w:numFmt w:val="bullet"/>
+      <w:lvlText w:val=""/>
+      <w:lvlJc w:val="left"/>
+      <w:pPr>
+        <w:tabs>
+          <w:tab w:val="left" w:pos="3600"/>
+        </w:tabs>
+        <w:ind w:left="3600" w:hanging="360"/>
+      </w:pPr>
+      <w:rPr>
+        <w:rFonts w:ascii="Wingdings" w:hAnsi="Wingdings" w:hint="default"/>
+        <w:sz w:val="20"/>
+      </w:rPr>
+    </w:lvl>
+    <w:lvl w:ilvl="5">
+      <w:start w:val="1"/>
+      <w:numFmt w:val="bullet"/>
+      <w:lvlText w:val=""/>
+      <w:lvlJc w:val="left"/>
+      <w:pPr>
+        <w:tabs>
+          <w:tab w:val="left" w:pos="4320"/>
+        </w:tabs>
+        <w:ind w:left="4320" w:hanging="360"/>
+      </w:pPr>
+      <w:rPr>
+        <w:rFonts w:ascii="Wingdings" w:hAnsi="Wingdings" w:hint="default"/>
+        <w:sz w:val="20"/>
+      </w:rPr>
+    </w:lvl>
+    <w:lvl w:ilvl="6">
+      <w:start w:val="1"/>
+      <w:numFmt w:val="bullet"/>
+      <w:lvlText w:val=""/>
+      <w:lvlJc w:val="left"/>
+      <w:pPr>
+        <w:tabs>
+          <w:tab w:val="left" w:pos="5040"/>
+        </w:tabs>
+        <w:ind w:left="5040" w:hanging="360"/>
+      </w:pPr>
+      <w:rPr>
+        <w:rFonts w:ascii="Wingdings" w:hAnsi="Wingdings" w:hint="default"/>
+        <w:sz w:val="20"/>
+      </w:rPr>
+    </w:lvl>
+    <w:lvl w:ilvl="7">
+      <w:start w:val="1"/>
+      <w:numFmt w:val="bullet"/>
+      <w:lvlText w:val=""/>
+      <w:lvlJc w:val="left"/>
+      <w:pPr>
+        <w:tabs>
+          <w:tab w:val="left" w:pos="5760"/>
+        </w:tabs>
+        <w:ind w:left="5760" w:hanging="360"/>
+      </w:pPr>
+      <w:rPr>
+        <w:rFonts w:ascii="Wingdings" w:hAnsi="Wingdings" w:hint="default"/>
+        <w:sz w:val="20"/>
+      </w:rPr>
+    </w:lvl>
+    <w:lvl w:ilvl="8">
+      <w:start w:val="1"/>
+      <w:numFmt w:val="bullet"/>
+      <w:lvlText w:val=""/>
+      <w:lvlJc w:val="left"/>
+      <w:pPr>
+        <w:tabs>
+          <w:tab w:val="left" w:pos="6480"/>
+        </w:tabs>
+        <w:ind w:left="6480" w:hanging="360"/>
+      </w:pPr>
+      <w:rPr>
+        <w:rFonts w:ascii="Wingdings" w:hAnsi="Wingdings" w:hint="default"/>
+        <w:sz w:val="20"/>
+      </w:rPr>
+    </w:lvl>
+  </w:abstractNum>
+  <w:abstractNum w:abstractNumId="2" w15:restartNumberingAfterBreak="0">
+    <w:nsid w:val="3C8D2F19"/>
+    <w:multiLevelType w:val="multilevel"/>
+    <w:tmpl w:val="02386BB2"/>
+    <w:lvl w:ilvl="0">
+      <w:start w:val="1"/>
+      <w:numFmt w:val="bullet"/>
+      <w:lvlText w:val=""/>
+      <w:lvlJc w:val="left"/>
+      <w:pPr>
+        <w:ind w:left="720" w:hanging="360"/>
+      </w:pPr>
+      <w:rPr>
+        <w:rFonts w:ascii="Symbol" w:hAnsi="Symbol" w:hint="default"/>
+        <w:sz w:val="20"/>
+      </w:rPr>
+    </w:lvl>
+    <w:lvl w:ilvl="1">
+      <w:start w:val="1"/>
+      <w:numFmt w:val="bullet"/>
+      <w:lvlText w:val=""/>
+      <w:lvlJc w:val="left"/>
+      <w:pPr>
+        <w:ind w:left="1440" w:hanging="360"/>
+      </w:pPr>
+      <w:rPr>
+        <w:rFonts w:ascii="Symbol" w:hAnsi="Symbol" w:hint="default"/>
+      </w:rPr>
+    </w:lvl>
+    <w:lvl w:ilvl="2">
+      <w:start w:val="1"/>
+      <w:numFmt w:val="bullet"/>
+      <w:lvlText w:val=""/>
+      <w:lvlJc w:val="left"/>
+      <w:pPr>
+        <w:tabs>
+          <w:tab w:val="left" w:pos="2160"/>
+        </w:tabs>
+        <w:ind w:left="2160" w:hanging="360"/>
+      </w:pPr>
+      <w:rPr>
+        <w:rFonts w:ascii="Wingdings" w:hAnsi="Wingdings" w:hint="default"/>
+        <w:sz w:val="20"/>
+      </w:rPr>
+    </w:lvl>
+    <w:lvl w:ilvl="3">
+      <w:start w:val="1"/>
+      <w:numFmt w:val="bullet"/>
+      <w:lvlText w:val=""/>
+      <w:lvlJc w:val="left"/>
+      <w:pPr>
+        <w:tabs>
+          <w:tab w:val="left" w:pos="2880"/>
+        </w:tabs>
+        <w:ind w:left="2880" w:hanging="360"/>
+      </w:pPr>
+      <w:rPr>
+        <w:rFonts w:ascii="Wingdings" w:hAnsi="Wingdings" w:hint="default"/>
+        <w:sz w:val="20"/>
+      </w:rPr>
+    </w:lvl>
+    <w:lvl w:ilvl="4">
+      <w:start w:val="1"/>
+      <w:numFmt w:val="bullet"/>
+      <w:lvlText w:val=""/>
+      <w:lvlJc w:val="left"/>
+      <w:pPr>
+        <w:tabs>
+          <w:tab w:val="left" w:pos="3600"/>
+        </w:tabs>
+        <w:ind w:left="3600" w:hanging="360"/>
+      </w:pPr>
+      <w:rPr>
+        <w:rFonts w:ascii="Wingdings" w:hAnsi="Wingdings" w:hint="default"/>
+        <w:sz w:val="20"/>
+      </w:rPr>
+    </w:lvl>
+    <w:lvl w:ilvl="5">
+      <w:start w:val="1"/>
+      <w:numFmt w:val="bullet"/>
+      <w:lvlText w:val=""/>
+      <w:lvlJc w:val="left"/>
+      <w:pPr>
+        <w:tabs>
+          <w:tab w:val="left" w:pos="4320"/>
+        </w:tabs>
+        <w:ind w:left="4320" w:hanging="360"/>
+      </w:pPr>
+      <w:rPr>
+        <w:rFonts w:ascii="Wingdings" w:hAnsi="Wingdings" w:hint="default"/>
+        <w:sz w:val="20"/>
+      </w:rPr>
+    </w:lvl>
+    <w:lvl w:ilvl="6">
+      <w:start w:val="1"/>
+      <w:numFmt w:val="bullet"/>
+      <w:lvlText w:val=""/>
+      <w:lvlJc w:val="left"/>
+      <w:pPr>
+        <w:tabs>
+          <w:tab w:val="left" w:pos="5040"/>
+        </w:tabs>
+        <w:ind w:left="5040" w:hanging="360"/>
+      </w:pPr>
+      <w:rPr>
+        <w:rFonts w:ascii="Wingdings" w:hAnsi="Wingdings" w:hint="default"/>
+        <w:sz w:val="20"/>
+      </w:rPr>
+    </w:lvl>
+    <w:lvl w:ilvl="7">
+      <w:start w:val="1"/>
+      <w:numFmt w:val="bullet"/>
+      <w:lvlText w:val=""/>
+      <w:lvlJc w:val="left"/>
+      <w:pPr>
+        <w:tabs>
+          <w:tab w:val="left" w:pos="5760"/>
+        </w:tabs>
+        <w:ind w:left="5760" w:hanging="360"/>
+      </w:pPr>
+      <w:rPr>
+        <w:rFonts w:ascii="Wingdings" w:hAnsi="Wingdings" w:hint="default"/>
+        <w:sz w:val="20"/>
+      </w:rPr>
+    </w:lvl>
+    <w:lvl w:ilvl="8">
+      <w:start w:val="1"/>
+      <w:numFmt w:val="bullet"/>
+      <w:lvlText w:val=""/>
+      <w:lvlJc w:val="left"/>
+      <w:pPr>
+        <w:tabs>
+          <w:tab w:val="left" w:pos="6480"/>
+        </w:tabs>
+        <w:ind w:left="6480" w:hanging="360"/>
+      </w:pPr>
+      <w:rPr>
+        <w:rFonts w:ascii="Wingdings" w:hAnsi="Wingdings" w:hint="default"/>
+        <w:sz w:val="20"/>
+      </w:rPr>
+    </w:lvl>
+  </w:abstractNum>
+  <w:abstractNum w:abstractNumId="3" w15:restartNumberingAfterBreak="0">
     <w:nsid w:val="421F603F"/>
     <w:multiLevelType w:val="multilevel"/>
     <w:tmpl w:val="421F603F"/>
-    <w:lvl w:ilvl="0" w:tentative="0">
+    <w:lvl w:ilvl="0">
       <w:start w:val="1"/>
       <w:numFmt w:val="bullet"/>
       <w:lvlText w:val=""/>
@@ -456,11 +1099,11 @@
         <w:ind w:left="720" w:hanging="360"/>
       </w:pPr>
       <w:rPr>
-        <w:rFonts w:hint="default" w:ascii="Symbol" w:hAnsi="Symbol"/>
-        <w:sz w:val="20"/>
-      </w:rPr>
-    </w:lvl>
-    <w:lvl w:ilvl="1" w:tentative="0">
+        <w:rFonts w:ascii="Symbol" w:hAnsi="Symbol" w:hint="default"/>
+        <w:sz w:val="20"/>
+      </w:rPr>
+    </w:lvl>
+    <w:lvl w:ilvl="1">
       <w:start w:val="1"/>
       <w:numFmt w:val="bullet"/>
       <w:lvlText w:val="o"/>
@@ -472,11 +1115,11 @@
         <w:ind w:left="1440" w:hanging="360"/>
       </w:pPr>
       <w:rPr>
-        <w:rFonts w:hint="default" w:ascii="Courier New" w:hAnsi="Courier New"/>
-        <w:sz w:val="20"/>
-      </w:rPr>
-    </w:lvl>
-    <w:lvl w:ilvl="2" w:tentative="0">
+        <w:rFonts w:ascii="Courier New" w:hAnsi="Courier New" w:hint="default"/>
+        <w:sz w:val="20"/>
+      </w:rPr>
+    </w:lvl>
+    <w:lvl w:ilvl="2">
       <w:start w:val="1"/>
       <w:numFmt w:val="bullet"/>
       <w:lvlText w:val=""/>
@@ -488,11 +1131,11 @@
         <w:ind w:left="2160" w:hanging="360"/>
       </w:pPr>
       <w:rPr>
-        <w:rFonts w:hint="default" w:ascii="Wingdings" w:hAnsi="Wingdings"/>
-        <w:sz w:val="20"/>
-      </w:rPr>
-    </w:lvl>
-    <w:lvl w:ilvl="3" w:tentative="0">
+        <w:rFonts w:ascii="Wingdings" w:hAnsi="Wingdings" w:hint="default"/>
+        <w:sz w:val="20"/>
+      </w:rPr>
+    </w:lvl>
+    <w:lvl w:ilvl="3">
       <w:start w:val="1"/>
       <w:numFmt w:val="bullet"/>
       <w:lvlText w:val=""/>
@@ -504,11 +1147,11 @@
         <w:ind w:left="2880" w:hanging="360"/>
       </w:pPr>
       <w:rPr>
-        <w:rFonts w:hint="default" w:ascii="Wingdings" w:hAnsi="Wingdings"/>
-        <w:sz w:val="20"/>
-      </w:rPr>
-    </w:lvl>
-    <w:lvl w:ilvl="4" w:tentative="0">
+        <w:rFonts w:ascii="Wingdings" w:hAnsi="Wingdings" w:hint="default"/>
+        <w:sz w:val="20"/>
+      </w:rPr>
+    </w:lvl>
+    <w:lvl w:ilvl="4">
       <w:start w:val="1"/>
       <w:numFmt w:val="bullet"/>
       <w:lvlText w:val=""/>
@@ -520,11 +1163,11 @@
         <w:ind w:left="3600" w:hanging="360"/>
       </w:pPr>
       <w:rPr>
-        <w:rFonts w:hint="default" w:ascii="Wingdings" w:hAnsi="Wingdings"/>
-        <w:sz w:val="20"/>
-      </w:rPr>
-    </w:lvl>
-    <w:lvl w:ilvl="5" w:tentative="0">
+        <w:rFonts w:ascii="Wingdings" w:hAnsi="Wingdings" w:hint="default"/>
+        <w:sz w:val="20"/>
+      </w:rPr>
+    </w:lvl>
+    <w:lvl w:ilvl="5">
       <w:start w:val="1"/>
       <w:numFmt w:val="bullet"/>
       <w:lvlText w:val=""/>
@@ -536,11 +1179,11 @@
         <w:ind w:left="4320" w:hanging="360"/>
       </w:pPr>
       <w:rPr>
-        <w:rFonts w:hint="default" w:ascii="Wingdings" w:hAnsi="Wingdings"/>
-        <w:sz w:val="20"/>
-      </w:rPr>
-    </w:lvl>
-    <w:lvl w:ilvl="6" w:tentative="0">
+        <w:rFonts w:ascii="Wingdings" w:hAnsi="Wingdings" w:hint="default"/>
+        <w:sz w:val="20"/>
+      </w:rPr>
+    </w:lvl>
+    <w:lvl w:ilvl="6">
       <w:start w:val="1"/>
       <w:numFmt w:val="bullet"/>
       <w:lvlText w:val=""/>
@@ -552,11 +1195,11 @@
         <w:ind w:left="5040" w:hanging="360"/>
       </w:pPr>
       <w:rPr>
-        <w:rFonts w:hint="default" w:ascii="Wingdings" w:hAnsi="Wingdings"/>
-        <w:sz w:val="20"/>
-      </w:rPr>
-    </w:lvl>
-    <w:lvl w:ilvl="7" w:tentative="0">
+        <w:rFonts w:ascii="Wingdings" w:hAnsi="Wingdings" w:hint="default"/>
+        <w:sz w:val="20"/>
+      </w:rPr>
+    </w:lvl>
+    <w:lvl w:ilvl="7">
       <w:start w:val="1"/>
       <w:numFmt w:val="bullet"/>
       <w:lvlText w:val=""/>
@@ -568,11 +1211,11 @@
         <w:ind w:left="5760" w:hanging="360"/>
       </w:pPr>
       <w:rPr>
-        <w:rFonts w:hint="default" w:ascii="Wingdings" w:hAnsi="Wingdings"/>
-        <w:sz w:val="20"/>
-      </w:rPr>
-    </w:lvl>
-    <w:lvl w:ilvl="8" w:tentative="0">
+        <w:rFonts w:ascii="Wingdings" w:hAnsi="Wingdings" w:hint="default"/>
+        <w:sz w:val="20"/>
+      </w:rPr>
+    </w:lvl>
+    <w:lvl w:ilvl="8">
       <w:start w:val="1"/>
       <w:numFmt w:val="bullet"/>
       <w:lvlText w:val=""/>
@@ -584,16 +1227,384 @@
         <w:ind w:left="6480" w:hanging="360"/>
       </w:pPr>
       <w:rPr>
-        <w:rFonts w:hint="default" w:ascii="Wingdings" w:hAnsi="Wingdings"/>
+        <w:rFonts w:ascii="Wingdings" w:hAnsi="Wingdings" w:hint="default"/>
         <w:sz w:val="20"/>
       </w:rPr>
     </w:lvl>
   </w:abstractNum>
-  <w:abstractNum w:abstractNumId="1">
+  <w:abstractNum w:abstractNumId="4" w15:restartNumberingAfterBreak="0">
+    <w:nsid w:val="4534107B"/>
+    <w:multiLevelType w:val="hybridMultilevel"/>
+    <w:tmpl w:val="F042DEBE"/>
+    <w:lvl w:ilvl="0" w:tplc="04090001">
+      <w:start w:val="1"/>
+      <w:numFmt w:val="bullet"/>
+      <w:lvlText w:val=""/>
+      <w:lvlJc w:val="left"/>
+      <w:pPr>
+        <w:ind w:left="1428" w:hanging="360"/>
+      </w:pPr>
+      <w:rPr>
+        <w:rFonts w:ascii="Symbol" w:hAnsi="Symbol" w:hint="default"/>
+      </w:rPr>
+    </w:lvl>
+    <w:lvl w:ilvl="1" w:tplc="04090003" w:tentative="1">
+      <w:start w:val="1"/>
+      <w:numFmt w:val="bullet"/>
+      <w:lvlText w:val="o"/>
+      <w:lvlJc w:val="left"/>
+      <w:pPr>
+        <w:ind w:left="2148" w:hanging="360"/>
+      </w:pPr>
+      <w:rPr>
+        <w:rFonts w:ascii="Courier New" w:hAnsi="Courier New" w:cs="Courier New" w:hint="default"/>
+      </w:rPr>
+    </w:lvl>
+    <w:lvl w:ilvl="2" w:tplc="04090005" w:tentative="1">
+      <w:start w:val="1"/>
+      <w:numFmt w:val="bullet"/>
+      <w:lvlText w:val=""/>
+      <w:lvlJc w:val="left"/>
+      <w:pPr>
+        <w:ind w:left="2868" w:hanging="360"/>
+      </w:pPr>
+      <w:rPr>
+        <w:rFonts w:ascii="Wingdings" w:hAnsi="Wingdings" w:hint="default"/>
+      </w:rPr>
+    </w:lvl>
+    <w:lvl w:ilvl="3" w:tplc="04090001" w:tentative="1">
+      <w:start w:val="1"/>
+      <w:numFmt w:val="bullet"/>
+      <w:lvlText w:val=""/>
+      <w:lvlJc w:val="left"/>
+      <w:pPr>
+        <w:ind w:left="3588" w:hanging="360"/>
+      </w:pPr>
+      <w:rPr>
+        <w:rFonts w:ascii="Symbol" w:hAnsi="Symbol" w:hint="default"/>
+      </w:rPr>
+    </w:lvl>
+    <w:lvl w:ilvl="4" w:tplc="04090003" w:tentative="1">
+      <w:start w:val="1"/>
+      <w:numFmt w:val="bullet"/>
+      <w:lvlText w:val="o"/>
+      <w:lvlJc w:val="left"/>
+      <w:pPr>
+        <w:ind w:left="4308" w:hanging="360"/>
+      </w:pPr>
+      <w:rPr>
+        <w:rFonts w:ascii="Courier New" w:hAnsi="Courier New" w:cs="Courier New" w:hint="default"/>
+      </w:rPr>
+    </w:lvl>
+    <w:lvl w:ilvl="5" w:tplc="04090005" w:tentative="1">
+      <w:start w:val="1"/>
+      <w:numFmt w:val="bullet"/>
+      <w:lvlText w:val=""/>
+      <w:lvlJc w:val="left"/>
+      <w:pPr>
+        <w:ind w:left="5028" w:hanging="360"/>
+      </w:pPr>
+      <w:rPr>
+        <w:rFonts w:ascii="Wingdings" w:hAnsi="Wingdings" w:hint="default"/>
+      </w:rPr>
+    </w:lvl>
+    <w:lvl w:ilvl="6" w:tplc="04090001" w:tentative="1">
+      <w:start w:val="1"/>
+      <w:numFmt w:val="bullet"/>
+      <w:lvlText w:val=""/>
+      <w:lvlJc w:val="left"/>
+      <w:pPr>
+        <w:ind w:left="5748" w:hanging="360"/>
+      </w:pPr>
+      <w:rPr>
+        <w:rFonts w:ascii="Symbol" w:hAnsi="Symbol" w:hint="default"/>
+      </w:rPr>
+    </w:lvl>
+    <w:lvl w:ilvl="7" w:tplc="04090003" w:tentative="1">
+      <w:start w:val="1"/>
+      <w:numFmt w:val="bullet"/>
+      <w:lvlText w:val="o"/>
+      <w:lvlJc w:val="left"/>
+      <w:pPr>
+        <w:ind w:left="6468" w:hanging="360"/>
+      </w:pPr>
+      <w:rPr>
+        <w:rFonts w:ascii="Courier New" w:hAnsi="Courier New" w:cs="Courier New" w:hint="default"/>
+      </w:rPr>
+    </w:lvl>
+    <w:lvl w:ilvl="8" w:tplc="04090005" w:tentative="1">
+      <w:start w:val="1"/>
+      <w:numFmt w:val="bullet"/>
+      <w:lvlText w:val=""/>
+      <w:lvlJc w:val="left"/>
+      <w:pPr>
+        <w:ind w:left="7188" w:hanging="360"/>
+      </w:pPr>
+      <w:rPr>
+        <w:rFonts w:ascii="Wingdings" w:hAnsi="Wingdings" w:hint="default"/>
+      </w:rPr>
+    </w:lvl>
+  </w:abstractNum>
+  <w:abstractNum w:abstractNumId="5" w15:restartNumberingAfterBreak="0">
+    <w:nsid w:val="4FC45DE8"/>
+    <w:multiLevelType w:val="hybridMultilevel"/>
+    <w:tmpl w:val="B40E2830"/>
+    <w:lvl w:ilvl="0" w:tplc="04090001">
+      <w:start w:val="1"/>
+      <w:numFmt w:val="bullet"/>
+      <w:lvlText w:val=""/>
+      <w:lvlJc w:val="left"/>
+      <w:pPr>
+        <w:ind w:left="720" w:hanging="360"/>
+      </w:pPr>
+      <w:rPr>
+        <w:rFonts w:ascii="Symbol" w:hAnsi="Symbol" w:hint="default"/>
+      </w:rPr>
+    </w:lvl>
+    <w:lvl w:ilvl="1" w:tplc="04090003" w:tentative="1">
+      <w:start w:val="1"/>
+      <w:numFmt w:val="bullet"/>
+      <w:lvlText w:val="o"/>
+      <w:lvlJc w:val="left"/>
+      <w:pPr>
+        <w:ind w:left="1440" w:hanging="360"/>
+      </w:pPr>
+      <w:rPr>
+        <w:rFonts w:ascii="Courier New" w:hAnsi="Courier New" w:cs="Courier New" w:hint="default"/>
+      </w:rPr>
+    </w:lvl>
+    <w:lvl w:ilvl="2" w:tplc="04090005" w:tentative="1">
+      <w:start w:val="1"/>
+      <w:numFmt w:val="bullet"/>
+      <w:lvlText w:val=""/>
+      <w:lvlJc w:val="left"/>
+      <w:pPr>
+        <w:ind w:left="2160" w:hanging="360"/>
+      </w:pPr>
+      <w:rPr>
+        <w:rFonts w:ascii="Wingdings" w:hAnsi="Wingdings" w:hint="default"/>
+      </w:rPr>
+    </w:lvl>
+    <w:lvl w:ilvl="3" w:tplc="04090001" w:tentative="1">
+      <w:start w:val="1"/>
+      <w:numFmt w:val="bullet"/>
+      <w:lvlText w:val=""/>
+      <w:lvlJc w:val="left"/>
+      <w:pPr>
+        <w:ind w:left="2880" w:hanging="360"/>
+      </w:pPr>
+      <w:rPr>
+        <w:rFonts w:ascii="Symbol" w:hAnsi="Symbol" w:hint="default"/>
+      </w:rPr>
+    </w:lvl>
+    <w:lvl w:ilvl="4" w:tplc="04090003" w:tentative="1">
+      <w:start w:val="1"/>
+      <w:numFmt w:val="bullet"/>
+      <w:lvlText w:val="o"/>
+      <w:lvlJc w:val="left"/>
+      <w:pPr>
+        <w:ind w:left="3600" w:hanging="360"/>
+      </w:pPr>
+      <w:rPr>
+        <w:rFonts w:ascii="Courier New" w:hAnsi="Courier New" w:cs="Courier New" w:hint="default"/>
+      </w:rPr>
+    </w:lvl>
+    <w:lvl w:ilvl="5" w:tplc="04090005" w:tentative="1">
+      <w:start w:val="1"/>
+      <w:numFmt w:val="bullet"/>
+      <w:lvlText w:val=""/>
+      <w:lvlJc w:val="left"/>
+      <w:pPr>
+        <w:ind w:left="4320" w:hanging="360"/>
+      </w:pPr>
+      <w:rPr>
+        <w:rFonts w:ascii="Wingdings" w:hAnsi="Wingdings" w:hint="default"/>
+      </w:rPr>
+    </w:lvl>
+    <w:lvl w:ilvl="6" w:tplc="04090001" w:tentative="1">
+      <w:start w:val="1"/>
+      <w:numFmt w:val="bullet"/>
+      <w:lvlText w:val=""/>
+      <w:lvlJc w:val="left"/>
+      <w:pPr>
+        <w:ind w:left="5040" w:hanging="360"/>
+      </w:pPr>
+      <w:rPr>
+        <w:rFonts w:ascii="Symbol" w:hAnsi="Symbol" w:hint="default"/>
+      </w:rPr>
+    </w:lvl>
+    <w:lvl w:ilvl="7" w:tplc="04090003" w:tentative="1">
+      <w:start w:val="1"/>
+      <w:numFmt w:val="bullet"/>
+      <w:lvlText w:val="o"/>
+      <w:lvlJc w:val="left"/>
+      <w:pPr>
+        <w:ind w:left="5760" w:hanging="360"/>
+      </w:pPr>
+      <w:rPr>
+        <w:rFonts w:ascii="Courier New" w:hAnsi="Courier New" w:cs="Courier New" w:hint="default"/>
+      </w:rPr>
+    </w:lvl>
+    <w:lvl w:ilvl="8" w:tplc="04090005" w:tentative="1">
+      <w:start w:val="1"/>
+      <w:numFmt w:val="bullet"/>
+      <w:lvlText w:val=""/>
+      <w:lvlJc w:val="left"/>
+      <w:pPr>
+        <w:ind w:left="6480" w:hanging="360"/>
+      </w:pPr>
+      <w:rPr>
+        <w:rFonts w:ascii="Wingdings" w:hAnsi="Wingdings" w:hint="default"/>
+      </w:rPr>
+    </w:lvl>
+  </w:abstractNum>
+  <w:abstractNum w:abstractNumId="6" w15:restartNumberingAfterBreak="0">
+    <w:nsid w:val="506B5FCE"/>
+    <w:multiLevelType w:val="multilevel"/>
+    <w:tmpl w:val="51D82706"/>
+    <w:lvl w:ilvl="0">
+      <w:start w:val="1"/>
+      <w:numFmt w:val="bullet"/>
+      <w:lvlText w:val=""/>
+      <w:lvlJc w:val="left"/>
+      <w:pPr>
+        <w:ind w:left="720" w:hanging="360"/>
+      </w:pPr>
+      <w:rPr>
+        <w:rFonts w:ascii="Symbol" w:hAnsi="Symbol" w:hint="default"/>
+        <w:sz w:val="20"/>
+      </w:rPr>
+    </w:lvl>
+    <w:lvl w:ilvl="1">
+      <w:start w:val="1"/>
+      <w:numFmt w:val="bullet"/>
+      <w:lvlText w:val=""/>
+      <w:lvlJc w:val="left"/>
+      <w:pPr>
+        <w:ind w:left="1440" w:hanging="360"/>
+      </w:pPr>
+      <w:rPr>
+        <w:rFonts w:ascii="Symbol" w:hAnsi="Symbol" w:hint="default"/>
+      </w:rPr>
+    </w:lvl>
+    <w:lvl w:ilvl="2">
+      <w:start w:val="1"/>
+      <w:numFmt w:val="bullet"/>
+      <w:lvlText w:val=""/>
+      <w:lvlJc w:val="left"/>
+      <w:pPr>
+        <w:tabs>
+          <w:tab w:val="left" w:pos="2160"/>
+        </w:tabs>
+        <w:ind w:left="2160" w:hanging="360"/>
+      </w:pPr>
+      <w:rPr>
+        <w:rFonts w:ascii="Wingdings" w:hAnsi="Wingdings" w:hint="default"/>
+        <w:sz w:val="20"/>
+      </w:rPr>
+    </w:lvl>
+    <w:lvl w:ilvl="3">
+      <w:start w:val="1"/>
+      <w:numFmt w:val="bullet"/>
+      <w:lvlText w:val=""/>
+      <w:lvlJc w:val="left"/>
+      <w:pPr>
+        <w:tabs>
+          <w:tab w:val="left" w:pos="2880"/>
+        </w:tabs>
+        <w:ind w:left="2880" w:hanging="360"/>
+      </w:pPr>
+      <w:rPr>
+        <w:rFonts w:ascii="Wingdings" w:hAnsi="Wingdings" w:hint="default"/>
+        <w:sz w:val="20"/>
+      </w:rPr>
+    </w:lvl>
+    <w:lvl w:ilvl="4">
+      <w:start w:val="1"/>
+      <w:numFmt w:val="bullet"/>
+      <w:lvlText w:val=""/>
+      <w:lvlJc w:val="left"/>
+      <w:pPr>
+        <w:tabs>
+          <w:tab w:val="left" w:pos="3600"/>
+        </w:tabs>
+        <w:ind w:left="3600" w:hanging="360"/>
+      </w:pPr>
+      <w:rPr>
+        <w:rFonts w:ascii="Wingdings" w:hAnsi="Wingdings" w:hint="default"/>
+        <w:sz w:val="20"/>
+      </w:rPr>
+    </w:lvl>
+    <w:lvl w:ilvl="5">
+      <w:start w:val="1"/>
+      <w:numFmt w:val="bullet"/>
+      <w:lvlText w:val=""/>
+      <w:lvlJc w:val="left"/>
+      <w:pPr>
+        <w:tabs>
+          <w:tab w:val="left" w:pos="4320"/>
+        </w:tabs>
+        <w:ind w:left="4320" w:hanging="360"/>
+      </w:pPr>
+      <w:rPr>
+        <w:rFonts w:ascii="Wingdings" w:hAnsi="Wingdings" w:hint="default"/>
+        <w:sz w:val="20"/>
+      </w:rPr>
+    </w:lvl>
+    <w:lvl w:ilvl="6">
+      <w:start w:val="1"/>
+      <w:numFmt w:val="bullet"/>
+      <w:lvlText w:val=""/>
+      <w:lvlJc w:val="left"/>
+      <w:pPr>
+        <w:tabs>
+          <w:tab w:val="left" w:pos="5040"/>
+        </w:tabs>
+        <w:ind w:left="5040" w:hanging="360"/>
+      </w:pPr>
+      <w:rPr>
+        <w:rFonts w:ascii="Wingdings" w:hAnsi="Wingdings" w:hint="default"/>
+        <w:sz w:val="20"/>
+      </w:rPr>
+    </w:lvl>
+    <w:lvl w:ilvl="7">
+      <w:start w:val="1"/>
+      <w:numFmt w:val="bullet"/>
+      <w:lvlText w:val=""/>
+      <w:lvlJc w:val="left"/>
+      <w:pPr>
+        <w:tabs>
+          <w:tab w:val="left" w:pos="5760"/>
+        </w:tabs>
+        <w:ind w:left="5760" w:hanging="360"/>
+      </w:pPr>
+      <w:rPr>
+        <w:rFonts w:ascii="Wingdings" w:hAnsi="Wingdings" w:hint="default"/>
+        <w:sz w:val="20"/>
+      </w:rPr>
+    </w:lvl>
+    <w:lvl w:ilvl="8">
+      <w:start w:val="1"/>
+      <w:numFmt w:val="bullet"/>
+      <w:lvlText w:val=""/>
+      <w:lvlJc w:val="left"/>
+      <w:pPr>
+        <w:tabs>
+          <w:tab w:val="left" w:pos="6480"/>
+        </w:tabs>
+        <w:ind w:left="6480" w:hanging="360"/>
+      </w:pPr>
+      <w:rPr>
+        <w:rFonts w:ascii="Wingdings" w:hAnsi="Wingdings" w:hint="default"/>
+        <w:sz w:val="20"/>
+      </w:rPr>
+    </w:lvl>
+  </w:abstractNum>
+  <w:abstractNum w:abstractNumId="7" w15:restartNumberingAfterBreak="0">
     <w:nsid w:val="50D010B0"/>
     <w:multiLevelType w:val="multilevel"/>
     <w:tmpl w:val="50D010B0"/>
-    <w:lvl w:ilvl="0" w:tentative="0">
+    <w:lvl w:ilvl="0">
       <w:start w:val="1"/>
       <w:numFmt w:val="bullet"/>
       <w:lvlText w:val=""/>
@@ -605,11 +1616,11 @@
         <w:ind w:left="720" w:hanging="360"/>
       </w:pPr>
       <w:rPr>
-        <w:rFonts w:hint="default" w:ascii="Symbol" w:hAnsi="Symbol"/>
-        <w:sz w:val="20"/>
-      </w:rPr>
-    </w:lvl>
-    <w:lvl w:ilvl="1" w:tentative="0">
+        <w:rFonts w:ascii="Symbol" w:hAnsi="Symbol" w:hint="default"/>
+        <w:sz w:val="20"/>
+      </w:rPr>
+    </w:lvl>
+    <w:lvl w:ilvl="1">
       <w:start w:val="1"/>
       <w:numFmt w:val="bullet"/>
       <w:lvlText w:val="o"/>
@@ -621,11 +1632,11 @@
         <w:ind w:left="1440" w:hanging="360"/>
       </w:pPr>
       <w:rPr>
-        <w:rFonts w:hint="default" w:ascii="Courier New" w:hAnsi="Courier New"/>
-        <w:sz w:val="20"/>
-      </w:rPr>
-    </w:lvl>
-    <w:lvl w:ilvl="2" w:tentative="0">
+        <w:rFonts w:ascii="Courier New" w:hAnsi="Courier New" w:hint="default"/>
+        <w:sz w:val="20"/>
+      </w:rPr>
+    </w:lvl>
+    <w:lvl w:ilvl="2">
       <w:start w:val="1"/>
       <w:numFmt w:val="bullet"/>
       <w:lvlText w:val=""/>
@@ -637,11 +1648,11 @@
         <w:ind w:left="2160" w:hanging="360"/>
       </w:pPr>
       <w:rPr>
-        <w:rFonts w:hint="default" w:ascii="Wingdings" w:hAnsi="Wingdings"/>
-        <w:sz w:val="20"/>
-      </w:rPr>
-    </w:lvl>
-    <w:lvl w:ilvl="3" w:tentative="0">
+        <w:rFonts w:ascii="Wingdings" w:hAnsi="Wingdings" w:hint="default"/>
+        <w:sz w:val="20"/>
+      </w:rPr>
+    </w:lvl>
+    <w:lvl w:ilvl="3">
       <w:start w:val="1"/>
       <w:numFmt w:val="bullet"/>
       <w:lvlText w:val=""/>
@@ -653,11 +1664,11 @@
         <w:ind w:left="2880" w:hanging="360"/>
       </w:pPr>
       <w:rPr>
-        <w:rFonts w:hint="default" w:ascii="Wingdings" w:hAnsi="Wingdings"/>
-        <w:sz w:val="20"/>
-      </w:rPr>
-    </w:lvl>
-    <w:lvl w:ilvl="4" w:tentative="0">
+        <w:rFonts w:ascii="Wingdings" w:hAnsi="Wingdings" w:hint="default"/>
+        <w:sz w:val="20"/>
+      </w:rPr>
+    </w:lvl>
+    <w:lvl w:ilvl="4">
       <w:start w:val="1"/>
       <w:numFmt w:val="bullet"/>
       <w:lvlText w:val=""/>
@@ -669,11 +1680,11 @@
         <w:ind w:left="3600" w:hanging="360"/>
       </w:pPr>
       <w:rPr>
-        <w:rFonts w:hint="default" w:ascii="Wingdings" w:hAnsi="Wingdings"/>
-        <w:sz w:val="20"/>
-      </w:rPr>
-    </w:lvl>
-    <w:lvl w:ilvl="5" w:tentative="0">
+        <w:rFonts w:ascii="Wingdings" w:hAnsi="Wingdings" w:hint="default"/>
+        <w:sz w:val="20"/>
+      </w:rPr>
+    </w:lvl>
+    <w:lvl w:ilvl="5">
       <w:start w:val="1"/>
       <w:numFmt w:val="bullet"/>
       <w:lvlText w:val=""/>
@@ -685,11 +1696,11 @@
         <w:ind w:left="4320" w:hanging="360"/>
       </w:pPr>
       <w:rPr>
-        <w:rFonts w:hint="default" w:ascii="Wingdings" w:hAnsi="Wingdings"/>
-        <w:sz w:val="20"/>
-      </w:rPr>
-    </w:lvl>
-    <w:lvl w:ilvl="6" w:tentative="0">
+        <w:rFonts w:ascii="Wingdings" w:hAnsi="Wingdings" w:hint="default"/>
+        <w:sz w:val="20"/>
+      </w:rPr>
+    </w:lvl>
+    <w:lvl w:ilvl="6">
       <w:start w:val="1"/>
       <w:numFmt w:val="bullet"/>
       <w:lvlText w:val=""/>
@@ -701,11 +1712,11 @@
         <w:ind w:left="5040" w:hanging="360"/>
       </w:pPr>
       <w:rPr>
-        <w:rFonts w:hint="default" w:ascii="Wingdings" w:hAnsi="Wingdings"/>
-        <w:sz w:val="20"/>
-      </w:rPr>
-    </w:lvl>
-    <w:lvl w:ilvl="7" w:tentative="0">
+        <w:rFonts w:ascii="Wingdings" w:hAnsi="Wingdings" w:hint="default"/>
+        <w:sz w:val="20"/>
+      </w:rPr>
+    </w:lvl>
+    <w:lvl w:ilvl="7">
       <w:start w:val="1"/>
       <w:numFmt w:val="bullet"/>
       <w:lvlText w:val=""/>
@@ -717,11 +1728,11 @@
         <w:ind w:left="5760" w:hanging="360"/>
       </w:pPr>
       <w:rPr>
-        <w:rFonts w:hint="default" w:ascii="Wingdings" w:hAnsi="Wingdings"/>
-        <w:sz w:val="20"/>
-      </w:rPr>
-    </w:lvl>
-    <w:lvl w:ilvl="8" w:tentative="0">
+        <w:rFonts w:ascii="Wingdings" w:hAnsi="Wingdings" w:hint="default"/>
+        <w:sz w:val="20"/>
+      </w:rPr>
+    </w:lvl>
+    <w:lvl w:ilvl="8">
       <w:start w:val="1"/>
       <w:numFmt w:val="bullet"/>
       <w:lvlText w:val=""/>
@@ -733,208 +1744,1173 @@
         <w:ind w:left="6480" w:hanging="360"/>
       </w:pPr>
       <w:rPr>
-        <w:rFonts w:hint="default" w:ascii="Wingdings" w:hAnsi="Wingdings"/>
+        <w:rFonts w:ascii="Wingdings" w:hAnsi="Wingdings" w:hint="default"/>
         <w:sz w:val="20"/>
       </w:rPr>
     </w:lvl>
   </w:abstractNum>
-  <w:num w:numId="1">
+  <w:abstractNum w:abstractNumId="8" w15:restartNumberingAfterBreak="0">
+    <w:nsid w:val="5DA01500"/>
+    <w:multiLevelType w:val="multilevel"/>
+    <w:tmpl w:val="5314AE34"/>
+    <w:lvl w:ilvl="0">
+      <w:start w:val="1"/>
+      <w:numFmt w:val="bullet"/>
+      <w:lvlText w:val=""/>
+      <w:lvlJc w:val="left"/>
+      <w:pPr>
+        <w:ind w:left="720" w:hanging="360"/>
+      </w:pPr>
+      <w:rPr>
+        <w:rFonts w:ascii="Symbol" w:hAnsi="Symbol" w:hint="default"/>
+        <w:sz w:val="20"/>
+      </w:rPr>
+    </w:lvl>
+    <w:lvl w:ilvl="1">
+      <w:start w:val="1"/>
+      <w:numFmt w:val="bullet"/>
+      <w:lvlText w:val=""/>
+      <w:lvlJc w:val="left"/>
+      <w:pPr>
+        <w:ind w:left="1440" w:hanging="360"/>
+      </w:pPr>
+      <w:rPr>
+        <w:rFonts w:ascii="Symbol" w:hAnsi="Symbol" w:hint="default"/>
+      </w:rPr>
+    </w:lvl>
+    <w:lvl w:ilvl="2">
+      <w:start w:val="1"/>
+      <w:numFmt w:val="bullet"/>
+      <w:lvlText w:val=""/>
+      <w:lvlJc w:val="left"/>
+      <w:pPr>
+        <w:tabs>
+          <w:tab w:val="left" w:pos="2160"/>
+        </w:tabs>
+        <w:ind w:left="2160" w:hanging="360"/>
+      </w:pPr>
+      <w:rPr>
+        <w:rFonts w:ascii="Wingdings" w:hAnsi="Wingdings" w:hint="default"/>
+        <w:sz w:val="20"/>
+      </w:rPr>
+    </w:lvl>
+    <w:lvl w:ilvl="3">
+      <w:start w:val="1"/>
+      <w:numFmt w:val="bullet"/>
+      <w:lvlText w:val=""/>
+      <w:lvlJc w:val="left"/>
+      <w:pPr>
+        <w:tabs>
+          <w:tab w:val="left" w:pos="2880"/>
+        </w:tabs>
+        <w:ind w:left="2880" w:hanging="360"/>
+      </w:pPr>
+      <w:rPr>
+        <w:rFonts w:ascii="Wingdings" w:hAnsi="Wingdings" w:hint="default"/>
+        <w:sz w:val="20"/>
+      </w:rPr>
+    </w:lvl>
+    <w:lvl w:ilvl="4">
+      <w:start w:val="1"/>
+      <w:numFmt w:val="bullet"/>
+      <w:lvlText w:val=""/>
+      <w:lvlJc w:val="left"/>
+      <w:pPr>
+        <w:tabs>
+          <w:tab w:val="left" w:pos="3600"/>
+        </w:tabs>
+        <w:ind w:left="3600" w:hanging="360"/>
+      </w:pPr>
+      <w:rPr>
+        <w:rFonts w:ascii="Wingdings" w:hAnsi="Wingdings" w:hint="default"/>
+        <w:sz w:val="20"/>
+      </w:rPr>
+    </w:lvl>
+    <w:lvl w:ilvl="5">
+      <w:start w:val="1"/>
+      <w:numFmt w:val="bullet"/>
+      <w:lvlText w:val=""/>
+      <w:lvlJc w:val="left"/>
+      <w:pPr>
+        <w:tabs>
+          <w:tab w:val="left" w:pos="4320"/>
+        </w:tabs>
+        <w:ind w:left="4320" w:hanging="360"/>
+      </w:pPr>
+      <w:rPr>
+        <w:rFonts w:ascii="Wingdings" w:hAnsi="Wingdings" w:hint="default"/>
+        <w:sz w:val="20"/>
+      </w:rPr>
+    </w:lvl>
+    <w:lvl w:ilvl="6">
+      <w:start w:val="1"/>
+      <w:numFmt w:val="bullet"/>
+      <w:lvlText w:val=""/>
+      <w:lvlJc w:val="left"/>
+      <w:pPr>
+        <w:tabs>
+          <w:tab w:val="left" w:pos="5040"/>
+        </w:tabs>
+        <w:ind w:left="5040" w:hanging="360"/>
+      </w:pPr>
+      <w:rPr>
+        <w:rFonts w:ascii="Wingdings" w:hAnsi="Wingdings" w:hint="default"/>
+        <w:sz w:val="20"/>
+      </w:rPr>
+    </w:lvl>
+    <w:lvl w:ilvl="7">
+      <w:start w:val="1"/>
+      <w:numFmt w:val="bullet"/>
+      <w:lvlText w:val=""/>
+      <w:lvlJc w:val="left"/>
+      <w:pPr>
+        <w:tabs>
+          <w:tab w:val="left" w:pos="5760"/>
+        </w:tabs>
+        <w:ind w:left="5760" w:hanging="360"/>
+      </w:pPr>
+      <w:rPr>
+        <w:rFonts w:ascii="Wingdings" w:hAnsi="Wingdings" w:hint="default"/>
+        <w:sz w:val="20"/>
+      </w:rPr>
+    </w:lvl>
+    <w:lvl w:ilvl="8">
+      <w:start w:val="1"/>
+      <w:numFmt w:val="bullet"/>
+      <w:lvlText w:val=""/>
+      <w:lvlJc w:val="left"/>
+      <w:pPr>
+        <w:tabs>
+          <w:tab w:val="left" w:pos="6480"/>
+        </w:tabs>
+        <w:ind w:left="6480" w:hanging="360"/>
+      </w:pPr>
+      <w:rPr>
+        <w:rFonts w:ascii="Wingdings" w:hAnsi="Wingdings" w:hint="default"/>
+        <w:sz w:val="20"/>
+      </w:rPr>
+    </w:lvl>
+  </w:abstractNum>
+  <w:abstractNum w:abstractNumId="9" w15:restartNumberingAfterBreak="0">
+    <w:nsid w:val="635906F5"/>
+    <w:multiLevelType w:val="multilevel"/>
+    <w:tmpl w:val="7682E918"/>
+    <w:lvl w:ilvl="0">
+      <w:start w:val="1"/>
+      <w:numFmt w:val="bullet"/>
+      <w:lvlText w:val=""/>
+      <w:lvlJc w:val="left"/>
+      <w:pPr>
+        <w:ind w:left="720" w:hanging="360"/>
+      </w:pPr>
+      <w:rPr>
+        <w:rFonts w:ascii="Symbol" w:hAnsi="Symbol" w:hint="default"/>
+        <w:sz w:val="20"/>
+      </w:rPr>
+    </w:lvl>
+    <w:lvl w:ilvl="1">
+      <w:start w:val="1"/>
+      <w:numFmt w:val="bullet"/>
+      <w:lvlText w:val=""/>
+      <w:lvlJc w:val="left"/>
+      <w:pPr>
+        <w:ind w:left="1440" w:hanging="360"/>
+      </w:pPr>
+      <w:rPr>
+        <w:rFonts w:ascii="Symbol" w:hAnsi="Symbol" w:hint="default"/>
+      </w:rPr>
+    </w:lvl>
+    <w:lvl w:ilvl="2">
+      <w:start w:val="1"/>
+      <w:numFmt w:val="bullet"/>
+      <w:lvlText w:val=""/>
+      <w:lvlJc w:val="left"/>
+      <w:pPr>
+        <w:tabs>
+          <w:tab w:val="left" w:pos="2160"/>
+        </w:tabs>
+        <w:ind w:left="2160" w:hanging="360"/>
+      </w:pPr>
+      <w:rPr>
+        <w:rFonts w:ascii="Wingdings" w:hAnsi="Wingdings" w:hint="default"/>
+        <w:sz w:val="20"/>
+      </w:rPr>
+    </w:lvl>
+    <w:lvl w:ilvl="3">
+      <w:start w:val="1"/>
+      <w:numFmt w:val="bullet"/>
+      <w:lvlText w:val=""/>
+      <w:lvlJc w:val="left"/>
+      <w:pPr>
+        <w:tabs>
+          <w:tab w:val="left" w:pos="2880"/>
+        </w:tabs>
+        <w:ind w:left="2880" w:hanging="360"/>
+      </w:pPr>
+      <w:rPr>
+        <w:rFonts w:ascii="Wingdings" w:hAnsi="Wingdings" w:hint="default"/>
+        <w:sz w:val="20"/>
+      </w:rPr>
+    </w:lvl>
+    <w:lvl w:ilvl="4">
+      <w:start w:val="1"/>
+      <w:numFmt w:val="bullet"/>
+      <w:lvlText w:val=""/>
+      <w:lvlJc w:val="left"/>
+      <w:pPr>
+        <w:tabs>
+          <w:tab w:val="left" w:pos="3600"/>
+        </w:tabs>
+        <w:ind w:left="3600" w:hanging="360"/>
+      </w:pPr>
+      <w:rPr>
+        <w:rFonts w:ascii="Wingdings" w:hAnsi="Wingdings" w:hint="default"/>
+        <w:sz w:val="20"/>
+      </w:rPr>
+    </w:lvl>
+    <w:lvl w:ilvl="5">
+      <w:start w:val="1"/>
+      <w:numFmt w:val="bullet"/>
+      <w:lvlText w:val=""/>
+      <w:lvlJc w:val="left"/>
+      <w:pPr>
+        <w:tabs>
+          <w:tab w:val="left" w:pos="4320"/>
+        </w:tabs>
+        <w:ind w:left="4320" w:hanging="360"/>
+      </w:pPr>
+      <w:rPr>
+        <w:rFonts w:ascii="Wingdings" w:hAnsi="Wingdings" w:hint="default"/>
+        <w:sz w:val="20"/>
+      </w:rPr>
+    </w:lvl>
+    <w:lvl w:ilvl="6">
+      <w:start w:val="1"/>
+      <w:numFmt w:val="bullet"/>
+      <w:lvlText w:val=""/>
+      <w:lvlJc w:val="left"/>
+      <w:pPr>
+        <w:tabs>
+          <w:tab w:val="left" w:pos="5040"/>
+        </w:tabs>
+        <w:ind w:left="5040" w:hanging="360"/>
+      </w:pPr>
+      <w:rPr>
+        <w:rFonts w:ascii="Wingdings" w:hAnsi="Wingdings" w:hint="default"/>
+        <w:sz w:val="20"/>
+      </w:rPr>
+    </w:lvl>
+    <w:lvl w:ilvl="7">
+      <w:start w:val="1"/>
+      <w:numFmt w:val="bullet"/>
+      <w:lvlText w:val=""/>
+      <w:lvlJc w:val="left"/>
+      <w:pPr>
+        <w:tabs>
+          <w:tab w:val="left" w:pos="5760"/>
+        </w:tabs>
+        <w:ind w:left="5760" w:hanging="360"/>
+      </w:pPr>
+      <w:rPr>
+        <w:rFonts w:ascii="Wingdings" w:hAnsi="Wingdings" w:hint="default"/>
+        <w:sz w:val="20"/>
+      </w:rPr>
+    </w:lvl>
+    <w:lvl w:ilvl="8">
+      <w:start w:val="1"/>
+      <w:numFmt w:val="bullet"/>
+      <w:lvlText w:val=""/>
+      <w:lvlJc w:val="left"/>
+      <w:pPr>
+        <w:tabs>
+          <w:tab w:val="left" w:pos="6480"/>
+        </w:tabs>
+        <w:ind w:left="6480" w:hanging="360"/>
+      </w:pPr>
+      <w:rPr>
+        <w:rFonts w:ascii="Wingdings" w:hAnsi="Wingdings" w:hint="default"/>
+        <w:sz w:val="20"/>
+      </w:rPr>
+    </w:lvl>
+  </w:abstractNum>
+  <w:abstractNum w:abstractNumId="10" w15:restartNumberingAfterBreak="0">
+    <w:nsid w:val="74A819E2"/>
+    <w:multiLevelType w:val="multilevel"/>
+    <w:tmpl w:val="C256E73E"/>
+    <w:lvl w:ilvl="0">
+      <w:start w:val="1"/>
+      <w:numFmt w:val="bullet"/>
+      <w:lvlText w:val=""/>
+      <w:lvlJc w:val="left"/>
+      <w:pPr>
+        <w:ind w:left="720" w:hanging="360"/>
+      </w:pPr>
+      <w:rPr>
+        <w:rFonts w:ascii="Symbol" w:hAnsi="Symbol" w:hint="default"/>
+        <w:sz w:val="20"/>
+      </w:rPr>
+    </w:lvl>
+    <w:lvl w:ilvl="1">
+      <w:start w:val="1"/>
+      <w:numFmt w:val="bullet"/>
+      <w:lvlText w:val=""/>
+      <w:lvlJc w:val="left"/>
+      <w:pPr>
+        <w:ind w:left="1440" w:hanging="360"/>
+      </w:pPr>
+      <w:rPr>
+        <w:rFonts w:ascii="Symbol" w:hAnsi="Symbol" w:hint="default"/>
+      </w:rPr>
+    </w:lvl>
+    <w:lvl w:ilvl="2">
+      <w:start w:val="1"/>
+      <w:numFmt w:val="bullet"/>
+      <w:lvlText w:val=""/>
+      <w:lvlJc w:val="left"/>
+      <w:pPr>
+        <w:tabs>
+          <w:tab w:val="left" w:pos="2160"/>
+        </w:tabs>
+        <w:ind w:left="2160" w:hanging="360"/>
+      </w:pPr>
+      <w:rPr>
+        <w:rFonts w:ascii="Wingdings" w:hAnsi="Wingdings" w:hint="default"/>
+        <w:sz w:val="20"/>
+      </w:rPr>
+    </w:lvl>
+    <w:lvl w:ilvl="3">
+      <w:start w:val="1"/>
+      <w:numFmt w:val="bullet"/>
+      <w:lvlText w:val=""/>
+      <w:lvlJc w:val="left"/>
+      <w:pPr>
+        <w:tabs>
+          <w:tab w:val="left" w:pos="2880"/>
+        </w:tabs>
+        <w:ind w:left="2880" w:hanging="360"/>
+      </w:pPr>
+      <w:rPr>
+        <w:rFonts w:ascii="Wingdings" w:hAnsi="Wingdings" w:hint="default"/>
+        <w:sz w:val="20"/>
+      </w:rPr>
+    </w:lvl>
+    <w:lvl w:ilvl="4">
+      <w:start w:val="1"/>
+      <w:numFmt w:val="bullet"/>
+      <w:lvlText w:val=""/>
+      <w:lvlJc w:val="left"/>
+      <w:pPr>
+        <w:tabs>
+          <w:tab w:val="left" w:pos="3600"/>
+        </w:tabs>
+        <w:ind w:left="3600" w:hanging="360"/>
+      </w:pPr>
+      <w:rPr>
+        <w:rFonts w:ascii="Wingdings" w:hAnsi="Wingdings" w:hint="default"/>
+        <w:sz w:val="20"/>
+      </w:rPr>
+    </w:lvl>
+    <w:lvl w:ilvl="5">
+      <w:start w:val="1"/>
+      <w:numFmt w:val="bullet"/>
+      <w:lvlText w:val=""/>
+      <w:lvlJc w:val="left"/>
+      <w:pPr>
+        <w:tabs>
+          <w:tab w:val="left" w:pos="4320"/>
+        </w:tabs>
+        <w:ind w:left="4320" w:hanging="360"/>
+      </w:pPr>
+      <w:rPr>
+        <w:rFonts w:ascii="Wingdings" w:hAnsi="Wingdings" w:hint="default"/>
+        <w:sz w:val="20"/>
+      </w:rPr>
+    </w:lvl>
+    <w:lvl w:ilvl="6">
+      <w:start w:val="1"/>
+      <w:numFmt w:val="bullet"/>
+      <w:lvlText w:val=""/>
+      <w:lvlJc w:val="left"/>
+      <w:pPr>
+        <w:tabs>
+          <w:tab w:val="left" w:pos="5040"/>
+        </w:tabs>
+        <w:ind w:left="5040" w:hanging="360"/>
+      </w:pPr>
+      <w:rPr>
+        <w:rFonts w:ascii="Wingdings" w:hAnsi="Wingdings" w:hint="default"/>
+        <w:sz w:val="20"/>
+      </w:rPr>
+    </w:lvl>
+    <w:lvl w:ilvl="7">
+      <w:start w:val="1"/>
+      <w:numFmt w:val="bullet"/>
+      <w:lvlText w:val=""/>
+      <w:lvlJc w:val="left"/>
+      <w:pPr>
+        <w:tabs>
+          <w:tab w:val="left" w:pos="5760"/>
+        </w:tabs>
+        <w:ind w:left="5760" w:hanging="360"/>
+      </w:pPr>
+      <w:rPr>
+        <w:rFonts w:ascii="Wingdings" w:hAnsi="Wingdings" w:hint="default"/>
+        <w:sz w:val="20"/>
+      </w:rPr>
+    </w:lvl>
+    <w:lvl w:ilvl="8">
+      <w:start w:val="1"/>
+      <w:numFmt w:val="bullet"/>
+      <w:lvlText w:val=""/>
+      <w:lvlJc w:val="left"/>
+      <w:pPr>
+        <w:tabs>
+          <w:tab w:val="left" w:pos="6480"/>
+        </w:tabs>
+        <w:ind w:left="6480" w:hanging="360"/>
+      </w:pPr>
+      <w:rPr>
+        <w:rFonts w:ascii="Wingdings" w:hAnsi="Wingdings" w:hint="default"/>
+        <w:sz w:val="20"/>
+      </w:rPr>
+    </w:lvl>
+  </w:abstractNum>
+  <w:abstractNum w:abstractNumId="11" w15:restartNumberingAfterBreak="0">
+    <w:nsid w:val="788015FB"/>
+    <w:multiLevelType w:val="multilevel"/>
+    <w:tmpl w:val="399A57C0"/>
+    <w:lvl w:ilvl="0">
+      <w:start w:val="1"/>
+      <w:numFmt w:val="bullet"/>
+      <w:lvlText w:val=""/>
+      <w:lvlJc w:val="left"/>
+      <w:pPr>
+        <w:ind w:left="720" w:hanging="360"/>
+      </w:pPr>
+      <w:rPr>
+        <w:rFonts w:ascii="Symbol" w:hAnsi="Symbol" w:hint="default"/>
+        <w:sz w:val="20"/>
+      </w:rPr>
+    </w:lvl>
+    <w:lvl w:ilvl="1">
+      <w:start w:val="1"/>
+      <w:numFmt w:val="bullet"/>
+      <w:lvlText w:val=""/>
+      <w:lvlJc w:val="left"/>
+      <w:pPr>
+        <w:ind w:left="1440" w:hanging="360"/>
+      </w:pPr>
+      <w:rPr>
+        <w:rFonts w:ascii="Symbol" w:hAnsi="Symbol" w:hint="default"/>
+      </w:rPr>
+    </w:lvl>
+    <w:lvl w:ilvl="2">
+      <w:start w:val="1"/>
+      <w:numFmt w:val="bullet"/>
+      <w:lvlText w:val=""/>
+      <w:lvlJc w:val="left"/>
+      <w:pPr>
+        <w:tabs>
+          <w:tab w:val="left" w:pos="2160"/>
+        </w:tabs>
+        <w:ind w:left="2160" w:hanging="360"/>
+      </w:pPr>
+      <w:rPr>
+        <w:rFonts w:ascii="Wingdings" w:hAnsi="Wingdings" w:hint="default"/>
+        <w:sz w:val="20"/>
+      </w:rPr>
+    </w:lvl>
+    <w:lvl w:ilvl="3">
+      <w:start w:val="1"/>
+      <w:numFmt w:val="bullet"/>
+      <w:lvlText w:val=""/>
+      <w:lvlJc w:val="left"/>
+      <w:pPr>
+        <w:tabs>
+          <w:tab w:val="left" w:pos="2880"/>
+        </w:tabs>
+        <w:ind w:left="2880" w:hanging="360"/>
+      </w:pPr>
+      <w:rPr>
+        <w:rFonts w:ascii="Wingdings" w:hAnsi="Wingdings" w:hint="default"/>
+        <w:sz w:val="20"/>
+      </w:rPr>
+    </w:lvl>
+    <w:lvl w:ilvl="4">
+      <w:start w:val="1"/>
+      <w:numFmt w:val="bullet"/>
+      <w:lvlText w:val=""/>
+      <w:lvlJc w:val="left"/>
+      <w:pPr>
+        <w:tabs>
+          <w:tab w:val="left" w:pos="3600"/>
+        </w:tabs>
+        <w:ind w:left="3600" w:hanging="360"/>
+      </w:pPr>
+      <w:rPr>
+        <w:rFonts w:ascii="Wingdings" w:hAnsi="Wingdings" w:hint="default"/>
+        <w:sz w:val="20"/>
+      </w:rPr>
+    </w:lvl>
+    <w:lvl w:ilvl="5">
+      <w:start w:val="1"/>
+      <w:numFmt w:val="bullet"/>
+      <w:lvlText w:val=""/>
+      <w:lvlJc w:val="left"/>
+      <w:pPr>
+        <w:tabs>
+          <w:tab w:val="left" w:pos="4320"/>
+        </w:tabs>
+        <w:ind w:left="4320" w:hanging="360"/>
+      </w:pPr>
+      <w:rPr>
+        <w:rFonts w:ascii="Wingdings" w:hAnsi="Wingdings" w:hint="default"/>
+        <w:sz w:val="20"/>
+      </w:rPr>
+    </w:lvl>
+    <w:lvl w:ilvl="6">
+      <w:start w:val="1"/>
+      <w:numFmt w:val="bullet"/>
+      <w:lvlText w:val=""/>
+      <w:lvlJc w:val="left"/>
+      <w:pPr>
+        <w:tabs>
+          <w:tab w:val="left" w:pos="5040"/>
+        </w:tabs>
+        <w:ind w:left="5040" w:hanging="360"/>
+      </w:pPr>
+      <w:rPr>
+        <w:rFonts w:ascii="Wingdings" w:hAnsi="Wingdings" w:hint="default"/>
+        <w:sz w:val="20"/>
+      </w:rPr>
+    </w:lvl>
+    <w:lvl w:ilvl="7">
+      <w:start w:val="1"/>
+      <w:numFmt w:val="bullet"/>
+      <w:lvlText w:val=""/>
+      <w:lvlJc w:val="left"/>
+      <w:pPr>
+        <w:tabs>
+          <w:tab w:val="left" w:pos="5760"/>
+        </w:tabs>
+        <w:ind w:left="5760" w:hanging="360"/>
+      </w:pPr>
+      <w:rPr>
+        <w:rFonts w:ascii="Wingdings" w:hAnsi="Wingdings" w:hint="default"/>
+        <w:sz w:val="20"/>
+      </w:rPr>
+    </w:lvl>
+    <w:lvl w:ilvl="8">
+      <w:start w:val="1"/>
+      <w:numFmt w:val="bullet"/>
+      <w:lvlText w:val=""/>
+      <w:lvlJc w:val="left"/>
+      <w:pPr>
+        <w:tabs>
+          <w:tab w:val="left" w:pos="6480"/>
+        </w:tabs>
+        <w:ind w:left="6480" w:hanging="360"/>
+      </w:pPr>
+      <w:rPr>
+        <w:rFonts w:ascii="Wingdings" w:hAnsi="Wingdings" w:hint="default"/>
+        <w:sz w:val="20"/>
+      </w:rPr>
+    </w:lvl>
+  </w:abstractNum>
+  <w:abstractNum w:abstractNumId="12" w15:restartNumberingAfterBreak="0">
+    <w:nsid w:val="7F006977"/>
+    <w:multiLevelType w:val="multilevel"/>
+    <w:tmpl w:val="9FCE445E"/>
+    <w:lvl w:ilvl="0">
+      <w:start w:val="1"/>
+      <w:numFmt w:val="bullet"/>
+      <w:lvlText w:val=""/>
+      <w:lvlJc w:val="left"/>
+      <w:pPr>
+        <w:ind w:left="720" w:hanging="360"/>
+      </w:pPr>
+      <w:rPr>
+        <w:rFonts w:ascii="Symbol" w:hAnsi="Symbol" w:hint="default"/>
+        <w:sz w:val="20"/>
+      </w:rPr>
+    </w:lvl>
+    <w:lvl w:ilvl="1">
+      <w:start w:val="1"/>
+      <w:numFmt w:val="bullet"/>
+      <w:lvlText w:val=""/>
+      <w:lvlJc w:val="left"/>
+      <w:pPr>
+        <w:ind w:left="1440" w:hanging="360"/>
+      </w:pPr>
+      <w:rPr>
+        <w:rFonts w:ascii="Symbol" w:hAnsi="Symbol" w:hint="default"/>
+      </w:rPr>
+    </w:lvl>
+    <w:lvl w:ilvl="2">
+      <w:start w:val="1"/>
+      <w:numFmt w:val="bullet"/>
+      <w:lvlText w:val=""/>
+      <w:lvlJc w:val="left"/>
+      <w:pPr>
+        <w:tabs>
+          <w:tab w:val="left" w:pos="2160"/>
+        </w:tabs>
+        <w:ind w:left="2160" w:hanging="360"/>
+      </w:pPr>
+      <w:rPr>
+        <w:rFonts w:ascii="Wingdings" w:hAnsi="Wingdings" w:hint="default"/>
+        <w:sz w:val="20"/>
+      </w:rPr>
+    </w:lvl>
+    <w:lvl w:ilvl="3">
+      <w:start w:val="1"/>
+      <w:numFmt w:val="bullet"/>
+      <w:lvlText w:val=""/>
+      <w:lvlJc w:val="left"/>
+      <w:pPr>
+        <w:tabs>
+          <w:tab w:val="left" w:pos="2880"/>
+        </w:tabs>
+        <w:ind w:left="2880" w:hanging="360"/>
+      </w:pPr>
+      <w:rPr>
+        <w:rFonts w:ascii="Wingdings" w:hAnsi="Wingdings" w:hint="default"/>
+        <w:sz w:val="20"/>
+      </w:rPr>
+    </w:lvl>
+    <w:lvl w:ilvl="4">
+      <w:start w:val="1"/>
+      <w:numFmt w:val="bullet"/>
+      <w:lvlText w:val=""/>
+      <w:lvlJc w:val="left"/>
+      <w:pPr>
+        <w:tabs>
+          <w:tab w:val="left" w:pos="3600"/>
+        </w:tabs>
+        <w:ind w:left="3600" w:hanging="360"/>
+      </w:pPr>
+      <w:rPr>
+        <w:rFonts w:ascii="Wingdings" w:hAnsi="Wingdings" w:hint="default"/>
+        <w:sz w:val="20"/>
+      </w:rPr>
+    </w:lvl>
+    <w:lvl w:ilvl="5">
+      <w:start w:val="1"/>
+      <w:numFmt w:val="bullet"/>
+      <w:lvlText w:val=""/>
+      <w:lvlJc w:val="left"/>
+      <w:pPr>
+        <w:tabs>
+          <w:tab w:val="left" w:pos="4320"/>
+        </w:tabs>
+        <w:ind w:left="4320" w:hanging="360"/>
+      </w:pPr>
+      <w:rPr>
+        <w:rFonts w:ascii="Wingdings" w:hAnsi="Wingdings" w:hint="default"/>
+        <w:sz w:val="20"/>
+      </w:rPr>
+    </w:lvl>
+    <w:lvl w:ilvl="6">
+      <w:start w:val="1"/>
+      <w:numFmt w:val="bullet"/>
+      <w:lvlText w:val=""/>
+      <w:lvlJc w:val="left"/>
+      <w:pPr>
+        <w:tabs>
+          <w:tab w:val="left" w:pos="5040"/>
+        </w:tabs>
+        <w:ind w:left="5040" w:hanging="360"/>
+      </w:pPr>
+      <w:rPr>
+        <w:rFonts w:ascii="Wingdings" w:hAnsi="Wingdings" w:hint="default"/>
+        <w:sz w:val="20"/>
+      </w:rPr>
+    </w:lvl>
+    <w:lvl w:ilvl="7">
+      <w:start w:val="1"/>
+      <w:numFmt w:val="bullet"/>
+      <w:lvlText w:val=""/>
+      <w:lvlJc w:val="left"/>
+      <w:pPr>
+        <w:tabs>
+          <w:tab w:val="left" w:pos="5760"/>
+        </w:tabs>
+        <w:ind w:left="5760" w:hanging="360"/>
+      </w:pPr>
+      <w:rPr>
+        <w:rFonts w:ascii="Wingdings" w:hAnsi="Wingdings" w:hint="default"/>
+        <w:sz w:val="20"/>
+      </w:rPr>
+    </w:lvl>
+    <w:lvl w:ilvl="8">
+      <w:start w:val="1"/>
+      <w:numFmt w:val="bullet"/>
+      <w:lvlText w:val=""/>
+      <w:lvlJc w:val="left"/>
+      <w:pPr>
+        <w:tabs>
+          <w:tab w:val="left" w:pos="6480"/>
+        </w:tabs>
+        <w:ind w:left="6480" w:hanging="360"/>
+      </w:pPr>
+      <w:rPr>
+        <w:rFonts w:ascii="Wingdings" w:hAnsi="Wingdings" w:hint="default"/>
+        <w:sz w:val="20"/>
+      </w:rPr>
+    </w:lvl>
+  </w:abstractNum>
+  <w:num w:numId="1" w16cid:durableId="769202061">
+    <w:abstractNumId w:val="7"/>
+  </w:num>
+  <w:num w:numId="2" w16cid:durableId="1073117767">
+    <w:abstractNumId w:val="3"/>
+  </w:num>
+  <w:num w:numId="3" w16cid:durableId="934484952">
+    <w:abstractNumId w:val="10"/>
+  </w:num>
+  <w:num w:numId="4" w16cid:durableId="1029379588">
+    <w:abstractNumId w:val="12"/>
+  </w:num>
+  <w:num w:numId="5" w16cid:durableId="98255052">
+    <w:abstractNumId w:val="2"/>
+  </w:num>
+  <w:num w:numId="6" w16cid:durableId="486287894">
+    <w:abstractNumId w:val="9"/>
+  </w:num>
+  <w:num w:numId="7" w16cid:durableId="537083762">
+    <w:abstractNumId w:val="6"/>
+  </w:num>
+  <w:num w:numId="8" w16cid:durableId="1833980979">
+    <w:abstractNumId w:val="0"/>
+  </w:num>
+  <w:num w:numId="9" w16cid:durableId="2136172084">
     <w:abstractNumId w:val="1"/>
   </w:num>
-  <w:num w:numId="2">
-    <w:abstractNumId w:val="0"/>
+  <w:num w:numId="10" w16cid:durableId="1253271412">
+    <w:abstractNumId w:val="8"/>
+  </w:num>
+  <w:num w:numId="11" w16cid:durableId="1788347469">
+    <w:abstractNumId w:val="11"/>
+  </w:num>
+  <w:num w:numId="12" w16cid:durableId="399131470">
+    <w:abstractNumId w:val="4"/>
+  </w:num>
+  <w:num w:numId="13" w16cid:durableId="182714776">
+    <w:abstractNumId w:val="5"/>
   </w:num>
 </w:numbering>
 </file>
 
 <file path=word/styles.xml><?xml version="1.0" encoding="utf-8"?>
-<w:styles xmlns:mc="http://schemas.openxmlformats.org/markup-compatibility/2006" xmlns:o="urn:schemas-microsoft-com:office:office" xmlns:r="http://schemas.openxmlformats.org/officeDocument/2006/relationships" xmlns:m="http://schemas.openxmlformats.org/officeDocument/2006/math" xmlns:v="urn:schemas-microsoft-com:vml" xmlns:w="http://schemas.openxmlformats.org/wordprocessingml/2006/main" xmlns:w14="http://schemas.microsoft.com/office/word/2010/wordml" xmlns:w10="urn:schemas-microsoft-com:office:word" xmlns:sl="http://schemas.openxmlformats.org/schemaLibrary/2006/main" xmlns:wpsCustomData="http://www.wps.cn/officeDocument/2013/wpsCustomData" mc:Ignorable="w14">
+<w:styles xmlns:mc="http://schemas.openxmlformats.org/markup-compatibility/2006" xmlns:r="http://schemas.openxmlformats.org/officeDocument/2006/relationships" xmlns:w="http://schemas.openxmlformats.org/wordprocessingml/2006/main" xmlns:w14="http://schemas.microsoft.com/office/word/2010/wordml" xmlns:w15="http://schemas.microsoft.com/office/word/2012/wordml" xmlns:w16cex="http://schemas.microsoft.com/office/word/2018/wordml/cex" xmlns:w16cid="http://schemas.microsoft.com/office/word/2016/wordml/cid" xmlns:w16="http://schemas.microsoft.com/office/word/2018/wordml" xmlns:w16du="http://schemas.microsoft.com/office/word/2023/wordml/word16du" xmlns:w16sdtdh="http://schemas.microsoft.com/office/word/2020/wordml/sdtdatahash" xmlns:w16sdtfl="http://schemas.microsoft.com/office/word/2024/wordml/sdtformatlock" xmlns:w16se="http://schemas.microsoft.com/office/word/2015/wordml/symex" mc:Ignorable="w14 w15 w16se w16cid w16 w16cex w16sdtdh w16sdtfl w16du">
   <w:docDefaults>
     <w:rPrDefault>
       <w:rPr>
-        <w:rFonts w:asciiTheme="minorHAnsi" w:hAnsiTheme="minorHAnsi" w:eastAsiaTheme="minorHAnsi" w:cstheme="minorBidi"/>
+        <w:rFonts w:asciiTheme="minorHAnsi" w:eastAsiaTheme="minorHAnsi" w:hAnsiTheme="minorHAnsi" w:cstheme="minorBidi"/>
+        <w:lang w:val="en-BR" w:eastAsia="en-US" w:bidi="ar-SA"/>
       </w:rPr>
     </w:rPrDefault>
     <w:pPrDefault/>
   </w:docDefaults>
-  <w:latentStyles w:count="260" w:defQFormat="0" w:defUnhideWhenUsed="1" w:defSemiHidden="1" w:defUIPriority="99" w:defLockedState="0">
-    <w:lsdException w:qFormat="1" w:unhideWhenUsed="0" w:uiPriority="0" w:semiHidden="0" w:name="Normal"/>
-    <w:lsdException w:qFormat="1" w:unhideWhenUsed="0" w:uiPriority="9" w:semiHidden="0" w:name="heading 1"/>
-    <w:lsdException w:qFormat="1" w:uiPriority="9" w:name="heading 2"/>
-    <w:lsdException w:qFormat="1" w:uiPriority="9" w:name="heading 3"/>
-    <w:lsdException w:qFormat="1" w:uiPriority="9" w:name="heading 4"/>
-    <w:lsdException w:qFormat="1" w:uiPriority="9" w:name="heading 5"/>
-    <w:lsdException w:qFormat="1" w:uiPriority="9" w:name="heading 6"/>
-    <w:lsdException w:qFormat="1" w:uiPriority="9" w:name="heading 7"/>
-    <w:lsdException w:qFormat="1" w:uiPriority="9" w:name="heading 8"/>
-    <w:lsdException w:qFormat="1" w:uiPriority="9" w:name="heading 9"/>
-    <w:lsdException w:uiPriority="99" w:name="index 1"/>
-    <w:lsdException w:uiPriority="99" w:name="index 2"/>
-    <w:lsdException w:uiPriority="99" w:name="index 3"/>
-    <w:lsdException w:uiPriority="99" w:name="index 4"/>
-    <w:lsdException w:uiPriority="99" w:name="index 5"/>
-    <w:lsdException w:uiPriority="99" w:name="index 6"/>
-    <w:lsdException w:uiPriority="99" w:name="index 7"/>
-    <w:lsdException w:uiPriority="99" w:name="index 8"/>
-    <w:lsdException w:uiPriority="99" w:name="index 9"/>
-    <w:lsdException w:uiPriority="39" w:name="toc 1"/>
-    <w:lsdException w:uiPriority="39" w:name="toc 2"/>
-    <w:lsdException w:uiPriority="39" w:name="toc 3"/>
-    <w:lsdException w:uiPriority="39" w:name="toc 4"/>
-    <w:lsdException w:uiPriority="39" w:name="toc 5"/>
-    <w:lsdException w:uiPriority="39" w:name="toc 6"/>
-    <w:lsdException w:uiPriority="39" w:name="toc 7"/>
-    <w:lsdException w:uiPriority="39" w:name="toc 8"/>
-    <w:lsdException w:uiPriority="39" w:name="toc 9"/>
-    <w:lsdException w:uiPriority="99" w:name="Normal Indent"/>
-    <w:lsdException w:uiPriority="99" w:name="footnote text"/>
-    <w:lsdException w:uiPriority="99" w:name="annotation text"/>
-    <w:lsdException w:uiPriority="99" w:name="header"/>
-    <w:lsdException w:uiPriority="99" w:name="footer"/>
-    <w:lsdException w:uiPriority="99" w:name="index heading"/>
-    <w:lsdException w:qFormat="1" w:uiPriority="35" w:name="caption"/>
-    <w:lsdException w:uiPriority="99" w:name="table of figures"/>
-    <w:lsdException w:uiPriority="99" w:name="envelope address"/>
-    <w:lsdException w:uiPriority="99" w:name="envelope return"/>
-    <w:lsdException w:uiPriority="99" w:name="footnote reference"/>
-    <w:lsdException w:uiPriority="99" w:name="annotation reference"/>
-    <w:lsdException w:uiPriority="99" w:name="line number"/>
-    <w:lsdException w:uiPriority="99" w:name="page number"/>
-    <w:lsdException w:uiPriority="99" w:name="endnote reference"/>
-    <w:lsdException w:uiPriority="99" w:name="endnote text"/>
-    <w:lsdException w:uiPriority="99" w:name="table of authorities"/>
-    <w:lsdException w:uiPriority="99" w:name="macro"/>
-    <w:lsdException w:uiPriority="99" w:name="toa heading"/>
-    <w:lsdException w:uiPriority="99" w:name="List"/>
-    <w:lsdException w:uiPriority="99" w:name="List Bullet"/>
-    <w:lsdException w:uiPriority="99" w:name="List Number"/>
-    <w:lsdException w:uiPriority="99" w:name="List 2"/>
-    <w:lsdException w:uiPriority="99" w:name="List 3"/>
-    <w:lsdException w:uiPriority="99" w:name="List 4"/>
-    <w:lsdException w:uiPriority="99" w:name="List 5"/>
-    <w:lsdException w:uiPriority="99" w:name="List Bullet 2"/>
-    <w:lsdException w:uiPriority="99" w:name="List Bullet 3"/>
-    <w:lsdException w:uiPriority="99" w:name="List Bullet 4"/>
-    <w:lsdException w:uiPriority="99" w:name="List Bullet 5"/>
-    <w:lsdException w:uiPriority="99" w:name="List Number 2"/>
-    <w:lsdException w:uiPriority="99" w:name="List Number 3"/>
-    <w:lsdException w:uiPriority="99" w:name="List Number 4"/>
-    <w:lsdException w:uiPriority="99" w:name="List Number 5"/>
-    <w:lsdException w:qFormat="1" w:unhideWhenUsed="0" w:uiPriority="10" w:semiHidden="0" w:name="Title"/>
-    <w:lsdException w:uiPriority="99" w:name="Closing"/>
-    <w:lsdException w:uiPriority="99" w:name="Signature"/>
-    <w:lsdException w:uiPriority="1" w:semiHidden="0" w:name="Default Paragraph Font"/>
-    <w:lsdException w:uiPriority="99" w:name="Body Text"/>
-    <w:lsdException w:uiPriority="99" w:name="Body Text Indent"/>
-    <w:lsdException w:uiPriority="99" w:name="List Continue"/>
-    <w:lsdException w:uiPriority="99" w:name="List Continue 2"/>
-    <w:lsdException w:uiPriority="99" w:name="List Continue 3"/>
-    <w:lsdException w:uiPriority="99" w:name="List Continue 4"/>
-    <w:lsdException w:uiPriority="99" w:name="List Continue 5"/>
-    <w:lsdException w:uiPriority="99" w:name="Message Header"/>
-    <w:lsdException w:qFormat="1" w:unhideWhenUsed="0" w:uiPriority="11" w:semiHidden="0" w:name="Subtitle"/>
-    <w:lsdException w:uiPriority="99" w:name="Salutation"/>
-    <w:lsdException w:uiPriority="99" w:name="Date"/>
-    <w:lsdException w:uiPriority="99" w:name="Body Text First Indent"/>
-    <w:lsdException w:uiPriority="99" w:name="Body Text First Indent 2"/>
-    <w:lsdException w:uiPriority="99" w:name="Note Heading"/>
-    <w:lsdException w:uiPriority="99" w:name="Body Text 2"/>
-    <w:lsdException w:uiPriority="99" w:name="Body Text 3"/>
-    <w:lsdException w:uiPriority="99" w:name="Body Text Indent 2"/>
-    <w:lsdException w:uiPriority="99" w:name="Body Text Indent 3"/>
-    <w:lsdException w:uiPriority="99" w:name="Block Text"/>
-    <w:lsdException w:uiPriority="99" w:name="Hyperlink"/>
-    <w:lsdException w:uiPriority="99" w:name="FollowedHyperlink"/>
-    <w:lsdException w:qFormat="1" w:unhideWhenUsed="0" w:uiPriority="22" w:semiHidden="0" w:name="Strong"/>
-    <w:lsdException w:qFormat="1" w:unhideWhenUsed="0" w:uiPriority="20" w:semiHidden="0" w:name="Emphasis"/>
-    <w:lsdException w:uiPriority="99" w:name="Document Map"/>
-    <w:lsdException w:uiPriority="99" w:name="Plain Text"/>
-    <w:lsdException w:uiPriority="99" w:name="E-mail Signature"/>
-    <w:lsdException w:uiPriority="99" w:name="Normal (Web)"/>
-    <w:lsdException w:uiPriority="99" w:name="HTML Acronym"/>
-    <w:lsdException w:uiPriority="99" w:name="HTML Address"/>
-    <w:lsdException w:uiPriority="99" w:name="HTML Cite"/>
-    <w:lsdException w:uiPriority="99" w:name="HTML Code"/>
-    <w:lsdException w:uiPriority="99" w:name="HTML Definition"/>
-    <w:lsdException w:uiPriority="99" w:name="HTML Keyboard"/>
-    <w:lsdException w:uiPriority="99" w:name="HTML Preformatted"/>
-    <w:lsdException w:uiPriority="99" w:name="HTML Sample"/>
-    <w:lsdException w:uiPriority="99" w:name="HTML Typewriter"/>
-    <w:lsdException w:uiPriority="99" w:name="HTML Variable"/>
-    <w:lsdException w:uiPriority="99" w:name="Normal Table"/>
-    <w:lsdException w:uiPriority="99" w:name="annotation subject"/>
-    <w:lsdException w:uiPriority="99" w:name="Table Simple 1"/>
-    <w:lsdException w:uiPriority="99" w:name="Table Simple 2"/>
-    <w:lsdException w:uiPriority="99" w:name="Table Simple 3"/>
-    <w:lsdException w:uiPriority="99" w:name="Table Classic 1"/>
-    <w:lsdException w:uiPriority="99" w:name="Table Classic 2"/>
-    <w:lsdException w:uiPriority="99" w:name="Table Classic 3"/>
-    <w:lsdException w:uiPriority="99" w:name="Table Classic 4"/>
-    <w:lsdException w:uiPriority="99" w:name="Table Colorful 1"/>
-    <w:lsdException w:uiPriority="99" w:name="Table Colorful 2"/>
-    <w:lsdException w:uiPriority="99" w:name="Table Colorful 3"/>
-    <w:lsdException w:uiPriority="99" w:name="Table Columns 1"/>
-    <w:lsdException w:uiPriority="99" w:name="Table Columns 2"/>
-    <w:lsdException w:uiPriority="99" w:name="Table Columns 3"/>
-    <w:lsdException w:uiPriority="99" w:name="Table Columns 4"/>
-    <w:lsdException w:uiPriority="99" w:name="Table Columns 5"/>
-    <w:lsdException w:uiPriority="99" w:name="Table Grid 1"/>
-    <w:lsdException w:uiPriority="99" w:name="Table Grid 2"/>
-    <w:lsdException w:uiPriority="99" w:name="Table Grid 3"/>
-    <w:lsdException w:uiPriority="99" w:name="Table Grid 4"/>
-    <w:lsdException w:uiPriority="99" w:name="Table Grid 5"/>
-    <w:lsdException w:uiPriority="99" w:name="Table Grid 6"/>
-    <w:lsdException w:uiPriority="99" w:name="Table Grid 7"/>
-    <w:lsdException w:uiPriority="99" w:name="Table Grid 8"/>
-    <w:lsdException w:uiPriority="99" w:name="Table List 1"/>
-    <w:lsdException w:uiPriority="99" w:name="Table List 2"/>
-    <w:lsdException w:uiPriority="99" w:name="Table List 3"/>
-    <w:lsdException w:uiPriority="99" w:name="Table List 4"/>
-    <w:lsdException w:uiPriority="99" w:name="Table List 5"/>
-    <w:lsdException w:uiPriority="99" w:name="Table List 6"/>
-    <w:lsdException w:uiPriority="99" w:name="Table List 7"/>
-    <w:lsdException w:uiPriority="99" w:name="Table List 8"/>
-    <w:lsdException w:uiPriority="99" w:name="Table 3D effects 1"/>
-    <w:lsdException w:uiPriority="99" w:name="Table 3D effects 2"/>
-    <w:lsdException w:uiPriority="99" w:name="Table 3D effects 3"/>
-    <w:lsdException w:uiPriority="99" w:name="Table Contemporary"/>
-    <w:lsdException w:uiPriority="99" w:name="Table Elegant"/>
-    <w:lsdException w:uiPriority="99" w:name="Table Professional"/>
-    <w:lsdException w:uiPriority="99" w:name="Table Subtle 1"/>
-    <w:lsdException w:uiPriority="99" w:name="Table Subtle 2"/>
-    <w:lsdException w:uiPriority="99" w:name="Table Web 1"/>
-    <w:lsdException w:uiPriority="99" w:name="Table Web 2"/>
-    <w:lsdException w:uiPriority="99" w:name="Table Web 3"/>
-    <w:lsdException w:uiPriority="99" w:name="Balloon Text"/>
-    <w:lsdException w:unhideWhenUsed="0" w:uiPriority="39" w:semiHidden="0" w:name="Table Grid"/>
-    <w:lsdException w:uiPriority="99" w:name="Table Theme"/>
-    <w:lsdException w:qFormat="1" w:unhideWhenUsed="0" w:uiPriority="34" w:semiHidden="0" w:name="List Paragraph"/>
-    <w:lsdException w:qFormat="1" w:unhideWhenUsed="0" w:uiPriority="29" w:semiHidden="0" w:name="Quote"/>
-    <w:lsdException w:qFormat="1" w:unhideWhenUsed="0" w:uiPriority="30" w:semiHidden="0" w:name="Intense Quote"/>
+  <w:latentStyles w:defLockedState="0" w:defUIPriority="99" w:defSemiHidden="0" w:defUnhideWhenUsed="0" w:defQFormat="0" w:count="376">
+    <w:lsdException w:name="Normal" w:uiPriority="0" w:qFormat="1"/>
+    <w:lsdException w:name="heading 1" w:uiPriority="9" w:qFormat="1"/>
+    <w:lsdException w:name="heading 2" w:semiHidden="1" w:uiPriority="9" w:unhideWhenUsed="1" w:qFormat="1"/>
+    <w:lsdException w:name="heading 3" w:semiHidden="1" w:uiPriority="9" w:unhideWhenUsed="1" w:qFormat="1"/>
+    <w:lsdException w:name="heading 4" w:semiHidden="1" w:uiPriority="9" w:unhideWhenUsed="1" w:qFormat="1"/>
+    <w:lsdException w:name="heading 5" w:semiHidden="1" w:uiPriority="9" w:unhideWhenUsed="1" w:qFormat="1"/>
+    <w:lsdException w:name="heading 6" w:semiHidden="1" w:uiPriority="9" w:unhideWhenUsed="1" w:qFormat="1"/>
+    <w:lsdException w:name="heading 7" w:semiHidden="1" w:uiPriority="9" w:unhideWhenUsed="1" w:qFormat="1"/>
+    <w:lsdException w:name="heading 8" w:semiHidden="1" w:uiPriority="9" w:unhideWhenUsed="1" w:qFormat="1"/>
+    <w:lsdException w:name="heading 9" w:semiHidden="1" w:uiPriority="9" w:unhideWhenUsed="1" w:qFormat="1"/>
+    <w:lsdException w:name="index 1" w:semiHidden="1" w:unhideWhenUsed="1"/>
+    <w:lsdException w:name="index 2" w:semiHidden="1" w:unhideWhenUsed="1"/>
+    <w:lsdException w:name="index 3" w:semiHidden="1" w:unhideWhenUsed="1"/>
+    <w:lsdException w:name="index 4" w:semiHidden="1" w:unhideWhenUsed="1"/>
+    <w:lsdException w:name="index 5" w:semiHidden="1" w:unhideWhenUsed="1"/>
+    <w:lsdException w:name="index 6" w:semiHidden="1" w:unhideWhenUsed="1"/>
+    <w:lsdException w:name="index 7" w:semiHidden="1" w:unhideWhenUsed="1"/>
+    <w:lsdException w:name="index 8" w:semiHidden="1" w:unhideWhenUsed="1"/>
+    <w:lsdException w:name="index 9" w:semiHidden="1" w:unhideWhenUsed="1"/>
+    <w:lsdException w:name="toc 1" w:semiHidden="1" w:uiPriority="39" w:unhideWhenUsed="1"/>
+    <w:lsdException w:name="toc 2" w:semiHidden="1" w:uiPriority="39" w:unhideWhenUsed="1"/>
+    <w:lsdException w:name="toc 3" w:semiHidden="1" w:uiPriority="39" w:unhideWhenUsed="1"/>
+    <w:lsdException w:name="toc 4" w:semiHidden="1" w:uiPriority="39" w:unhideWhenUsed="1"/>
+    <w:lsdException w:name="toc 5" w:semiHidden="1" w:uiPriority="39" w:unhideWhenUsed="1"/>
+    <w:lsdException w:name="toc 6" w:semiHidden="1" w:uiPriority="39" w:unhideWhenUsed="1"/>
+    <w:lsdException w:name="toc 7" w:semiHidden="1" w:uiPriority="39" w:unhideWhenUsed="1"/>
+    <w:lsdException w:name="toc 8" w:semiHidden="1" w:uiPriority="39" w:unhideWhenUsed="1"/>
+    <w:lsdException w:name="toc 9" w:semiHidden="1" w:uiPriority="39" w:unhideWhenUsed="1"/>
+    <w:lsdException w:name="Normal Indent" w:semiHidden="1" w:unhideWhenUsed="1"/>
+    <w:lsdException w:name="footnote text" w:semiHidden="1" w:unhideWhenUsed="1"/>
+    <w:lsdException w:name="annotation text" w:semiHidden="1" w:unhideWhenUsed="1"/>
+    <w:lsdException w:name="header" w:semiHidden="1" w:unhideWhenUsed="1"/>
+    <w:lsdException w:name="footer" w:semiHidden="1" w:unhideWhenUsed="1"/>
+    <w:lsdException w:name="index heading" w:semiHidden="1" w:unhideWhenUsed="1"/>
+    <w:lsdException w:name="caption" w:semiHidden="1" w:uiPriority="35" w:unhideWhenUsed="1" w:qFormat="1"/>
+    <w:lsdException w:name="table of figures" w:semiHidden="1" w:unhideWhenUsed="1"/>
+    <w:lsdException w:name="envelope address" w:semiHidden="1" w:unhideWhenUsed="1"/>
+    <w:lsdException w:name="envelope return" w:semiHidden="1" w:unhideWhenUsed="1"/>
+    <w:lsdException w:name="footnote reference" w:semiHidden="1" w:unhideWhenUsed="1"/>
+    <w:lsdException w:name="annotation reference" w:semiHidden="1" w:unhideWhenUsed="1"/>
+    <w:lsdException w:name="line number" w:semiHidden="1" w:unhideWhenUsed="1"/>
+    <w:lsdException w:name="page number" w:semiHidden="1" w:unhideWhenUsed="1"/>
+    <w:lsdException w:name="endnote reference" w:semiHidden="1" w:unhideWhenUsed="1"/>
+    <w:lsdException w:name="endnote text" w:semiHidden="1" w:unhideWhenUsed="1"/>
+    <w:lsdException w:name="table of authorities" w:semiHidden="1" w:unhideWhenUsed="1"/>
+    <w:lsdException w:name="macro" w:semiHidden="1" w:unhideWhenUsed="1"/>
+    <w:lsdException w:name="toa heading" w:semiHidden="1" w:unhideWhenUsed="1"/>
+    <w:lsdException w:name="List" w:semiHidden="1" w:unhideWhenUsed="1"/>
+    <w:lsdException w:name="List Bullet" w:semiHidden="1" w:unhideWhenUsed="1"/>
+    <w:lsdException w:name="List Number" w:semiHidden="1" w:unhideWhenUsed="1"/>
+    <w:lsdException w:name="List 2" w:semiHidden="1" w:unhideWhenUsed="1"/>
+    <w:lsdException w:name="List 3" w:semiHidden="1" w:unhideWhenUsed="1"/>
+    <w:lsdException w:name="List 4" w:semiHidden="1" w:unhideWhenUsed="1"/>
+    <w:lsdException w:name="List 5" w:semiHidden="1" w:unhideWhenUsed="1"/>
+    <w:lsdException w:name="List Bullet 2" w:semiHidden="1" w:unhideWhenUsed="1"/>
+    <w:lsdException w:name="List Bullet 3" w:semiHidden="1" w:unhideWhenUsed="1"/>
+    <w:lsdException w:name="List Bullet 4" w:semiHidden="1" w:unhideWhenUsed="1"/>
+    <w:lsdException w:name="List Bullet 5" w:semiHidden="1" w:unhideWhenUsed="1"/>
+    <w:lsdException w:name="List Number 2" w:semiHidden="1" w:unhideWhenUsed="1"/>
+    <w:lsdException w:name="List Number 3" w:semiHidden="1" w:unhideWhenUsed="1"/>
+    <w:lsdException w:name="List Number 4" w:semiHidden="1" w:unhideWhenUsed="1"/>
+    <w:lsdException w:name="List Number 5" w:semiHidden="1" w:unhideWhenUsed="1"/>
+    <w:lsdException w:name="Title" w:uiPriority="10" w:qFormat="1"/>
+    <w:lsdException w:name="Closing" w:semiHidden="1" w:unhideWhenUsed="1"/>
+    <w:lsdException w:name="Signature" w:semiHidden="1" w:unhideWhenUsed="1"/>
+    <w:lsdException w:name="Default Paragraph Font" w:uiPriority="1" w:unhideWhenUsed="1"/>
+    <w:lsdException w:name="Body Text" w:semiHidden="1" w:unhideWhenUsed="1"/>
+    <w:lsdException w:name="Body Text Indent" w:semiHidden="1" w:unhideWhenUsed="1"/>
+    <w:lsdException w:name="List Continue" w:semiHidden="1" w:unhideWhenUsed="1"/>
+    <w:lsdException w:name="List Continue 2" w:semiHidden="1" w:unhideWhenUsed="1"/>
+    <w:lsdException w:name="List Continue 3" w:semiHidden="1" w:unhideWhenUsed="1"/>
+    <w:lsdException w:name="List Continue 4" w:semiHidden="1" w:unhideWhenUsed="1"/>
+    <w:lsdException w:name="List Continue 5" w:semiHidden="1" w:unhideWhenUsed="1"/>
+    <w:lsdException w:name="Message Header" w:semiHidden="1" w:unhideWhenUsed="1"/>
+    <w:lsdException w:name="Subtitle" w:uiPriority="11" w:qFormat="1"/>
+    <w:lsdException w:name="Salutation" w:semiHidden="1" w:unhideWhenUsed="1"/>
+    <w:lsdException w:name="Date" w:semiHidden="1" w:unhideWhenUsed="1"/>
+    <w:lsdException w:name="Body Text First Indent" w:semiHidden="1" w:unhideWhenUsed="1"/>
+    <w:lsdException w:name="Body Text First Indent 2" w:semiHidden="1" w:unhideWhenUsed="1"/>
+    <w:lsdException w:name="Note Heading" w:semiHidden="1" w:unhideWhenUsed="1"/>
+    <w:lsdException w:name="Body Text 2" w:semiHidden="1" w:unhideWhenUsed="1"/>
+    <w:lsdException w:name="Body Text 3" w:semiHidden="1" w:unhideWhenUsed="1"/>
+    <w:lsdException w:name="Body Text Indent 2" w:semiHidden="1" w:unhideWhenUsed="1"/>
+    <w:lsdException w:name="Body Text Indent 3" w:semiHidden="1" w:unhideWhenUsed="1"/>
+    <w:lsdException w:name="Block Text" w:semiHidden="1" w:unhideWhenUsed="1"/>
+    <w:lsdException w:name="Hyperlink" w:semiHidden="1" w:unhideWhenUsed="1"/>
+    <w:lsdException w:name="FollowedHyperlink" w:semiHidden="1" w:unhideWhenUsed="1"/>
+    <w:lsdException w:name="Strong" w:uiPriority="22" w:qFormat="1"/>
+    <w:lsdException w:name="Emphasis" w:uiPriority="20" w:qFormat="1"/>
+    <w:lsdException w:name="Document Map" w:semiHidden="1" w:unhideWhenUsed="1"/>
+    <w:lsdException w:name="Plain Text" w:semiHidden="1" w:unhideWhenUsed="1"/>
+    <w:lsdException w:name="E-mail Signature" w:semiHidden="1" w:unhideWhenUsed="1"/>
+    <w:lsdException w:name="HTML Top of Form" w:semiHidden="1" w:unhideWhenUsed="1"/>
+    <w:lsdException w:name="HTML Bottom of Form" w:semiHidden="1" w:unhideWhenUsed="1"/>
+    <w:lsdException w:name="Normal (Web)" w:semiHidden="1" w:unhideWhenUsed="1"/>
+    <w:lsdException w:name="HTML Acronym" w:semiHidden="1" w:unhideWhenUsed="1"/>
+    <w:lsdException w:name="HTML Address" w:semiHidden="1" w:unhideWhenUsed="1"/>
+    <w:lsdException w:name="HTML Cite" w:semiHidden="1" w:unhideWhenUsed="1"/>
+    <w:lsdException w:name="HTML Code" w:semiHidden="1" w:unhideWhenUsed="1"/>
+    <w:lsdException w:name="HTML Definition" w:semiHidden="1" w:unhideWhenUsed="1"/>
+    <w:lsdException w:name="HTML Keyboard" w:semiHidden="1" w:unhideWhenUsed="1"/>
+    <w:lsdException w:name="HTML Preformatted" w:semiHidden="1" w:unhideWhenUsed="1"/>
+    <w:lsdException w:name="HTML Sample" w:semiHidden="1" w:unhideWhenUsed="1"/>
+    <w:lsdException w:name="HTML Typewriter" w:semiHidden="1" w:unhideWhenUsed="1"/>
+    <w:lsdException w:name="HTML Variable" w:semiHidden="1" w:unhideWhenUsed="1"/>
+    <w:lsdException w:name="Normal Table" w:semiHidden="1" w:unhideWhenUsed="1"/>
+    <w:lsdException w:name="annotation subject" w:semiHidden="1" w:unhideWhenUsed="1"/>
+    <w:lsdException w:name="No List" w:semiHidden="1" w:unhideWhenUsed="1"/>
+    <w:lsdException w:name="Outline List 1" w:semiHidden="1" w:unhideWhenUsed="1"/>
+    <w:lsdException w:name="Outline List 2" w:semiHidden="1" w:unhideWhenUsed="1"/>
+    <w:lsdException w:name="Outline List 3" w:semiHidden="1" w:unhideWhenUsed="1"/>
+    <w:lsdException w:name="Table Simple 1" w:semiHidden="1" w:unhideWhenUsed="1"/>
+    <w:lsdException w:name="Table Simple 2" w:semiHidden="1" w:unhideWhenUsed="1"/>
+    <w:lsdException w:name="Table Simple 3" w:semiHidden="1" w:unhideWhenUsed="1"/>
+    <w:lsdException w:name="Table Classic 1" w:semiHidden="1" w:unhideWhenUsed="1"/>
+    <w:lsdException w:name="Table Classic 2" w:semiHidden="1" w:unhideWhenUsed="1"/>
+    <w:lsdException w:name="Table Classic 3" w:semiHidden="1" w:unhideWhenUsed="1"/>
+    <w:lsdException w:name="Table Classic 4" w:semiHidden="1" w:unhideWhenUsed="1"/>
+    <w:lsdException w:name="Table Colorful 1" w:semiHidden="1" w:unhideWhenUsed="1"/>
+    <w:lsdException w:name="Table Colorful 2" w:semiHidden="1" w:unhideWhenUsed="1"/>
+    <w:lsdException w:name="Table Colorful 3" w:semiHidden="1" w:unhideWhenUsed="1"/>
+    <w:lsdException w:name="Table Columns 1" w:semiHidden="1" w:unhideWhenUsed="1"/>
+    <w:lsdException w:name="Table Columns 2" w:semiHidden="1" w:unhideWhenUsed="1"/>
+    <w:lsdException w:name="Table Columns 3" w:semiHidden="1" w:unhideWhenUsed="1"/>
+    <w:lsdException w:name="Table Columns 4" w:semiHidden="1" w:unhideWhenUsed="1"/>
+    <w:lsdException w:name="Table Columns 5" w:semiHidden="1" w:unhideWhenUsed="1"/>
+    <w:lsdException w:name="Table Grid 1" w:semiHidden="1" w:unhideWhenUsed="1"/>
+    <w:lsdException w:name="Table Grid 2" w:semiHidden="1" w:unhideWhenUsed="1"/>
+    <w:lsdException w:name="Table Grid 3" w:semiHidden="1" w:unhideWhenUsed="1"/>
+    <w:lsdException w:name="Table Grid 4" w:semiHidden="1" w:unhideWhenUsed="1"/>
+    <w:lsdException w:name="Table Grid 5" w:semiHidden="1" w:unhideWhenUsed="1"/>
+    <w:lsdException w:name="Table Grid 6" w:semiHidden="1" w:unhideWhenUsed="1"/>
+    <w:lsdException w:name="Table Grid 7" w:semiHidden="1" w:unhideWhenUsed="1"/>
+    <w:lsdException w:name="Table Grid 8" w:semiHidden="1" w:unhideWhenUsed="1"/>
+    <w:lsdException w:name="Table List 1" w:semiHidden="1" w:unhideWhenUsed="1"/>
+    <w:lsdException w:name="Table List 2" w:semiHidden="1" w:unhideWhenUsed="1"/>
+    <w:lsdException w:name="Table List 3" w:semiHidden="1" w:unhideWhenUsed="1"/>
+    <w:lsdException w:name="Table List 4" w:semiHidden="1" w:unhideWhenUsed="1"/>
+    <w:lsdException w:name="Table List 5" w:semiHidden="1" w:unhideWhenUsed="1"/>
+    <w:lsdException w:name="Table List 6" w:semiHidden="1" w:unhideWhenUsed="1"/>
+    <w:lsdException w:name="Table List 7" w:semiHidden="1" w:unhideWhenUsed="1"/>
+    <w:lsdException w:name="Table List 8" w:semiHidden="1" w:unhideWhenUsed="1"/>
+    <w:lsdException w:name="Table 3D effects 1" w:semiHidden="1" w:unhideWhenUsed="1"/>
+    <w:lsdException w:name="Table 3D effects 2" w:semiHidden="1" w:unhideWhenUsed="1"/>
+    <w:lsdException w:name="Table 3D effects 3" w:semiHidden="1" w:unhideWhenUsed="1"/>
+    <w:lsdException w:name="Table Contemporary" w:semiHidden="1" w:unhideWhenUsed="1"/>
+    <w:lsdException w:name="Table Elegant" w:semiHidden="1" w:unhideWhenUsed="1"/>
+    <w:lsdException w:name="Table Professional" w:semiHidden="1" w:unhideWhenUsed="1"/>
+    <w:lsdException w:name="Table Subtle 1" w:semiHidden="1" w:unhideWhenUsed="1"/>
+    <w:lsdException w:name="Table Subtle 2" w:semiHidden="1" w:unhideWhenUsed="1"/>
+    <w:lsdException w:name="Table Web 1" w:semiHidden="1" w:unhideWhenUsed="1"/>
+    <w:lsdException w:name="Table Web 2" w:semiHidden="1" w:unhideWhenUsed="1"/>
+    <w:lsdException w:name="Table Web 3" w:semiHidden="1" w:unhideWhenUsed="1"/>
+    <w:lsdException w:name="Balloon Text" w:semiHidden="1" w:unhideWhenUsed="1"/>
+    <w:lsdException w:name="Table Grid" w:uiPriority="39"/>
+    <w:lsdException w:name="Table Theme" w:semiHidden="1" w:unhideWhenUsed="1"/>
+    <w:lsdException w:name="Placeholder Text" w:semiHidden="1" w:unhideWhenUsed="1"/>
+    <w:lsdException w:name="No Spacing" w:semiHidden="1" w:unhideWhenUsed="1"/>
+    <w:lsdException w:name="Light Shading"/>
+    <w:lsdException w:name="Light List"/>
+    <w:lsdException w:name="Light Grid"/>
+    <w:lsdException w:name="Medium Shading 1"/>
+    <w:lsdException w:name="Medium Shading 2"/>
+    <w:lsdException w:name="Medium List 1"/>
+    <w:lsdException w:name="Medium List 2"/>
+    <w:lsdException w:name="Medium Grid 1"/>
+    <w:lsdException w:name="Medium Grid 2"/>
+    <w:lsdException w:name="Medium Grid 3"/>
+    <w:lsdException w:name="Dark List"/>
+    <w:lsdException w:name="Colorful Shading"/>
+    <w:lsdException w:name="Colorful List"/>
+    <w:lsdException w:name="Colorful Grid"/>
+    <w:lsdException w:name="Light Shading Accent 1"/>
+    <w:lsdException w:name="Light List Accent 1"/>
+    <w:lsdException w:name="Light Grid Accent 1"/>
+    <w:lsdException w:name="Medium Shading 1 Accent 1"/>
+    <w:lsdException w:name="Medium Shading 2 Accent 1"/>
+    <w:lsdException w:name="Medium List 1 Accent 1"/>
+    <w:lsdException w:name="Revision" w:semiHidden="1" w:unhideWhenUsed="1"/>
+    <w:lsdException w:name="List Paragraph" w:uiPriority="34" w:qFormat="1"/>
+    <w:lsdException w:name="Quote" w:uiPriority="29" w:qFormat="1"/>
+    <w:lsdException w:name="Intense Quote" w:uiPriority="30" w:qFormat="1"/>
+    <w:lsdException w:name="Medium List 2 Accent 1"/>
+    <w:lsdException w:name="Medium Grid 1 Accent 1"/>
+    <w:lsdException w:name="Medium Grid 2 Accent 1"/>
+    <w:lsdException w:name="Medium Grid 3 Accent 1"/>
+    <w:lsdException w:name="Dark List Accent 1"/>
+    <w:lsdException w:name="Colorful Shading Accent 1"/>
+    <w:lsdException w:name="Colorful List Accent 1"/>
+    <w:lsdException w:name="Colorful Grid Accent 1"/>
+    <w:lsdException w:name="Light Shading Accent 2"/>
+    <w:lsdException w:name="Light List Accent 2"/>
+    <w:lsdException w:name="Light Grid Accent 2"/>
+    <w:lsdException w:name="Medium Shading 1 Accent 2"/>
+    <w:lsdException w:name="Medium Shading 2 Accent 2"/>
+    <w:lsdException w:name="Medium List 1 Accent 2"/>
+    <w:lsdException w:name="Medium List 2 Accent 2"/>
+    <w:lsdException w:name="Medium Grid 1 Accent 2"/>
+    <w:lsdException w:name="Medium Grid 2 Accent 2"/>
+    <w:lsdException w:name="Medium Grid 3 Accent 2"/>
+    <w:lsdException w:name="Dark List Accent 2"/>
+    <w:lsdException w:name="Colorful Shading Accent 2"/>
+    <w:lsdException w:name="Colorful List Accent 2"/>
+    <w:lsdException w:name="Colorful Grid Accent 2"/>
+    <w:lsdException w:name="Light Shading Accent 3"/>
+    <w:lsdException w:name="Light List Accent 3"/>
+    <w:lsdException w:name="Light Grid Accent 3"/>
+    <w:lsdException w:name="Medium Shading 1 Accent 3"/>
+    <w:lsdException w:name="Medium Shading 2 Accent 3"/>
+    <w:lsdException w:name="Medium List 1 Accent 3"/>
+    <w:lsdException w:name="Medium List 2 Accent 3"/>
+    <w:lsdException w:name="Medium Grid 1 Accent 3"/>
+    <w:lsdException w:name="Medium Grid 2 Accent 3"/>
+    <w:lsdException w:name="Medium Grid 3 Accent 3"/>
+    <w:lsdException w:name="Dark List Accent 3"/>
+    <w:lsdException w:name="Colorful Shading Accent 3"/>
+    <w:lsdException w:name="Colorful List Accent 3"/>
+    <w:lsdException w:name="Colorful Grid Accent 3"/>
+    <w:lsdException w:name="Light Shading Accent 4"/>
+    <w:lsdException w:name="Light List Accent 4"/>
+    <w:lsdException w:name="Light Grid Accent 4"/>
+    <w:lsdException w:name="Medium Shading 1 Accent 4"/>
+    <w:lsdException w:name="Medium Shading 2 Accent 4"/>
+    <w:lsdException w:name="Medium List 1 Accent 4"/>
+    <w:lsdException w:name="Medium List 2 Accent 4"/>
+    <w:lsdException w:name="Medium Grid 1 Accent 4"/>
+    <w:lsdException w:name="Medium Grid 2 Accent 4"/>
+    <w:lsdException w:name="Medium Grid 3 Accent 4"/>
+    <w:lsdException w:name="Dark List Accent 4"/>
+    <w:lsdException w:name="Colorful Shading Accent 4"/>
+    <w:lsdException w:name="Colorful List Accent 4"/>
+    <w:lsdException w:name="Colorful Grid Accent 4"/>
+    <w:lsdException w:name="Light Shading Accent 5"/>
+    <w:lsdException w:name="Light List Accent 5"/>
+    <w:lsdException w:name="Light Grid Accent 5"/>
+    <w:lsdException w:name="Medium Shading 1 Accent 5"/>
+    <w:lsdException w:name="Medium Shading 2 Accent 5"/>
+    <w:lsdException w:name="Medium List 1 Accent 5"/>
+    <w:lsdException w:name="Medium List 2 Accent 5"/>
+    <w:lsdException w:name="Medium Grid 1 Accent 5"/>
+    <w:lsdException w:name="Medium Grid 2 Accent 5"/>
+    <w:lsdException w:name="Medium Grid 3 Accent 5"/>
+    <w:lsdException w:name="Dark List Accent 5"/>
+    <w:lsdException w:name="Colorful Shading Accent 5"/>
+    <w:lsdException w:name="Colorful List Accent 5"/>
+    <w:lsdException w:name="Colorful Grid Accent 5"/>
+    <w:lsdException w:name="Light Shading Accent 6"/>
+    <w:lsdException w:name="Light List Accent 6"/>
+    <w:lsdException w:name="Light Grid Accent 6"/>
+    <w:lsdException w:name="Medium Shading 1 Accent 6"/>
+    <w:lsdException w:name="Medium Shading 2 Accent 6"/>
+    <w:lsdException w:name="Medium List 1 Accent 6"/>
+    <w:lsdException w:name="Medium List 2 Accent 6"/>
+    <w:lsdException w:name="Medium Grid 1 Accent 6"/>
+    <w:lsdException w:name="Medium Grid 2 Accent 6"/>
+    <w:lsdException w:name="Medium Grid 3 Accent 6"/>
+    <w:lsdException w:name="Dark List Accent 6"/>
+    <w:lsdException w:name="Colorful Shading Accent 6"/>
+    <w:lsdException w:name="Colorful List Accent 6"/>
+    <w:lsdException w:name="Colorful Grid Accent 6"/>
+    <w:lsdException w:name="Subtle Emphasis" w:uiPriority="19" w:qFormat="1"/>
+    <w:lsdException w:name="Intense Emphasis" w:uiPriority="21" w:qFormat="1"/>
+    <w:lsdException w:name="Subtle Reference" w:uiPriority="31" w:qFormat="1"/>
+    <w:lsdException w:name="Intense Reference" w:uiPriority="32" w:qFormat="1"/>
+    <w:lsdException w:name="Book Title" w:uiPriority="33" w:qFormat="1"/>
+    <w:lsdException w:name="Bibliography" w:semiHidden="1" w:uiPriority="37" w:unhideWhenUsed="1"/>
+    <w:lsdException w:name="TOC Heading" w:semiHidden="1" w:uiPriority="39" w:unhideWhenUsed="1" w:qFormat="1"/>
+    <w:lsdException w:name="Plain Table 1" w:uiPriority="41"/>
+    <w:lsdException w:name="Plain Table 2" w:uiPriority="42"/>
+    <w:lsdException w:name="Plain Table 3" w:uiPriority="43"/>
+    <w:lsdException w:name="Plain Table 4" w:uiPriority="44"/>
+    <w:lsdException w:name="Plain Table 5" w:uiPriority="45"/>
+    <w:lsdException w:name="Grid Table Light" w:uiPriority="40"/>
+    <w:lsdException w:name="Grid Table 1 Light" w:uiPriority="46"/>
+    <w:lsdException w:name="Grid Table 2" w:uiPriority="47"/>
+    <w:lsdException w:name="Grid Table 3" w:uiPriority="48"/>
+    <w:lsdException w:name="Grid Table 4" w:uiPriority="49"/>
+    <w:lsdException w:name="Grid Table 5 Dark" w:uiPriority="50"/>
+    <w:lsdException w:name="Grid Table 6 Colorful" w:uiPriority="51"/>
+    <w:lsdException w:name="Grid Table 7 Colorful" w:uiPriority="52"/>
+    <w:lsdException w:name="Grid Table 1 Light Accent 1" w:uiPriority="46"/>
+    <w:lsdException w:name="Grid Table 2 Accent 1" w:uiPriority="47"/>
+    <w:lsdException w:name="Grid Table 3 Accent 1" w:uiPriority="48"/>
+    <w:lsdException w:name="Grid Table 4 Accent 1" w:uiPriority="49"/>
+    <w:lsdException w:name="Grid Table 5 Dark Accent 1" w:uiPriority="50"/>
+    <w:lsdException w:name="Grid Table 6 Colorful Accent 1" w:uiPriority="51"/>
+    <w:lsdException w:name="Grid Table 7 Colorful Accent 1" w:uiPriority="52"/>
+    <w:lsdException w:name="Grid Table 1 Light Accent 2" w:uiPriority="46"/>
+    <w:lsdException w:name="Grid Table 2 Accent 2" w:uiPriority="47"/>
+    <w:lsdException w:name="Grid Table 3 Accent 2" w:uiPriority="48"/>
+    <w:lsdException w:name="Grid Table 4 Accent 2" w:uiPriority="49"/>
+    <w:lsdException w:name="Grid Table 5 Dark Accent 2" w:uiPriority="50"/>
+    <w:lsdException w:name="Grid Table 6 Colorful Accent 2" w:uiPriority="51"/>
+    <w:lsdException w:name="Grid Table 7 Colorful Accent 2" w:uiPriority="52"/>
+    <w:lsdException w:name="Grid Table 1 Light Accent 3" w:uiPriority="46"/>
+    <w:lsdException w:name="Grid Table 2 Accent 3" w:uiPriority="47"/>
+    <w:lsdException w:name="Grid Table 3 Accent 3" w:uiPriority="48"/>
+    <w:lsdException w:name="Grid Table 4 Accent 3" w:uiPriority="49"/>
+    <w:lsdException w:name="Grid Table 5 Dark Accent 3" w:uiPriority="50"/>
+    <w:lsdException w:name="Grid Table 6 Colorful Accent 3" w:uiPriority="51"/>
+    <w:lsdException w:name="Grid Table 7 Colorful Accent 3" w:uiPriority="52"/>
+    <w:lsdException w:name="Grid Table 1 Light Accent 4" w:uiPriority="46"/>
+    <w:lsdException w:name="Grid Table 2 Accent 4" w:uiPriority="47"/>
+    <w:lsdException w:name="Grid Table 3 Accent 4" w:uiPriority="48"/>
+    <w:lsdException w:name="Grid Table 4 Accent 4" w:uiPriority="49"/>
+    <w:lsdException w:name="Grid Table 5 Dark Accent 4" w:uiPriority="50"/>
+    <w:lsdException w:name="Grid Table 6 Colorful Accent 4" w:uiPriority="51"/>
+    <w:lsdException w:name="Grid Table 7 Colorful Accent 4" w:uiPriority="52"/>
+    <w:lsdException w:name="Grid Table 1 Light Accent 5" w:uiPriority="46"/>
+    <w:lsdException w:name="Grid Table 2 Accent 5" w:uiPriority="47"/>
+    <w:lsdException w:name="Grid Table 3 Accent 5" w:uiPriority="48"/>
+    <w:lsdException w:name="Grid Table 4 Accent 5" w:uiPriority="49"/>
+    <w:lsdException w:name="Grid Table 5 Dark Accent 5" w:uiPriority="50"/>
+    <w:lsdException w:name="Grid Table 6 Colorful Accent 5" w:uiPriority="51"/>
+    <w:lsdException w:name="Grid Table 7 Colorful Accent 5" w:uiPriority="52"/>
+    <w:lsdException w:name="Grid Table 1 Light Accent 6" w:uiPriority="46"/>
+    <w:lsdException w:name="Grid Table 2 Accent 6" w:uiPriority="47"/>
+    <w:lsdException w:name="Grid Table 3 Accent 6" w:uiPriority="48"/>
+    <w:lsdException w:name="Grid Table 4 Accent 6" w:uiPriority="49"/>
+    <w:lsdException w:name="Grid Table 5 Dark Accent 6" w:uiPriority="50"/>
+    <w:lsdException w:name="Grid Table 6 Colorful Accent 6" w:uiPriority="51"/>
+    <w:lsdException w:name="Grid Table 7 Colorful Accent 6" w:uiPriority="52"/>
+    <w:lsdException w:name="List Table 1 Light" w:uiPriority="46"/>
+    <w:lsdException w:name="List Table 2" w:uiPriority="47"/>
+    <w:lsdException w:name="List Table 3" w:uiPriority="48"/>
+    <w:lsdException w:name="List Table 4" w:uiPriority="49"/>
+    <w:lsdException w:name="List Table 5 Dark" w:uiPriority="50"/>
+    <w:lsdException w:name="List Table 6 Colorful" w:uiPriority="51"/>
+    <w:lsdException w:name="List Table 7 Colorful" w:uiPriority="52"/>
+    <w:lsdException w:name="List Table 1 Light Accent 1" w:uiPriority="46"/>
+    <w:lsdException w:name="List Table 2 Accent 1" w:uiPriority="47"/>
+    <w:lsdException w:name="List Table 3 Accent 1" w:uiPriority="48"/>
+    <w:lsdException w:name="List Table 4 Accent 1" w:uiPriority="49"/>
+    <w:lsdException w:name="List Table 5 Dark Accent 1" w:uiPriority="50"/>
+    <w:lsdException w:name="List Table 6 Colorful Accent 1" w:uiPriority="51"/>
+    <w:lsdException w:name="List Table 7 Colorful Accent 1" w:uiPriority="52"/>
+    <w:lsdException w:name="List Table 1 Light Accent 2" w:uiPriority="46"/>
+    <w:lsdException w:name="List Table 2 Accent 2" w:uiPriority="47"/>
+    <w:lsdException w:name="List Table 3 Accent 2" w:uiPriority="48"/>
+    <w:lsdException w:name="List Table 4 Accent 2" w:uiPriority="49"/>
+    <w:lsdException w:name="List Table 5 Dark Accent 2" w:uiPriority="50"/>
+    <w:lsdException w:name="List Table 6 Colorful Accent 2" w:uiPriority="51"/>
+    <w:lsdException w:name="List Table 7 Colorful Accent 2" w:uiPriority="52"/>
+    <w:lsdException w:name="List Table 1 Light Accent 3" w:uiPriority="46"/>
+    <w:lsdException w:name="List Table 2 Accent 3" w:uiPriority="47"/>
+    <w:lsdException w:name="List Table 3 Accent 3" w:uiPriority="48"/>
+    <w:lsdException w:name="List Table 4 Accent 3" w:uiPriority="49"/>
+    <w:lsdException w:name="List Table 5 Dark Accent 3" w:uiPriority="50"/>
+    <w:lsdException w:name="List Table 6 Colorful Accent 3" w:uiPriority="51"/>
+    <w:lsdException w:name="List Table 7 Colorful Accent 3" w:uiPriority="52"/>
+    <w:lsdException w:name="List Table 1 Light Accent 4" w:uiPriority="46"/>
+    <w:lsdException w:name="List Table 2 Accent 4" w:uiPriority="47"/>
+    <w:lsdException w:name="List Table 3 Accent 4" w:uiPriority="48"/>
+    <w:lsdException w:name="List Table 4 Accent 4" w:uiPriority="49"/>
+    <w:lsdException w:name="List Table 5 Dark Accent 4" w:uiPriority="50"/>
+    <w:lsdException w:name="List Table 6 Colorful Accent 4" w:uiPriority="51"/>
+    <w:lsdException w:name="List Table 7 Colorful Accent 4" w:uiPriority="52"/>
+    <w:lsdException w:name="List Table 1 Light Accent 5" w:uiPriority="46"/>
+    <w:lsdException w:name="List Table 2 Accent 5" w:uiPriority="47"/>
+    <w:lsdException w:name="List Table 3 Accent 5" w:uiPriority="48"/>
+    <w:lsdException w:name="List Table 4 Accent 5" w:uiPriority="49"/>
+    <w:lsdException w:name="List Table 5 Dark Accent 5" w:uiPriority="50"/>
+    <w:lsdException w:name="List Table 6 Colorful Accent 5" w:uiPriority="51"/>
+    <w:lsdException w:name="List Table 7 Colorful Accent 5" w:uiPriority="52"/>
+    <w:lsdException w:name="List Table 1 Light Accent 6" w:uiPriority="46"/>
+    <w:lsdException w:name="List Table 2 Accent 6" w:uiPriority="47"/>
+    <w:lsdException w:name="List Table 3 Accent 6" w:uiPriority="48"/>
+    <w:lsdException w:name="List Table 4 Accent 6" w:uiPriority="49"/>
+    <w:lsdException w:name="List Table 5 Dark Accent 6" w:uiPriority="50"/>
+    <w:lsdException w:name="List Table 6 Colorful Accent 6" w:uiPriority="51"/>
+    <w:lsdException w:name="List Table 7 Colorful Accent 6" w:uiPriority="52"/>
+    <w:lsdException w:name="Mention" w:semiHidden="1" w:unhideWhenUsed="1"/>
+    <w:lsdException w:name="Smart Hyperlink" w:semiHidden="1" w:unhideWhenUsed="1"/>
+    <w:lsdException w:name="Hashtag" w:semiHidden="1" w:unhideWhenUsed="1"/>
+    <w:lsdException w:name="Unresolved Mention" w:semiHidden="1" w:unhideWhenUsed="1"/>
+    <w:lsdException w:name="Smart Link" w:semiHidden="1" w:unhideWhenUsed="1"/>
   </w:latentStyles>
-  <w:style w:type="paragraph" w:default="1" w:styleId="1">
+  <w:style w:type="paragraph" w:default="1" w:styleId="Normal">
     <w:name w:val="Normal"/>
     <w:qFormat/>
-    <w:uiPriority w:val="0"/>
     <w:pPr>
       <w:spacing w:after="160" w:line="278" w:lineRule="auto"/>
     </w:pPr>
     <w:rPr>
-      <w:rFonts w:asciiTheme="minorHAnsi" w:hAnsiTheme="minorHAnsi" w:eastAsiaTheme="minorHAnsi" w:cstheme="minorBidi"/>
       <w:kern w:val="2"/>
       <w:sz w:val="24"/>
       <w:szCs w:val="24"/>
-      <w:lang w:val="pt-BR" w:eastAsia="en-US" w:bidi="ar-SA"/>
+      <w:lang w:val="pt-BR"/>
       <w14:ligatures w14:val="standardContextual"/>
     </w:rPr>
   </w:style>
-  <w:style w:type="paragraph" w:styleId="2">
+  <w:style w:type="paragraph" w:styleId="Heading1">
     <w:name w:val="heading 1"/>
-    <w:basedOn w:val="1"/>
-    <w:next w:val="1"/>
-    <w:link w:val="15"/>
+    <w:basedOn w:val="Normal"/>
+    <w:next w:val="Normal"/>
+    <w:link w:val="Heading1Char"/>
+    <w:uiPriority w:val="9"/>
     <w:qFormat/>
-    <w:uiPriority w:val="9"/>
     <w:pPr>
       <w:keepNext/>
       <w:keepLines/>
@@ -942,21 +2918,21 @@
       <w:outlineLvl w:val="0"/>
     </w:pPr>
     <w:rPr>
-      <w:rFonts w:asciiTheme="majorHAnsi" w:hAnsiTheme="majorHAnsi" w:eastAsiaTheme="majorEastAsia" w:cstheme="majorBidi"/>
-      <w:color w:val="104862" w:themeColor="accent1" w:themeShade="BF"/>
+      <w:rFonts w:asciiTheme="majorHAnsi" w:eastAsiaTheme="majorEastAsia" w:hAnsiTheme="majorHAnsi" w:cstheme="majorBidi"/>
+      <w:color w:val="0F4761" w:themeColor="accent1" w:themeShade="BF"/>
       <w:sz w:val="40"/>
       <w:szCs w:val="40"/>
     </w:rPr>
   </w:style>
-  <w:style w:type="paragraph" w:styleId="3">
+  <w:style w:type="paragraph" w:styleId="Heading2">
     <w:name w:val="heading 2"/>
-    <w:basedOn w:val="1"/>
-    <w:next w:val="1"/>
-    <w:link w:val="16"/>
+    <w:basedOn w:val="Normal"/>
+    <w:next w:val="Normal"/>
+    <w:link w:val="Heading2Char"/>
+    <w:uiPriority w:val="9"/>
     <w:semiHidden/>
     <w:unhideWhenUsed/>
     <w:qFormat/>
-    <w:uiPriority w:val="9"/>
     <w:pPr>
       <w:keepNext/>
       <w:keepLines/>
@@ -964,21 +2940,21 @@
       <w:outlineLvl w:val="1"/>
     </w:pPr>
     <w:rPr>
-      <w:rFonts w:asciiTheme="majorHAnsi" w:hAnsiTheme="majorHAnsi" w:eastAsiaTheme="majorEastAsia" w:cstheme="majorBidi"/>
-      <w:color w:val="104862" w:themeColor="accent1" w:themeShade="BF"/>
+      <w:rFonts w:asciiTheme="majorHAnsi" w:eastAsiaTheme="majorEastAsia" w:hAnsiTheme="majorHAnsi" w:cstheme="majorBidi"/>
+      <w:color w:val="0F4761" w:themeColor="accent1" w:themeShade="BF"/>
       <w:sz w:val="32"/>
       <w:szCs w:val="32"/>
     </w:rPr>
   </w:style>
-  <w:style w:type="paragraph" w:styleId="4">
+  <w:style w:type="paragraph" w:styleId="Heading3">
     <w:name w:val="heading 3"/>
-    <w:basedOn w:val="1"/>
-    <w:next w:val="1"/>
-    <w:link w:val="17"/>
+    <w:basedOn w:val="Normal"/>
+    <w:next w:val="Normal"/>
+    <w:link w:val="Heading3Char"/>
+    <w:uiPriority w:val="9"/>
     <w:semiHidden/>
     <w:unhideWhenUsed/>
     <w:qFormat/>
-    <w:uiPriority w:val="9"/>
     <w:pPr>
       <w:keepNext/>
       <w:keepLines/>
@@ -987,20 +2963,20 @@
     </w:pPr>
     <w:rPr>
       <w:rFonts w:eastAsiaTheme="majorEastAsia" w:cstheme="majorBidi"/>
-      <w:color w:val="104862" w:themeColor="accent1" w:themeShade="BF"/>
+      <w:color w:val="0F4761" w:themeColor="accent1" w:themeShade="BF"/>
       <w:sz w:val="28"/>
       <w:szCs w:val="28"/>
     </w:rPr>
   </w:style>
-  <w:style w:type="paragraph" w:styleId="5">
+  <w:style w:type="paragraph" w:styleId="Heading4">
     <w:name w:val="heading 4"/>
-    <w:basedOn w:val="1"/>
-    <w:next w:val="1"/>
-    <w:link w:val="18"/>
+    <w:basedOn w:val="Normal"/>
+    <w:next w:val="Normal"/>
+    <w:link w:val="Heading4Char"/>
+    <w:uiPriority w:val="9"/>
     <w:semiHidden/>
     <w:unhideWhenUsed/>
     <w:qFormat/>
-    <w:uiPriority w:val="9"/>
     <w:pPr>
       <w:keepNext/>
       <w:keepLines/>
@@ -1011,18 +2987,18 @@
       <w:rFonts w:eastAsiaTheme="majorEastAsia" w:cstheme="majorBidi"/>
       <w:i/>
       <w:iCs/>
-      <w:color w:val="104862" w:themeColor="accent1" w:themeShade="BF"/>
+      <w:color w:val="0F4761" w:themeColor="accent1" w:themeShade="BF"/>
     </w:rPr>
   </w:style>
-  <w:style w:type="paragraph" w:styleId="6">
+  <w:style w:type="paragraph" w:styleId="Heading5">
     <w:name w:val="heading 5"/>
-    <w:basedOn w:val="1"/>
-    <w:next w:val="1"/>
-    <w:link w:val="19"/>
+    <w:basedOn w:val="Normal"/>
+    <w:next w:val="Normal"/>
+    <w:link w:val="Heading5Char"/>
+    <w:uiPriority w:val="9"/>
     <w:semiHidden/>
     <w:unhideWhenUsed/>
     <w:qFormat/>
-    <w:uiPriority w:val="9"/>
     <w:pPr>
       <w:keepNext/>
       <w:keepLines/>
@@ -1031,18 +3007,18 @@
     </w:pPr>
     <w:rPr>
       <w:rFonts w:eastAsiaTheme="majorEastAsia" w:cstheme="majorBidi"/>
-      <w:color w:val="104862" w:themeColor="accent1" w:themeShade="BF"/>
+      <w:color w:val="0F4761" w:themeColor="accent1" w:themeShade="BF"/>
     </w:rPr>
   </w:style>
-  <w:style w:type="paragraph" w:styleId="7">
+  <w:style w:type="paragraph" w:styleId="Heading6">
     <w:name w:val="heading 6"/>
-    <w:basedOn w:val="1"/>
-    <w:next w:val="1"/>
-    <w:link w:val="20"/>
+    <w:basedOn w:val="Normal"/>
+    <w:next w:val="Normal"/>
+    <w:link w:val="Heading6Char"/>
+    <w:uiPriority w:val="9"/>
     <w:semiHidden/>
     <w:unhideWhenUsed/>
     <w:qFormat/>
-    <w:uiPriority w:val="9"/>
     <w:pPr>
       <w:keepNext/>
       <w:keepLines/>
@@ -1054,25 +3030,17 @@
       <w:i/>
       <w:iCs/>
       <w:color w:val="595959" w:themeColor="text1" w:themeTint="A6"/>
-      <w14:textFill>
-        <w14:solidFill>
-          <w14:schemeClr w14:val="tx1">
-            <w14:lumMod w14:val="65000"/>
-            <w14:lumOff w14:val="35000"/>
-          </w14:schemeClr>
-        </w14:solidFill>
-      </w14:textFill>
     </w:rPr>
   </w:style>
-  <w:style w:type="paragraph" w:styleId="8">
+  <w:style w:type="paragraph" w:styleId="Heading7">
     <w:name w:val="heading 7"/>
-    <w:basedOn w:val="1"/>
-    <w:next w:val="1"/>
-    <w:link w:val="21"/>
+    <w:basedOn w:val="Normal"/>
+    <w:next w:val="Normal"/>
+    <w:link w:val="Heading7Char"/>
+    <w:uiPriority w:val="9"/>
     <w:semiHidden/>
     <w:unhideWhenUsed/>
     <w:qFormat/>
-    <w:uiPriority w:val="9"/>
     <w:pPr>
       <w:keepNext/>
       <w:keepLines/>
@@ -1082,25 +3050,17 @@
     <w:rPr>
       <w:rFonts w:eastAsiaTheme="majorEastAsia" w:cstheme="majorBidi"/>
       <w:color w:val="595959" w:themeColor="text1" w:themeTint="A6"/>
-      <w14:textFill>
-        <w14:solidFill>
-          <w14:schemeClr w14:val="tx1">
-            <w14:lumMod w14:val="65000"/>
-            <w14:lumOff w14:val="35000"/>
-          </w14:schemeClr>
-        </w14:solidFill>
-      </w14:textFill>
     </w:rPr>
   </w:style>
-  <w:style w:type="paragraph" w:styleId="9">
+  <w:style w:type="paragraph" w:styleId="Heading8">
     <w:name w:val="heading 8"/>
-    <w:basedOn w:val="1"/>
-    <w:next w:val="1"/>
-    <w:link w:val="22"/>
+    <w:basedOn w:val="Normal"/>
+    <w:next w:val="Normal"/>
+    <w:link w:val="Heading8Char"/>
+    <w:uiPriority w:val="9"/>
     <w:semiHidden/>
     <w:unhideWhenUsed/>
     <w:qFormat/>
-    <w:uiPriority w:val="9"/>
     <w:pPr>
       <w:keepNext/>
       <w:keepLines/>
@@ -1112,25 +3072,17 @@
       <w:i/>
       <w:iCs/>
       <w:color w:val="262626" w:themeColor="text1" w:themeTint="D9"/>
-      <w14:textFill>
-        <w14:solidFill>
-          <w14:schemeClr w14:val="tx1">
-            <w14:lumMod w14:val="85000"/>
-            <w14:lumOff w14:val="15000"/>
-          </w14:schemeClr>
-        </w14:solidFill>
-      </w14:textFill>
     </w:rPr>
   </w:style>
-  <w:style w:type="paragraph" w:styleId="10">
+  <w:style w:type="paragraph" w:styleId="Heading9">
     <w:name w:val="heading 9"/>
-    <w:basedOn w:val="1"/>
-    <w:next w:val="1"/>
-    <w:link w:val="23"/>
+    <w:basedOn w:val="Normal"/>
+    <w:next w:val="Normal"/>
+    <w:link w:val="Heading9Char"/>
+    <w:uiPriority w:val="9"/>
     <w:semiHidden/>
     <w:unhideWhenUsed/>
     <w:qFormat/>
-    <w:uiPriority w:val="9"/>
     <w:pPr>
       <w:keepNext/>
       <w:keepLines/>
@@ -1140,27 +3092,21 @@
     <w:rPr>
       <w:rFonts w:eastAsiaTheme="majorEastAsia" w:cstheme="majorBidi"/>
       <w:color w:val="262626" w:themeColor="text1" w:themeTint="D9"/>
-      <w14:textFill>
-        <w14:solidFill>
-          <w14:schemeClr w14:val="tx1">
-            <w14:lumMod w14:val="85000"/>
-            <w14:lumOff w14:val="15000"/>
-          </w14:schemeClr>
-        </w14:solidFill>
-      </w14:textFill>
     </w:rPr>
   </w:style>
-  <w:style w:type="character" w:default="1" w:styleId="11">
+  <w:style w:type="character" w:default="1" w:styleId="DefaultParagraphFont">
     <w:name w:val="Default Paragraph Font"/>
-    <w:unhideWhenUsed/>
     <w:uiPriority w:val="1"/>
-  </w:style>
-  <w:style w:type="table" w:default="1" w:styleId="12">
-    <w:name w:val="Normal Table"/>
     <w:semiHidden/>
     <w:unhideWhenUsed/>
+  </w:style>
+  <w:style w:type="table" w:default="1" w:styleId="TableNormal">
+    <w:name w:val="Normal Table"/>
     <w:uiPriority w:val="99"/>
+    <w:semiHidden/>
+    <w:unhideWhenUsed/>
     <w:tblPr>
+      <w:tblInd w:w="0" w:type="dxa"/>
       <w:tblCellMar>
         <w:top w:w="0" w:type="dxa"/>
         <w:left w:w="108" w:type="dxa"/>
@@ -1169,31 +3115,173 @@
       </w:tblCellMar>
     </w:tblPr>
   </w:style>
-  <w:style w:type="paragraph" w:styleId="13">
+  <w:style w:type="numbering" w:default="1" w:styleId="NoList">
+    <w:name w:val="No List"/>
+    <w:uiPriority w:val="99"/>
+    <w:semiHidden/>
+    <w:unhideWhenUsed/>
+  </w:style>
+  <w:style w:type="paragraph" w:styleId="Title">
     <w:name w:val="Title"/>
-    <w:basedOn w:val="1"/>
-    <w:next w:val="1"/>
-    <w:link w:val="24"/>
+    <w:basedOn w:val="Normal"/>
+    <w:next w:val="Normal"/>
+    <w:link w:val="TitleChar"/>
+    <w:uiPriority w:val="10"/>
     <w:qFormat/>
-    <w:uiPriority w:val="10"/>
     <w:pPr>
       <w:spacing w:after="80" w:line="240" w:lineRule="auto"/>
       <w:contextualSpacing/>
     </w:pPr>
     <w:rPr>
-      <w:rFonts w:asciiTheme="majorHAnsi" w:hAnsiTheme="majorHAnsi" w:eastAsiaTheme="majorEastAsia" w:cstheme="majorBidi"/>
+      <w:rFonts w:asciiTheme="majorHAnsi" w:eastAsiaTheme="majorEastAsia" w:hAnsiTheme="majorHAnsi" w:cstheme="majorBidi"/>
       <w:spacing w:val="-10"/>
       <w:kern w:val="28"/>
       <w:sz w:val="56"/>
       <w:szCs w:val="56"/>
     </w:rPr>
   </w:style>
-  <w:style w:type="paragraph" w:styleId="14">
+  <w:style w:type="paragraph" w:styleId="Subtitle">
     <w:name w:val="Subtitle"/>
-    <w:basedOn w:val="1"/>
-    <w:next w:val="1"/>
-    <w:link w:val="25"/>
+    <w:basedOn w:val="Normal"/>
+    <w:next w:val="Normal"/>
+    <w:link w:val="SubtitleChar"/>
+    <w:uiPriority w:val="11"/>
     <w:qFormat/>
+    <w:rPr>
+      <w:rFonts w:eastAsiaTheme="majorEastAsia" w:cstheme="majorBidi"/>
+      <w:color w:val="595959" w:themeColor="text1" w:themeTint="A6"/>
+      <w:spacing w:val="15"/>
+      <w:sz w:val="28"/>
+      <w:szCs w:val="28"/>
+    </w:rPr>
+  </w:style>
+  <w:style w:type="character" w:customStyle="1" w:styleId="Heading1Char">
+    <w:name w:val="Heading 1 Char"/>
+    <w:basedOn w:val="DefaultParagraphFont"/>
+    <w:link w:val="Heading1"/>
+    <w:uiPriority w:val="9"/>
+    <w:rPr>
+      <w:rFonts w:asciiTheme="majorHAnsi" w:eastAsiaTheme="majorEastAsia" w:hAnsiTheme="majorHAnsi" w:cstheme="majorBidi"/>
+      <w:color w:val="0F4761" w:themeColor="accent1" w:themeShade="BF"/>
+      <w:sz w:val="40"/>
+      <w:szCs w:val="40"/>
+    </w:rPr>
+  </w:style>
+  <w:style w:type="character" w:customStyle="1" w:styleId="Heading2Char">
+    <w:name w:val="Heading 2 Char"/>
+    <w:basedOn w:val="DefaultParagraphFont"/>
+    <w:link w:val="Heading2"/>
+    <w:uiPriority w:val="9"/>
+    <w:semiHidden/>
+    <w:rPr>
+      <w:rFonts w:asciiTheme="majorHAnsi" w:eastAsiaTheme="majorEastAsia" w:hAnsiTheme="majorHAnsi" w:cstheme="majorBidi"/>
+      <w:color w:val="0F4761" w:themeColor="accent1" w:themeShade="BF"/>
+      <w:sz w:val="32"/>
+      <w:szCs w:val="32"/>
+    </w:rPr>
+  </w:style>
+  <w:style w:type="character" w:customStyle="1" w:styleId="Heading3Char">
+    <w:name w:val="Heading 3 Char"/>
+    <w:basedOn w:val="DefaultParagraphFont"/>
+    <w:link w:val="Heading3"/>
+    <w:uiPriority w:val="9"/>
+    <w:semiHidden/>
+    <w:rPr>
+      <w:rFonts w:eastAsiaTheme="majorEastAsia" w:cstheme="majorBidi"/>
+      <w:color w:val="0F4761" w:themeColor="accent1" w:themeShade="BF"/>
+      <w:sz w:val="28"/>
+      <w:szCs w:val="28"/>
+    </w:rPr>
+  </w:style>
+  <w:style w:type="character" w:customStyle="1" w:styleId="Heading4Char">
+    <w:name w:val="Heading 4 Char"/>
+    <w:basedOn w:val="DefaultParagraphFont"/>
+    <w:link w:val="Heading4"/>
+    <w:uiPriority w:val="9"/>
+    <w:semiHidden/>
+    <w:rPr>
+      <w:rFonts w:eastAsiaTheme="majorEastAsia" w:cstheme="majorBidi"/>
+      <w:i/>
+      <w:iCs/>
+      <w:color w:val="0F4761" w:themeColor="accent1" w:themeShade="BF"/>
+    </w:rPr>
+  </w:style>
+  <w:style w:type="character" w:customStyle="1" w:styleId="Heading5Char">
+    <w:name w:val="Heading 5 Char"/>
+    <w:basedOn w:val="DefaultParagraphFont"/>
+    <w:link w:val="Heading5"/>
+    <w:uiPriority w:val="9"/>
+    <w:semiHidden/>
+    <w:rPr>
+      <w:rFonts w:eastAsiaTheme="majorEastAsia" w:cstheme="majorBidi"/>
+      <w:color w:val="0F4761" w:themeColor="accent1" w:themeShade="BF"/>
+    </w:rPr>
+  </w:style>
+  <w:style w:type="character" w:customStyle="1" w:styleId="Heading6Char">
+    <w:name w:val="Heading 6 Char"/>
+    <w:basedOn w:val="DefaultParagraphFont"/>
+    <w:link w:val="Heading6"/>
+    <w:uiPriority w:val="9"/>
+    <w:semiHidden/>
+    <w:rPr>
+      <w:rFonts w:eastAsiaTheme="majorEastAsia" w:cstheme="majorBidi"/>
+      <w:i/>
+      <w:iCs/>
+      <w:color w:val="595959" w:themeColor="text1" w:themeTint="A6"/>
+    </w:rPr>
+  </w:style>
+  <w:style w:type="character" w:customStyle="1" w:styleId="Heading7Char">
+    <w:name w:val="Heading 7 Char"/>
+    <w:basedOn w:val="DefaultParagraphFont"/>
+    <w:link w:val="Heading7"/>
+    <w:uiPriority w:val="9"/>
+    <w:semiHidden/>
+    <w:rPr>
+      <w:rFonts w:eastAsiaTheme="majorEastAsia" w:cstheme="majorBidi"/>
+      <w:color w:val="595959" w:themeColor="text1" w:themeTint="A6"/>
+    </w:rPr>
+  </w:style>
+  <w:style w:type="character" w:customStyle="1" w:styleId="Heading8Char">
+    <w:name w:val="Heading 8 Char"/>
+    <w:basedOn w:val="DefaultParagraphFont"/>
+    <w:link w:val="Heading8"/>
+    <w:uiPriority w:val="9"/>
+    <w:semiHidden/>
+    <w:rPr>
+      <w:rFonts w:eastAsiaTheme="majorEastAsia" w:cstheme="majorBidi"/>
+      <w:i/>
+      <w:iCs/>
+      <w:color w:val="262626" w:themeColor="text1" w:themeTint="D9"/>
+    </w:rPr>
+  </w:style>
+  <w:style w:type="character" w:customStyle="1" w:styleId="Heading9Char">
+    <w:name w:val="Heading 9 Char"/>
+    <w:basedOn w:val="DefaultParagraphFont"/>
+    <w:link w:val="Heading9"/>
+    <w:uiPriority w:val="9"/>
+    <w:semiHidden/>
+    <w:rPr>
+      <w:rFonts w:eastAsiaTheme="majorEastAsia" w:cstheme="majorBidi"/>
+      <w:color w:val="262626" w:themeColor="text1" w:themeTint="D9"/>
+    </w:rPr>
+  </w:style>
+  <w:style w:type="character" w:customStyle="1" w:styleId="TitleChar">
+    <w:name w:val="Title Char"/>
+    <w:basedOn w:val="DefaultParagraphFont"/>
+    <w:link w:val="Title"/>
+    <w:uiPriority w:val="10"/>
+    <w:rPr>
+      <w:rFonts w:asciiTheme="majorHAnsi" w:eastAsiaTheme="majorEastAsia" w:hAnsiTheme="majorHAnsi" w:cstheme="majorBidi"/>
+      <w:spacing w:val="-10"/>
+      <w:kern w:val="28"/>
+      <w:sz w:val="56"/>
+      <w:szCs w:val="56"/>
+    </w:rPr>
+  </w:style>
+  <w:style w:type="character" w:customStyle="1" w:styleId="SubtitleChar">
+    <w:name w:val="Subtitle Char"/>
+    <w:basedOn w:val="DefaultParagraphFont"/>
+    <w:link w:val="Subtitle"/>
     <w:uiPriority w:val="11"/>
     <w:rPr>
       <w:rFonts w:eastAsiaTheme="majorEastAsia" w:cstheme="majorBidi"/>
@@ -1201,199 +3289,15 @@
       <w:spacing w:val="15"/>
       <w:sz w:val="28"/>
       <w:szCs w:val="28"/>
-      <w14:textFill>
-        <w14:solidFill>
-          <w14:schemeClr w14:val="tx1">
-            <w14:lumMod w14:val="65000"/>
-            <w14:lumOff w14:val="35000"/>
-          </w14:schemeClr>
-        </w14:solidFill>
-      </w14:textFill>
     </w:rPr>
   </w:style>
-  <w:style w:type="character" w:customStyle="1" w:styleId="15">
-    <w:name w:val="Título 1 Char"/>
-    <w:basedOn w:val="11"/>
-    <w:link w:val="2"/>
-    <w:uiPriority w:val="9"/>
-    <w:rPr>
-      <w:rFonts w:asciiTheme="majorHAnsi" w:hAnsiTheme="majorHAnsi" w:eastAsiaTheme="majorEastAsia" w:cstheme="majorBidi"/>
-      <w:color w:val="104862" w:themeColor="accent1" w:themeShade="BF"/>
-      <w:sz w:val="40"/>
-      <w:szCs w:val="40"/>
-    </w:rPr>
-  </w:style>
-  <w:style w:type="character" w:customStyle="1" w:styleId="16">
-    <w:name w:val="Título 2 Char"/>
-    <w:basedOn w:val="11"/>
-    <w:link w:val="3"/>
-    <w:semiHidden/>
-    <w:uiPriority w:val="9"/>
-    <w:rPr>
-      <w:rFonts w:asciiTheme="majorHAnsi" w:hAnsiTheme="majorHAnsi" w:eastAsiaTheme="majorEastAsia" w:cstheme="majorBidi"/>
-      <w:color w:val="104862" w:themeColor="accent1" w:themeShade="BF"/>
-      <w:sz w:val="32"/>
-      <w:szCs w:val="32"/>
-    </w:rPr>
-  </w:style>
-  <w:style w:type="character" w:customStyle="1" w:styleId="17">
-    <w:name w:val="Título 3 Char"/>
-    <w:basedOn w:val="11"/>
-    <w:link w:val="4"/>
-    <w:semiHidden/>
-    <w:uiPriority w:val="9"/>
-    <w:rPr>
-      <w:rFonts w:eastAsiaTheme="majorEastAsia" w:cstheme="majorBidi"/>
-      <w:color w:val="104862" w:themeColor="accent1" w:themeShade="BF"/>
-      <w:sz w:val="28"/>
-      <w:szCs w:val="28"/>
-    </w:rPr>
-  </w:style>
-  <w:style w:type="character" w:customStyle="1" w:styleId="18">
-    <w:name w:val="Título 4 Char"/>
-    <w:basedOn w:val="11"/>
-    <w:link w:val="5"/>
-    <w:semiHidden/>
-    <w:uiPriority w:val="9"/>
-    <w:rPr>
-      <w:rFonts w:eastAsiaTheme="majorEastAsia" w:cstheme="majorBidi"/>
-      <w:i/>
-      <w:iCs/>
-      <w:color w:val="104862" w:themeColor="accent1" w:themeShade="BF"/>
-    </w:rPr>
-  </w:style>
-  <w:style w:type="character" w:customStyle="1" w:styleId="19">
-    <w:name w:val="Título 5 Char"/>
-    <w:basedOn w:val="11"/>
-    <w:link w:val="6"/>
-    <w:semiHidden/>
-    <w:uiPriority w:val="9"/>
-    <w:rPr>
-      <w:rFonts w:eastAsiaTheme="majorEastAsia" w:cstheme="majorBidi"/>
-      <w:color w:val="104862" w:themeColor="accent1" w:themeShade="BF"/>
-    </w:rPr>
-  </w:style>
-  <w:style w:type="character" w:customStyle="1" w:styleId="20">
-    <w:name w:val="Título 6 Char"/>
-    <w:basedOn w:val="11"/>
-    <w:link w:val="7"/>
-    <w:semiHidden/>
-    <w:uiPriority w:val="9"/>
-    <w:rPr>
-      <w:rFonts w:eastAsiaTheme="majorEastAsia" w:cstheme="majorBidi"/>
-      <w:i/>
-      <w:iCs/>
-      <w:color w:val="595959" w:themeColor="text1" w:themeTint="A6"/>
-      <w14:textFill>
-        <w14:solidFill>
-          <w14:schemeClr w14:val="tx1">
-            <w14:lumMod w14:val="65000"/>
-            <w14:lumOff w14:val="35000"/>
-          </w14:schemeClr>
-        </w14:solidFill>
-      </w14:textFill>
-    </w:rPr>
-  </w:style>
-  <w:style w:type="character" w:customStyle="1" w:styleId="21">
-    <w:name w:val="Título 7 Char"/>
-    <w:basedOn w:val="11"/>
-    <w:link w:val="8"/>
-    <w:semiHidden/>
-    <w:uiPriority w:val="9"/>
-    <w:rPr>
-      <w:rFonts w:eastAsiaTheme="majorEastAsia" w:cstheme="majorBidi"/>
-      <w:color w:val="595959" w:themeColor="text1" w:themeTint="A6"/>
-      <w14:textFill>
-        <w14:solidFill>
-          <w14:schemeClr w14:val="tx1">
-            <w14:lumMod w14:val="65000"/>
-            <w14:lumOff w14:val="35000"/>
-          </w14:schemeClr>
-        </w14:solidFill>
-      </w14:textFill>
-    </w:rPr>
-  </w:style>
-  <w:style w:type="character" w:customStyle="1" w:styleId="22">
-    <w:name w:val="Título 8 Char"/>
-    <w:basedOn w:val="11"/>
-    <w:link w:val="9"/>
-    <w:semiHidden/>
-    <w:uiPriority w:val="9"/>
-    <w:rPr>
-      <w:rFonts w:eastAsiaTheme="majorEastAsia" w:cstheme="majorBidi"/>
-      <w:i/>
-      <w:iCs/>
-      <w:color w:val="262626" w:themeColor="text1" w:themeTint="D9"/>
-      <w14:textFill>
-        <w14:solidFill>
-          <w14:schemeClr w14:val="tx1">
-            <w14:lumMod w14:val="85000"/>
-            <w14:lumOff w14:val="15000"/>
-          </w14:schemeClr>
-        </w14:solidFill>
-      </w14:textFill>
-    </w:rPr>
-  </w:style>
-  <w:style w:type="character" w:customStyle="1" w:styleId="23">
-    <w:name w:val="Título 9 Char"/>
-    <w:basedOn w:val="11"/>
-    <w:link w:val="10"/>
-    <w:semiHidden/>
-    <w:uiPriority w:val="9"/>
-    <w:rPr>
-      <w:rFonts w:eastAsiaTheme="majorEastAsia" w:cstheme="majorBidi"/>
-      <w:color w:val="262626" w:themeColor="text1" w:themeTint="D9"/>
-      <w14:textFill>
-        <w14:solidFill>
-          <w14:schemeClr w14:val="tx1">
-            <w14:lumMod w14:val="85000"/>
-            <w14:lumOff w14:val="15000"/>
-          </w14:schemeClr>
-        </w14:solidFill>
-      </w14:textFill>
-    </w:rPr>
-  </w:style>
-  <w:style w:type="character" w:customStyle="1" w:styleId="24">
-    <w:name w:val="Título Char"/>
-    <w:basedOn w:val="11"/>
-    <w:link w:val="13"/>
-    <w:uiPriority w:val="10"/>
-    <w:rPr>
-      <w:rFonts w:asciiTheme="majorHAnsi" w:hAnsiTheme="majorHAnsi" w:eastAsiaTheme="majorEastAsia" w:cstheme="majorBidi"/>
-      <w:spacing w:val="-10"/>
-      <w:kern w:val="28"/>
-      <w:sz w:val="56"/>
-      <w:szCs w:val="56"/>
-    </w:rPr>
-  </w:style>
-  <w:style w:type="character" w:customStyle="1" w:styleId="25">
-    <w:name w:val="Subtítulo Char"/>
-    <w:basedOn w:val="11"/>
-    <w:link w:val="14"/>
-    <w:uiPriority w:val="11"/>
-    <w:rPr>
-      <w:rFonts w:eastAsiaTheme="majorEastAsia" w:cstheme="majorBidi"/>
-      <w:color w:val="595959" w:themeColor="text1" w:themeTint="A6"/>
-      <w:spacing w:val="15"/>
-      <w:sz w:val="28"/>
-      <w:szCs w:val="28"/>
-      <w14:textFill>
-        <w14:solidFill>
-          <w14:schemeClr w14:val="tx1">
-            <w14:lumMod w14:val="65000"/>
-            <w14:lumOff w14:val="35000"/>
-          </w14:schemeClr>
-        </w14:solidFill>
-      </w14:textFill>
-    </w:rPr>
-  </w:style>
-  <w:style w:type="paragraph" w:styleId="26">
+  <w:style w:type="paragraph" w:styleId="Quote">
     <w:name w:val="Quote"/>
-    <w:basedOn w:val="1"/>
-    <w:next w:val="1"/>
-    <w:link w:val="27"/>
+    <w:basedOn w:val="Normal"/>
+    <w:next w:val="Normal"/>
+    <w:link w:val="QuoteChar"/>
+    <w:uiPriority w:val="29"/>
     <w:qFormat/>
-    <w:uiPriority w:val="29"/>
     <w:pPr>
       <w:spacing w:before="160"/>
       <w:jc w:val="center"/>
@@ -1402,67 +3306,51 @@
       <w:i/>
       <w:iCs/>
       <w:color w:val="404040" w:themeColor="text1" w:themeTint="BF"/>
-      <w14:textFill>
-        <w14:solidFill>
-          <w14:schemeClr w14:val="tx1">
-            <w14:lumMod w14:val="75000"/>
-            <w14:lumOff w14:val="25000"/>
-          </w14:schemeClr>
-        </w14:solidFill>
-      </w14:textFill>
     </w:rPr>
   </w:style>
-  <w:style w:type="character" w:customStyle="1" w:styleId="27">
-    <w:name w:val="Citação Char"/>
-    <w:basedOn w:val="11"/>
-    <w:link w:val="26"/>
+  <w:style w:type="character" w:customStyle="1" w:styleId="QuoteChar">
+    <w:name w:val="Quote Char"/>
+    <w:basedOn w:val="DefaultParagraphFont"/>
+    <w:link w:val="Quote"/>
     <w:uiPriority w:val="29"/>
     <w:rPr>
       <w:i/>
       <w:iCs/>
       <w:color w:val="404040" w:themeColor="text1" w:themeTint="BF"/>
-      <w14:textFill>
-        <w14:solidFill>
-          <w14:schemeClr w14:val="tx1">
-            <w14:lumMod w14:val="75000"/>
-            <w14:lumOff w14:val="25000"/>
-          </w14:schemeClr>
-        </w14:solidFill>
-      </w14:textFill>
     </w:rPr>
   </w:style>
-  <w:style w:type="paragraph" w:styleId="28">
+  <w:style w:type="paragraph" w:styleId="ListParagraph">
     <w:name w:val="List Paragraph"/>
-    <w:basedOn w:val="1"/>
+    <w:basedOn w:val="Normal"/>
+    <w:uiPriority w:val="34"/>
     <w:qFormat/>
-    <w:uiPriority w:val="34"/>
     <w:pPr>
       <w:ind w:left="720"/>
       <w:contextualSpacing/>
     </w:pPr>
   </w:style>
-  <w:style w:type="character" w:customStyle="1" w:styleId="29">
-    <w:name w:val="Intense Emphasis"/>
-    <w:basedOn w:val="11"/>
+  <w:style w:type="character" w:customStyle="1" w:styleId="IntenseEmphasis1">
+    <w:name w:val="Intense Emphasis1"/>
+    <w:basedOn w:val="DefaultParagraphFont"/>
+    <w:uiPriority w:val="21"/>
     <w:qFormat/>
-    <w:uiPriority w:val="21"/>
     <w:rPr>
       <w:i/>
       <w:iCs/>
-      <w:color w:val="104862" w:themeColor="accent1" w:themeShade="BF"/>
+      <w:color w:val="0F4761" w:themeColor="accent1" w:themeShade="BF"/>
     </w:rPr>
   </w:style>
-  <w:style w:type="paragraph" w:styleId="30">
+  <w:style w:type="paragraph" w:styleId="IntenseQuote">
     <w:name w:val="Intense Quote"/>
-    <w:basedOn w:val="1"/>
-    <w:next w:val="1"/>
-    <w:link w:val="31"/>
+    <w:basedOn w:val="Normal"/>
+    <w:next w:val="Normal"/>
+    <w:link w:val="IntenseQuoteChar"/>
+    <w:uiPriority w:val="30"/>
     <w:qFormat/>
-    <w:uiPriority w:val="30"/>
     <w:pPr>
       <w:pBdr>
-        <w:top w:val="single" w:color="0F4761" w:themeColor="accent1" w:themeShade="BF" w:sz="4" w:space="10"/>
-        <w:bottom w:val="single" w:color="0F4761" w:themeColor="accent1" w:themeShade="BF" w:sz="4" w:space="10"/>
+        <w:top w:val="single" w:sz="4" w:space="10" w:color="0F4761" w:themeColor="accent1" w:themeShade="BF"/>
+        <w:bottom w:val="single" w:sz="4" w:space="10" w:color="0F4761" w:themeColor="accent1" w:themeShade="BF"/>
       </w:pBdr>
       <w:spacing w:before="360" w:after="360"/>
       <w:ind w:left="864" w:right="864"/>
@@ -1471,31 +3359,47 @@
     <w:rPr>
       <w:i/>
       <w:iCs/>
-      <w:color w:val="104862" w:themeColor="accent1" w:themeShade="BF"/>
+      <w:color w:val="0F4761" w:themeColor="accent1" w:themeShade="BF"/>
     </w:rPr>
   </w:style>
-  <w:style w:type="character" w:customStyle="1" w:styleId="31">
-    <w:name w:val="Citação Intensa Char"/>
-    <w:basedOn w:val="11"/>
-    <w:link w:val="30"/>
+  <w:style w:type="character" w:customStyle="1" w:styleId="IntenseQuoteChar">
+    <w:name w:val="Intense Quote Char"/>
+    <w:basedOn w:val="DefaultParagraphFont"/>
+    <w:link w:val="IntenseQuote"/>
     <w:uiPriority w:val="30"/>
     <w:rPr>
       <w:i/>
       <w:iCs/>
-      <w:color w:val="104862" w:themeColor="accent1" w:themeShade="BF"/>
+      <w:color w:val="0F4761" w:themeColor="accent1" w:themeShade="BF"/>
     </w:rPr>
   </w:style>
-  <w:style w:type="character" w:customStyle="1" w:styleId="32">
-    <w:name w:val="Intense Reference"/>
-    <w:basedOn w:val="11"/>
+  <w:style w:type="character" w:customStyle="1" w:styleId="IntenseReference1">
+    <w:name w:val="Intense Reference1"/>
+    <w:basedOn w:val="DefaultParagraphFont"/>
+    <w:uiPriority w:val="32"/>
     <w:qFormat/>
-    <w:uiPriority w:val="32"/>
     <w:rPr>
       <w:b/>
       <w:bCs/>
       <w:smallCaps/>
-      <w:color w:val="104862" w:themeColor="accent1" w:themeShade="BF"/>
+      <w:color w:val="0F4761" w:themeColor="accent1" w:themeShade="BF"/>
       <w:spacing w:val="5"/>
+    </w:rPr>
+  </w:style>
+  <w:style w:type="paragraph" w:styleId="NormalWeb">
+    <w:name w:val="Normal (Web)"/>
+    <w:basedOn w:val="Normal"/>
+    <w:uiPriority w:val="99"/>
+    <w:unhideWhenUsed/>
+    <w:rsid w:val="001F48F6"/>
+    <w:pPr>
+      <w:spacing w:before="100" w:beforeAutospacing="1" w:after="100" w:afterAutospacing="1" w:line="240" w:lineRule="auto"/>
+    </w:pPr>
+    <w:rPr>
+      <w:rFonts w:ascii="Times New Roman" w:eastAsia="Times New Roman" w:hAnsi="Times New Roman" w:cs="Times New Roman"/>
+      <w:kern w:val="0"/>
+      <w:lang w:val="en-BR"/>
+      <w14:ligatures w14:val="none"/>
     </w:rPr>
   </w:style>
 </w:styles>
@@ -1773,5 +3677,6 @@
       </a:style>
     </a:lnDef>
   </a:objectDefaults>
+  <a:extraClrSchemeLst/>
 </a:theme>
 </file>